--- a/Phase-B/Capstone Project Phase B Avishay and Kfir.docx
+++ b/Phase-B/Capstone Project Phase B Avishay and Kfir.docx
@@ -4628,7 +4628,23 @@
           <w:sz w:val="24"/>
           <w:szCs w:val="24"/>
         </w:rPr>
-        <w:t>One of the most significant technical challenges was integrating artificial intelligence through the OpenAI API. We aimed to use AI to generate rich, readable treatment plans based on the calculated data. This required us to design a prompt format that was both accurate and efficient. Initially, we struggled with long prompts that produced slow or inconsistent results. To solve this, we iterated multiple times on the prompt structure, eventually creating a Markdown-based format that could be parsed easily and rendered directly in the UI. This not only improved performance but also allowed for better control of tone and structure in the AI-generated content.</w:t>
+        <w:t xml:space="preserve">One of the most significant technical challenges was integrating artificial intelligence through the OpenAI API. We aimed to use AI to generate rich, readable treatment plans based on the calculated data. This required us to design a prompt format that was both accurate and efficient. Initially, we struggled with long prompts that produced slow or inconsistent results. To solve this, we iterated multiple times on the prompt structure, eventually creating a </w:t>
+      </w:r>
+      <w:r>
+        <w:rPr>
+          <w:rFonts w:asciiTheme="majorBidi" w:hAnsiTheme="majorBidi" w:cstheme="majorBidi"/>
+          <w:sz w:val="24"/>
+          <w:szCs w:val="24"/>
+        </w:rPr>
+        <w:t>JSON</w:t>
+      </w:r>
+      <w:r>
+        <w:rPr>
+          <w:rFonts w:asciiTheme="majorBidi" w:hAnsiTheme="majorBidi" w:cstheme="majorBidi"/>
+          <w:sz w:val="24"/>
+          <w:szCs w:val="24"/>
+        </w:rPr>
+        <w:t>-based format that could be parsed easily and rendered directly in the UI. This not only improved performance but also allowed for better control of tone and structure in the AI-generated content.</w:t>
       </w:r>
     </w:p>
     <w:p>
@@ -5088,7 +5104,23 @@
           <w:sz w:val="24"/>
           <w:szCs w:val="24"/>
         </w:rPr>
-        <w:t>Once the protocol is finalized, it is passed as input to an AI-powered text generator through a prompt that includes both content and formatting instructions. The AI component uses this prompt to generate a comprehensive daily treatment plan in Markdown format, segmented into four parts: (1) Daily Meal Plan, (2) Hydration Guidelines, (3) Physical Activity Plan, and (4) Sleep Schedule. Each section includes detailed, structured, and interpretable recommendations, including meal options, portion sizes, preparation tips, and nutrient breakdowns. This natural-language output ensures the information is accessible to non-professionals while maintaining clinical accuracy.</w:t>
+        <w:t xml:space="preserve">Once the protocol is finalized, it is passed as input to an AI-powered text generator through a prompt that includes both content and formatting instructions. The AI component uses this prompt to generate a comprehensive daily treatment plan in </w:t>
+      </w:r>
+      <w:r>
+        <w:rPr>
+          <w:rFonts w:asciiTheme="majorBidi" w:hAnsiTheme="majorBidi" w:cstheme="majorBidi"/>
+          <w:sz w:val="24"/>
+          <w:szCs w:val="24"/>
+        </w:rPr>
+        <w:t>JSON</w:t>
+      </w:r>
+      <w:r>
+        <w:rPr>
+          <w:rFonts w:asciiTheme="majorBidi" w:hAnsiTheme="majorBidi" w:cstheme="majorBidi"/>
+          <w:sz w:val="24"/>
+          <w:szCs w:val="24"/>
+        </w:rPr>
+        <w:t xml:space="preserve"> format, segmented into four parts: (1) Daily Meal Plan, (2) Hydration Guidelines, (3) Physical Activity Plan, and (4) Sleep Schedule. Each section includes detailed, structured, and interpretable recommendations, including meal options, portion sizes, preparation tips, and nutrient breakdowns. This natural-language output ensures the information is accessible to non-professionals while maintaining clinical accuracy.</w:t>
       </w:r>
     </w:p>
     <w:p>
@@ -9454,7 +9486,7 @@
           <w:noProof/>
         </w:rPr>
         <w:drawing>
-          <wp:anchor distT="0" distB="0" distL="114300" distR="114300" simplePos="0" relativeHeight="251678720" behindDoc="0" locked="0" layoutInCell="1" allowOverlap="1" wp14:anchorId="252BF5E9" wp14:editId="263531DA">
+          <wp:anchor distT="0" distB="0" distL="114300" distR="114300" simplePos="0" relativeHeight="251678720" behindDoc="0" locked="0" layoutInCell="1" allowOverlap="1" wp14:anchorId="252BF5E9" wp14:editId="32B2B35D">
             <wp:simplePos x="0" y="0"/>
             <wp:positionH relativeFrom="margin">
               <wp:posOffset>1273175</wp:posOffset>
@@ -10997,6 +11029,7 @@
       <w:r>
         <w:rPr>
           <w:rFonts w:asciiTheme="majorBidi" w:hAnsiTheme="majorBidi" w:cstheme="majorBidi"/>
+          <w:noProof/>
           <w:sz w:val="24"/>
           <w:szCs w:val="24"/>
         </w:rPr>
@@ -11295,7 +11328,7 @@
           <w:noProof/>
         </w:rPr>
         <w:drawing>
-          <wp:anchor distT="0" distB="0" distL="114300" distR="114300" simplePos="0" relativeHeight="251687936" behindDoc="0" locked="0" layoutInCell="1" allowOverlap="1" wp14:anchorId="2A4C62AE" wp14:editId="2AF999B7">
+          <wp:anchor distT="0" distB="0" distL="114300" distR="114300" simplePos="0" relativeHeight="251687936" behindDoc="0" locked="0" layoutInCell="1" allowOverlap="1" wp14:anchorId="2A4C62AE" wp14:editId="0046AEF6">
             <wp:simplePos x="0" y="0"/>
             <wp:positionH relativeFrom="margin">
               <wp:posOffset>64827</wp:posOffset>
@@ -35774,6 +35807,7 @@
   <w:style w:type="character" w:default="1" w:styleId="DefaultParagraphFont">
     <w:name w:val="Default Paragraph Font"/>
     <w:uiPriority w:val="1"/>
+    <w:semiHidden/>
     <w:unhideWhenUsed/>
   </w:style>
   <w:style w:type="table" w:default="1" w:styleId="TableNormal">

--- a/Phase-B/Capstone Project Phase B Avishay and Kfir.docx
+++ b/Phase-B/Capstone Project Phase B Avishay and Kfir.docx
@@ -284,28 +284,6 @@
         </w:rPr>
         <w:t>Kfir Sharoni</w:t>
       </w:r>
-      <w:r>
-        <w:rPr>
-          <w:rFonts w:cstheme="minorHAnsi"/>
-          <w:b/>
-          <w:bCs/>
-          <w:color w:val="000000" w:themeColor="text1"/>
-          <w:sz w:val="32"/>
-          <w:szCs w:val="32"/>
-        </w:rPr>
-        <w:t xml:space="preserve">, ID: </w:t>
-      </w:r>
-      <w:r>
-        <w:rPr>
-          <w:rFonts w:cstheme="minorHAnsi"/>
-          <w:b/>
-          <w:bCs/>
-          <w:color w:val="000000" w:themeColor="text1"/>
-          <w:sz w:val="32"/>
-          <w:szCs w:val="32"/>
-        </w:rPr>
-        <w:t>206013559</w:t>
-      </w:r>
     </w:p>
     <w:p>
       <w:pPr>
@@ -366,28 +344,6 @@
           <w:szCs w:val="32"/>
         </w:rPr>
         <w:t>Avishay Halifa</w:t>
-      </w:r>
-      <w:r>
-        <w:rPr>
-          <w:rFonts w:cstheme="minorHAnsi"/>
-          <w:b/>
-          <w:bCs/>
-          <w:color w:val="000000" w:themeColor="text1"/>
-          <w:sz w:val="32"/>
-          <w:szCs w:val="32"/>
-        </w:rPr>
-        <w:t xml:space="preserve">, ID: </w:t>
-      </w:r>
-      <w:r>
-        <w:rPr>
-          <w:rFonts w:cstheme="minorHAnsi"/>
-          <w:b/>
-          <w:bCs/>
-          <w:color w:val="000000" w:themeColor="text1"/>
-          <w:sz w:val="32"/>
-          <w:szCs w:val="32"/>
-        </w:rPr>
-        <w:t>209404425</w:t>
       </w:r>
     </w:p>
     <w:p>
@@ -521,6 +477,7 @@
               <w:sz w:val="24"/>
               <w:szCs w:val="24"/>
               <w:rtl/>
+              <w:lang w:val="en-IL" w:eastAsia="en-IL"/>
               <w14:ligatures w14:val="standardContextual"/>
             </w:rPr>
           </w:pPr>
@@ -548,7 +505,7 @@
             </w:rPr>
             <w:fldChar w:fldCharType="separate"/>
           </w:r>
-          <w:hyperlink w:anchor="_Toc203911030" w:history="1">
+          <w:hyperlink w:anchor="_Toc204686725" w:history="1">
             <w:r>
               <w:rPr>
                 <w:rStyle w:val="Hyperlink"/>
@@ -600,7 +557,7 @@
                 <w:noProof/>
                 <w:webHidden/>
               </w:rPr>
-              <w:instrText>Toc203911030 \h</w:instrText>
+              <w:instrText>Toc204686725 \h</w:instrText>
             </w:r>
             <w:r>
               <w:rPr>
@@ -627,8 +584,10 @@
             </w:r>
             <w:r>
               <w:rPr>
+                <w:rFonts w:cs="Times New Roman"/>
                 <w:noProof/>
                 <w:webHidden/>
+                <w:rtl/>
               </w:rPr>
               <w:t>3</w:t>
             </w:r>
@@ -652,10 +611,11 @@
               <w:sz w:val="24"/>
               <w:szCs w:val="24"/>
               <w:rtl/>
+              <w:lang w:val="en-IL" w:eastAsia="en-IL"/>
               <w14:ligatures w14:val="standardContextual"/>
             </w:rPr>
           </w:pPr>
-          <w:hyperlink w:anchor="_Toc203911031" w:history="1">
+          <w:hyperlink w:anchor="_Toc204686726" w:history="1">
             <w:r>
               <w:rPr>
                 <w:rStyle w:val="Hyperlink"/>
@@ -707,7 +667,7 @@
                 <w:noProof/>
                 <w:webHidden/>
               </w:rPr>
-              <w:instrText>Toc203911031 \h</w:instrText>
+              <w:instrText>Toc204686726 \h</w:instrText>
             </w:r>
             <w:r>
               <w:rPr>
@@ -734,8 +694,10 @@
             </w:r>
             <w:r>
               <w:rPr>
+                <w:rFonts w:cs="Times New Roman"/>
                 <w:noProof/>
                 <w:webHidden/>
+                <w:rtl/>
               </w:rPr>
               <w:t>4</w:t>
             </w:r>
@@ -759,10 +721,11 @@
               <w:sz w:val="24"/>
               <w:szCs w:val="24"/>
               <w:rtl/>
+              <w:lang w:val="en-IL" w:eastAsia="en-IL"/>
               <w14:ligatures w14:val="standardContextual"/>
             </w:rPr>
           </w:pPr>
-          <w:hyperlink w:anchor="_Toc203911032" w:history="1">
+          <w:hyperlink w:anchor="_Toc204686727" w:history="1">
             <w:r>
               <w:rPr>
                 <w:rStyle w:val="Hyperlink"/>
@@ -814,7 +777,7 @@
                 <w:noProof/>
                 <w:webHidden/>
               </w:rPr>
-              <w:instrText>Toc203911032 \h</w:instrText>
+              <w:instrText>Toc204686727 \h</w:instrText>
             </w:r>
             <w:r>
               <w:rPr>
@@ -841,8 +804,10 @@
             </w:r>
             <w:r>
               <w:rPr>
+                <w:rFonts w:cs="Times New Roman"/>
                 <w:noProof/>
                 <w:webHidden/>
+                <w:rtl/>
               </w:rPr>
               <w:t>5</w:t>
             </w:r>
@@ -866,10 +831,11 @@
               <w:sz w:val="24"/>
               <w:szCs w:val="24"/>
               <w:rtl/>
+              <w:lang w:val="en-IL" w:eastAsia="en-IL"/>
               <w14:ligatures w14:val="standardContextual"/>
             </w:rPr>
           </w:pPr>
-          <w:hyperlink w:anchor="_Toc203911033" w:history="1">
+          <w:hyperlink w:anchor="_Toc204686728" w:history="1">
             <w:r>
               <w:rPr>
                 <w:rStyle w:val="Hyperlink"/>
@@ -921,7 +887,7 @@
                 <w:noProof/>
                 <w:webHidden/>
               </w:rPr>
-              <w:instrText>Toc203911033 \h</w:instrText>
+              <w:instrText>Toc204686728 \h</w:instrText>
             </w:r>
             <w:r>
               <w:rPr>
@@ -948,8 +914,10 @@
             </w:r>
             <w:r>
               <w:rPr>
+                <w:rFonts w:cs="Times New Roman"/>
                 <w:noProof/>
                 <w:webHidden/>
+                <w:rtl/>
               </w:rPr>
               <w:t>5</w:t>
             </w:r>
@@ -973,10 +941,11 @@
               <w:sz w:val="24"/>
               <w:szCs w:val="24"/>
               <w:rtl/>
+              <w:lang w:val="en-IL" w:eastAsia="en-IL"/>
               <w14:ligatures w14:val="standardContextual"/>
             </w:rPr>
           </w:pPr>
-          <w:hyperlink w:anchor="_Toc203911034" w:history="1">
+          <w:hyperlink w:anchor="_Toc204686729" w:history="1">
             <w:r>
               <w:rPr>
                 <w:rStyle w:val="Hyperlink"/>
@@ -1028,7 +997,7 @@
                 <w:noProof/>
                 <w:webHidden/>
               </w:rPr>
-              <w:instrText>Toc203911034 \h</w:instrText>
+              <w:instrText>Toc204686729 \h</w:instrText>
             </w:r>
             <w:r>
               <w:rPr>
@@ -1055,8 +1024,10 @@
             </w:r>
             <w:r>
               <w:rPr>
+                <w:rFonts w:cs="Times New Roman"/>
                 <w:noProof/>
                 <w:webHidden/>
+                <w:rtl/>
               </w:rPr>
               <w:t>5</w:t>
             </w:r>
@@ -1080,10 +1051,11 @@
               <w:sz w:val="24"/>
               <w:szCs w:val="24"/>
               <w:rtl/>
+              <w:lang w:val="en-IL" w:eastAsia="en-IL"/>
               <w14:ligatures w14:val="standardContextual"/>
             </w:rPr>
           </w:pPr>
-          <w:hyperlink w:anchor="_Toc203911035" w:history="1">
+          <w:hyperlink w:anchor="_Toc204686730" w:history="1">
             <w:r>
               <w:rPr>
                 <w:rStyle w:val="Hyperlink"/>
@@ -1135,7 +1107,7 @@
                 <w:noProof/>
                 <w:webHidden/>
               </w:rPr>
-              <w:instrText>Toc203911035 \h</w:instrText>
+              <w:instrText>Toc204686730 \h</w:instrText>
             </w:r>
             <w:r>
               <w:rPr>
@@ -1162,8 +1134,10 @@
             </w:r>
             <w:r>
               <w:rPr>
+                <w:rFonts w:cs="Times New Roman"/>
                 <w:noProof/>
                 <w:webHidden/>
+                <w:rtl/>
               </w:rPr>
               <w:t>6</w:t>
             </w:r>
@@ -1187,10 +1161,11 @@
               <w:sz w:val="24"/>
               <w:szCs w:val="24"/>
               <w:rtl/>
+              <w:lang w:val="en-IL" w:eastAsia="en-IL"/>
               <w14:ligatures w14:val="standardContextual"/>
             </w:rPr>
           </w:pPr>
-          <w:hyperlink w:anchor="_Toc203911036" w:history="1">
+          <w:hyperlink w:anchor="_Toc204686731" w:history="1">
             <w:r>
               <w:rPr>
                 <w:rStyle w:val="Hyperlink"/>
@@ -1242,7 +1217,7 @@
                 <w:noProof/>
                 <w:webHidden/>
               </w:rPr>
-              <w:instrText>Toc203911036 \h</w:instrText>
+              <w:instrText>Toc204686731 \h</w:instrText>
             </w:r>
             <w:r>
               <w:rPr>
@@ -1269,8 +1244,10 @@
             </w:r>
             <w:r>
               <w:rPr>
+                <w:rFonts w:cs="Times New Roman"/>
                 <w:noProof/>
                 <w:webHidden/>
+                <w:rtl/>
               </w:rPr>
               <w:t>7</w:t>
             </w:r>
@@ -1294,10 +1271,11 @@
               <w:sz w:val="24"/>
               <w:szCs w:val="24"/>
               <w:rtl/>
+              <w:lang w:val="en-IL" w:eastAsia="en-IL"/>
               <w14:ligatures w14:val="standardContextual"/>
             </w:rPr>
           </w:pPr>
-          <w:hyperlink w:anchor="_Toc203911037" w:history="1">
+          <w:hyperlink w:anchor="_Toc204686732" w:history="1">
             <w:r>
               <w:rPr>
                 <w:rStyle w:val="Hyperlink"/>
@@ -1349,7 +1327,7 @@
                 <w:noProof/>
                 <w:webHidden/>
               </w:rPr>
-              <w:instrText>Toc203911037 \h</w:instrText>
+              <w:instrText>Toc204686732 \h</w:instrText>
             </w:r>
             <w:r>
               <w:rPr>
@@ -1376,8 +1354,10 @@
             </w:r>
             <w:r>
               <w:rPr>
+                <w:rFonts w:cs="Times New Roman"/>
                 <w:noProof/>
                 <w:webHidden/>
+                <w:rtl/>
               </w:rPr>
               <w:t>7</w:t>
             </w:r>
@@ -1401,10 +1381,11 @@
               <w:sz w:val="24"/>
               <w:szCs w:val="24"/>
               <w:rtl/>
+              <w:lang w:val="en-IL" w:eastAsia="en-IL"/>
               <w14:ligatures w14:val="standardContextual"/>
             </w:rPr>
           </w:pPr>
-          <w:hyperlink w:anchor="_Toc203911038" w:history="1">
+          <w:hyperlink w:anchor="_Toc204686733" w:history="1">
             <w:r>
               <w:rPr>
                 <w:rStyle w:val="Hyperlink"/>
@@ -1456,7 +1437,7 @@
                 <w:noProof/>
                 <w:webHidden/>
               </w:rPr>
-              <w:instrText>Toc203911038 \h</w:instrText>
+              <w:instrText>Toc204686733 \h</w:instrText>
             </w:r>
             <w:r>
               <w:rPr>
@@ -1483,8 +1464,10 @@
             </w:r>
             <w:r>
               <w:rPr>
+                <w:rFonts w:cs="Times New Roman"/>
                 <w:noProof/>
                 <w:webHidden/>
+                <w:rtl/>
               </w:rPr>
               <w:t>8</w:t>
             </w:r>
@@ -1508,10 +1491,11 @@
               <w:sz w:val="24"/>
               <w:szCs w:val="24"/>
               <w:rtl/>
+              <w:lang w:val="en-IL" w:eastAsia="en-IL"/>
               <w14:ligatures w14:val="standardContextual"/>
             </w:rPr>
           </w:pPr>
-          <w:hyperlink w:anchor="_Toc203911039" w:history="1">
+          <w:hyperlink w:anchor="_Toc204686734" w:history="1">
             <w:r>
               <w:rPr>
                 <w:rStyle w:val="Hyperlink"/>
@@ -1563,7 +1547,7 @@
                 <w:noProof/>
                 <w:webHidden/>
               </w:rPr>
-              <w:instrText>Toc203911039 \h</w:instrText>
+              <w:instrText>Toc204686734 \h</w:instrText>
             </w:r>
             <w:r>
               <w:rPr>
@@ -1590,8 +1574,10 @@
             </w:r>
             <w:r>
               <w:rPr>
+                <w:rFonts w:cs="Times New Roman"/>
                 <w:noProof/>
                 <w:webHidden/>
+                <w:rtl/>
               </w:rPr>
               <w:t>9</w:t>
             </w:r>
@@ -1615,16 +1601,17 @@
               <w:sz w:val="24"/>
               <w:szCs w:val="24"/>
               <w:rtl/>
+              <w:lang w:val="en-IL" w:eastAsia="en-IL"/>
               <w14:ligatures w14:val="standardContextual"/>
             </w:rPr>
           </w:pPr>
-          <w:hyperlink w:anchor="_Toc203911040" w:history="1">
+          <w:hyperlink w:anchor="_Toc204686735" w:history="1">
             <w:r>
               <w:rPr>
                 <w:rStyle w:val="Hyperlink"/>
                 <w:noProof/>
               </w:rPr>
-              <w:t xml:space="preserve">5. Testing </w:t>
+              <w:t>5. Testing</w:t>
             </w:r>
             <w:r>
               <w:rPr>
@@ -1670,7 +1657,7 @@
                 <w:noProof/>
                 <w:webHidden/>
               </w:rPr>
-              <w:instrText>Toc203911040 \h</w:instrText>
+              <w:instrText>Toc204686735 \h</w:instrText>
             </w:r>
             <w:r>
               <w:rPr>
@@ -1697,8 +1684,10 @@
             </w:r>
             <w:r>
               <w:rPr>
+                <w:rFonts w:cs="Times New Roman"/>
                 <w:noProof/>
                 <w:webHidden/>
+                <w:rtl/>
               </w:rPr>
               <w:t>11</w:t>
             </w:r>
@@ -1722,10 +1711,11 @@
               <w:sz w:val="24"/>
               <w:szCs w:val="24"/>
               <w:rtl/>
+              <w:lang w:val="en-IL" w:eastAsia="en-IL"/>
               <w14:ligatures w14:val="standardContextual"/>
             </w:rPr>
           </w:pPr>
-          <w:hyperlink w:anchor="_Toc203911041" w:history="1">
+          <w:hyperlink w:anchor="_Toc204686736" w:history="1">
             <w:r>
               <w:rPr>
                 <w:rStyle w:val="Hyperlink"/>
@@ -1777,7 +1767,7 @@
                 <w:noProof/>
                 <w:webHidden/>
               </w:rPr>
-              <w:instrText>Toc203911041 \h</w:instrText>
+              <w:instrText>Toc204686736 \h</w:instrText>
             </w:r>
             <w:r>
               <w:rPr>
@@ -1804,8 +1794,10 @@
             </w:r>
             <w:r>
               <w:rPr>
+                <w:rFonts w:cs="Times New Roman"/>
                 <w:noProof/>
                 <w:webHidden/>
+                <w:rtl/>
               </w:rPr>
               <w:t>13</w:t>
             </w:r>
@@ -1829,10 +1821,11 @@
               <w:sz w:val="24"/>
               <w:szCs w:val="24"/>
               <w:rtl/>
+              <w:lang w:val="en-IL" w:eastAsia="en-IL"/>
               <w14:ligatures w14:val="standardContextual"/>
             </w:rPr>
           </w:pPr>
-          <w:hyperlink w:anchor="_Toc203911042" w:history="1">
+          <w:hyperlink w:anchor="_Toc204686737" w:history="1">
             <w:r>
               <w:rPr>
                 <w:rStyle w:val="Hyperlink"/>
@@ -1884,7 +1877,7 @@
                 <w:noProof/>
                 <w:webHidden/>
               </w:rPr>
-              <w:instrText>Toc203911042 \h</w:instrText>
+              <w:instrText>Toc204686737 \h</w:instrText>
             </w:r>
             <w:r>
               <w:rPr>
@@ -1911,8 +1904,10 @@
             </w:r>
             <w:r>
               <w:rPr>
+                <w:rFonts w:cs="Times New Roman"/>
                 <w:noProof/>
                 <w:webHidden/>
+                <w:rtl/>
               </w:rPr>
               <w:t>13</w:t>
             </w:r>
@@ -1936,10 +1931,11 @@
               <w:sz w:val="24"/>
               <w:szCs w:val="24"/>
               <w:rtl/>
+              <w:lang w:val="en-IL" w:eastAsia="en-IL"/>
               <w14:ligatures w14:val="standardContextual"/>
             </w:rPr>
           </w:pPr>
-          <w:hyperlink w:anchor="_Toc203911043" w:history="1">
+          <w:hyperlink w:anchor="_Toc204686738" w:history="1">
             <w:r>
               <w:rPr>
                 <w:rStyle w:val="Hyperlink"/>
@@ -1991,7 +1987,7 @@
                 <w:noProof/>
                 <w:webHidden/>
               </w:rPr>
-              <w:instrText>Toc203911043 \h</w:instrText>
+              <w:instrText>Toc204686738 \h</w:instrText>
             </w:r>
             <w:r>
               <w:rPr>
@@ -2018,10 +2014,130 @@
             </w:r>
             <w:r>
               <w:rPr>
+                <w:rFonts w:cs="Times New Roman"/>
                 <w:noProof/>
                 <w:webHidden/>
+                <w:rtl/>
               </w:rPr>
               <w:t>14</w:t>
+            </w:r>
+            <w:r>
+              <w:rPr>
+                <w:noProof/>
+                <w:webHidden/>
+                <w:rtl/>
+              </w:rPr>
+              <w:fldChar w:fldCharType="end"/>
+            </w:r>
+          </w:hyperlink>
+        </w:p>
+        <w:p>
+          <w:pPr>
+            <w:pStyle w:val="TOC2"/>
+            <w:rPr>
+              <w:rFonts w:asciiTheme="minorHAnsi" w:eastAsiaTheme="minorEastAsia" w:hAnsiTheme="minorHAnsi" w:cstheme="minorBidi"/>
+              <w:noProof/>
+              <w:kern w:val="2"/>
+              <w:sz w:val="24"/>
+              <w:szCs w:val="24"/>
+              <w:rtl/>
+              <w:lang w:val="en-IL" w:eastAsia="en-IL"/>
+              <w14:ligatures w14:val="standardContextual"/>
+            </w:rPr>
+          </w:pPr>
+          <w:hyperlink w:anchor="_Toc204686739" w:history="1">
+            <w:r>
+              <w:rPr>
+                <w:rStyle w:val="Hyperlink"/>
+                <w:noProof/>
+              </w:rPr>
+              <w:t xml:space="preserve">6.3 </w:t>
+            </w:r>
+            <w:r>
+              <w:rPr>
+                <w:rStyle w:val="Hyperlink"/>
+                <w:noProof/>
+                <w:lang w:val="en-IL"/>
+              </w:rPr>
+              <w:t>User Experience Evaluation</w:t>
+            </w:r>
+            <w:r>
+              <w:rPr>
+                <w:noProof/>
+                <w:webHidden/>
+                <w:rtl/>
+              </w:rPr>
+              <w:tab/>
+            </w:r>
+            <w:r>
+              <w:rPr>
+                <w:noProof/>
+                <w:webHidden/>
+                <w:rtl/>
+              </w:rPr>
+              <w:fldChar w:fldCharType="begin"/>
+            </w:r>
+            <w:r>
+              <w:rPr>
+                <w:noProof/>
+                <w:webHidden/>
+                <w:rtl/>
+              </w:rPr>
+              <w:instrText xml:space="preserve"> </w:instrText>
+            </w:r>
+            <w:r>
+              <w:rPr>
+                <w:noProof/>
+                <w:webHidden/>
+              </w:rPr>
+              <w:instrText>PAGEREF</w:instrText>
+            </w:r>
+            <w:r>
+              <w:rPr>
+                <w:noProof/>
+                <w:webHidden/>
+                <w:rtl/>
+              </w:rPr>
+              <w:instrText xml:space="preserve"> _</w:instrText>
+            </w:r>
+            <w:r>
+              <w:rPr>
+                <w:noProof/>
+                <w:webHidden/>
+              </w:rPr>
+              <w:instrText>Toc204686739 \h</w:instrText>
+            </w:r>
+            <w:r>
+              <w:rPr>
+                <w:noProof/>
+                <w:webHidden/>
+                <w:rtl/>
+              </w:rPr>
+              <w:instrText xml:space="preserve"> </w:instrText>
+            </w:r>
+            <w:r>
+              <w:rPr>
+                <w:noProof/>
+                <w:webHidden/>
+                <w:rtl/>
+              </w:rPr>
+            </w:r>
+            <w:r>
+              <w:rPr>
+                <w:noProof/>
+                <w:webHidden/>
+                <w:rtl/>
+              </w:rPr>
+              <w:fldChar w:fldCharType="separate"/>
+            </w:r>
+            <w:r>
+              <w:rPr>
+                <w:rFonts w:cs="Times New Roman"/>
+                <w:noProof/>
+                <w:webHidden/>
+                <w:rtl/>
+              </w:rPr>
+              <w:t>15</w:t>
             </w:r>
             <w:r>
               <w:rPr>
@@ -2043,10 +2159,11 @@
               <w:sz w:val="24"/>
               <w:szCs w:val="24"/>
               <w:rtl/>
+              <w:lang w:val="en-IL" w:eastAsia="en-IL"/>
               <w14:ligatures w14:val="standardContextual"/>
             </w:rPr>
           </w:pPr>
-          <w:hyperlink w:anchor="_Toc203911044" w:history="1">
+          <w:hyperlink w:anchor="_Toc204686740" w:history="1">
             <w:r>
               <w:rPr>
                 <w:rStyle w:val="Hyperlink"/>
@@ -2098,7 +2215,7 @@
                 <w:noProof/>
                 <w:webHidden/>
               </w:rPr>
-              <w:instrText>Toc203911044 \h</w:instrText>
+              <w:instrText>Toc204686740 \h</w:instrText>
             </w:r>
             <w:r>
               <w:rPr>
@@ -2125,8 +2242,10 @@
             </w:r>
             <w:r>
               <w:rPr>
+                <w:rFonts w:cs="Times New Roman"/>
                 <w:noProof/>
                 <w:webHidden/>
+                <w:rtl/>
               </w:rPr>
               <w:t>15</w:t>
             </w:r>
@@ -2150,16 +2269,17 @@
               <w:sz w:val="24"/>
               <w:szCs w:val="24"/>
               <w:rtl/>
+              <w:lang w:val="en-IL" w:eastAsia="en-IL"/>
               <w14:ligatures w14:val="standardContextual"/>
             </w:rPr>
           </w:pPr>
-          <w:hyperlink w:anchor="_Toc203911045" w:history="1">
+          <w:hyperlink w:anchor="_Toc204686741" w:history="1">
             <w:r>
               <w:rPr>
                 <w:rStyle w:val="Hyperlink"/>
                 <w:noProof/>
               </w:rPr>
-              <w:t>7.1 Package Diagram</w:t>
+              <w:t xml:space="preserve">7.1 Package Diagram </w:t>
             </w:r>
             <w:r>
               <w:rPr>
@@ -2205,7 +2325,7 @@
                 <w:noProof/>
                 <w:webHidden/>
               </w:rPr>
-              <w:instrText>Toc203911045 \h</w:instrText>
+              <w:instrText>Toc204686741 \h</w:instrText>
             </w:r>
             <w:r>
               <w:rPr>
@@ -2232,8 +2352,10 @@
             </w:r>
             <w:r>
               <w:rPr>
+                <w:rFonts w:cs="Times New Roman"/>
                 <w:noProof/>
                 <w:webHidden/>
+                <w:rtl/>
               </w:rPr>
               <w:t>15</w:t>
             </w:r>
@@ -2257,39 +2379,32 @@
               <w:sz w:val="24"/>
               <w:szCs w:val="24"/>
               <w:rtl/>
+              <w:lang w:val="en-IL" w:eastAsia="en-IL"/>
               <w14:ligatures w14:val="standardContextual"/>
             </w:rPr>
           </w:pPr>
-          <w:hyperlink w:anchor="_Toc203911046" w:history="1">
+          <w:hyperlink w:anchor="_Toc204686742" w:history="1">
+            <w:r>
+              <w:rPr>
+                <w:rStyle w:val="Hyperlink"/>
+                <w:noProof/>
+              </w:rPr>
+              <w:t>7.</w:t>
+            </w:r>
             <w:r>
               <w:rPr>
                 <w:rStyle w:val="Hyperlink"/>
                 <w:noProof/>
                 <w:rtl/>
               </w:rPr>
-              <w:t>7</w:t>
+              <w:t>3</w:t>
             </w:r>
             <w:r>
               <w:rPr>
                 <w:rStyle w:val="Hyperlink"/>
                 <w:noProof/>
               </w:rPr>
-              <w:t>.</w:t>
-            </w:r>
-            <w:r>
-              <w:rPr>
-                <w:rStyle w:val="Hyperlink"/>
-                <w:noProof/>
-                <w:rtl/>
-              </w:rPr>
-              <w:t>2</w:t>
-            </w:r>
-            <w:r>
-              <w:rPr>
-                <w:rStyle w:val="Hyperlink"/>
-                <w:noProof/>
-              </w:rPr>
-              <w:t xml:space="preserve"> User Guide</w:t>
+              <w:t xml:space="preserve"> Maintenance Guide</w:t>
             </w:r>
             <w:r>
               <w:rPr>
@@ -2335,7 +2450,7 @@
                 <w:noProof/>
                 <w:webHidden/>
               </w:rPr>
-              <w:instrText>Toc203911046 \h</w:instrText>
+              <w:instrText>Toc204686742 \h</w:instrText>
             </w:r>
             <w:r>
               <w:rPr>
@@ -2362,130 +2477,10 @@
             </w:r>
             <w:r>
               <w:rPr>
-                <w:noProof/>
-                <w:webHidden/>
-              </w:rPr>
-              <w:t>16</w:t>
-            </w:r>
-            <w:r>
-              <w:rPr>
+                <w:rFonts w:cs="Times New Roman"/>
                 <w:noProof/>
                 <w:webHidden/>
                 <w:rtl/>
-              </w:rPr>
-              <w:fldChar w:fldCharType="end"/>
-            </w:r>
-          </w:hyperlink>
-        </w:p>
-        <w:p>
-          <w:pPr>
-            <w:pStyle w:val="TOC2"/>
-            <w:rPr>
-              <w:rFonts w:asciiTheme="minorHAnsi" w:eastAsiaTheme="minorEastAsia" w:hAnsiTheme="minorHAnsi" w:cstheme="minorBidi"/>
-              <w:noProof/>
-              <w:kern w:val="2"/>
-              <w:sz w:val="24"/>
-              <w:szCs w:val="24"/>
-              <w:rtl/>
-              <w14:ligatures w14:val="standardContextual"/>
-            </w:rPr>
-          </w:pPr>
-          <w:hyperlink w:anchor="_Toc203911047" w:history="1">
-            <w:r>
-              <w:rPr>
-                <w:rStyle w:val="Hyperlink"/>
-                <w:noProof/>
-              </w:rPr>
-              <w:t>7.</w:t>
-            </w:r>
-            <w:r>
-              <w:rPr>
-                <w:rStyle w:val="Hyperlink"/>
-                <w:noProof/>
-                <w:rtl/>
-              </w:rPr>
-              <w:t>3</w:t>
-            </w:r>
-            <w:r>
-              <w:rPr>
-                <w:rStyle w:val="Hyperlink"/>
-                <w:noProof/>
-              </w:rPr>
-              <w:t xml:space="preserve"> Maintenance Guide</w:t>
-            </w:r>
-            <w:r>
-              <w:rPr>
-                <w:noProof/>
-                <w:webHidden/>
-                <w:rtl/>
-              </w:rPr>
-              <w:tab/>
-            </w:r>
-            <w:r>
-              <w:rPr>
-                <w:noProof/>
-                <w:webHidden/>
-                <w:rtl/>
-              </w:rPr>
-              <w:fldChar w:fldCharType="begin"/>
-            </w:r>
-            <w:r>
-              <w:rPr>
-                <w:noProof/>
-                <w:webHidden/>
-                <w:rtl/>
-              </w:rPr>
-              <w:instrText xml:space="preserve"> </w:instrText>
-            </w:r>
-            <w:r>
-              <w:rPr>
-                <w:noProof/>
-                <w:webHidden/>
-              </w:rPr>
-              <w:instrText>PAGEREF</w:instrText>
-            </w:r>
-            <w:r>
-              <w:rPr>
-                <w:noProof/>
-                <w:webHidden/>
-                <w:rtl/>
-              </w:rPr>
-              <w:instrText xml:space="preserve"> _</w:instrText>
-            </w:r>
-            <w:r>
-              <w:rPr>
-                <w:noProof/>
-                <w:webHidden/>
-              </w:rPr>
-              <w:instrText>Toc203911047 \h</w:instrText>
-            </w:r>
-            <w:r>
-              <w:rPr>
-                <w:noProof/>
-                <w:webHidden/>
-                <w:rtl/>
-              </w:rPr>
-              <w:instrText xml:space="preserve"> </w:instrText>
-            </w:r>
-            <w:r>
-              <w:rPr>
-                <w:noProof/>
-                <w:webHidden/>
-                <w:rtl/>
-              </w:rPr>
-            </w:r>
-            <w:r>
-              <w:rPr>
-                <w:noProof/>
-                <w:webHidden/>
-                <w:rtl/>
-              </w:rPr>
-              <w:fldChar w:fldCharType="separate"/>
-            </w:r>
-            <w:r>
-              <w:rPr>
-                <w:noProof/>
-                <w:webHidden/>
               </w:rPr>
               <w:t>24</w:t>
             </w:r>
@@ -2509,10 +2504,11 @@
               <w:sz w:val="24"/>
               <w:szCs w:val="24"/>
               <w:rtl/>
+              <w:lang w:val="en-IL" w:eastAsia="en-IL"/>
               <w14:ligatures w14:val="standardContextual"/>
             </w:rPr>
           </w:pPr>
-          <w:hyperlink w:anchor="_Toc203911048" w:history="1">
+          <w:hyperlink w:anchor="_Toc204686743" w:history="1">
             <w:r>
               <w:rPr>
                 <w:rStyle w:val="Hyperlink"/>
@@ -2564,7 +2560,7 @@
                 <w:noProof/>
                 <w:webHidden/>
               </w:rPr>
-              <w:instrText>Toc203911048 \h</w:instrText>
+              <w:instrText>Toc204686743 \h</w:instrText>
             </w:r>
             <w:r>
               <w:rPr>
@@ -2591,10 +2587,12 @@
             </w:r>
             <w:r>
               <w:rPr>
+                <w:rFonts w:cs="Times New Roman"/>
                 <w:noProof/>
                 <w:webHidden/>
-              </w:rPr>
-              <w:t>40</w:t>
+                <w:rtl/>
+              </w:rPr>
+              <w:t>41</w:t>
             </w:r>
             <w:r>
               <w:rPr>
@@ -2629,6 +2627,7 @@
         <w:pStyle w:val="Heading1"/>
       </w:pPr>
     </w:p>
+    <w:p/>
     <w:p>
       <w:pPr>
         <w:pStyle w:val="Heading1"/>
@@ -2686,7 +2685,7 @@
       <w:pPr>
         <w:pStyle w:val="Heading1"/>
       </w:pPr>
-      <w:bookmarkStart w:id="0" w:name="_Toc203911030"/>
+      <w:bookmarkStart w:id="0" w:name="_Toc204686725"/>
       <w:r>
         <w:lastRenderedPageBreak/>
         <w:t xml:space="preserve">1. </w:t>
@@ -2925,7 +2924,7 @@
           <w:rtl/>
         </w:rPr>
       </w:pPr>
-      <w:bookmarkStart w:id="1" w:name="_Toc203911031"/>
+      <w:bookmarkStart w:id="1" w:name="_Toc204686726"/>
       <w:r>
         <w:lastRenderedPageBreak/>
         <w:t>2. Introduction</w:t>
@@ -3173,7 +3172,7 @@
         <w:pStyle w:val="Heading1"/>
         <w:spacing w:line="360" w:lineRule="auto"/>
       </w:pPr>
-      <w:bookmarkStart w:id="2" w:name="_Toc203911032"/>
+      <w:bookmarkStart w:id="2" w:name="_Toc204686727"/>
       <w:r>
         <w:t>3. Background and Related Work</w:t>
       </w:r>
@@ -3184,7 +3183,7 @@
         <w:pStyle w:val="Heading2"/>
         <w:spacing w:line="360" w:lineRule="auto"/>
       </w:pPr>
-      <w:bookmarkStart w:id="3" w:name="_Toc203911033"/>
+      <w:bookmarkStart w:id="3" w:name="_Toc204686728"/>
       <w:r>
         <w:t>3.1 FTT Definition</w:t>
       </w:r>
@@ -3358,7 +3357,7 @@
         <w:pStyle w:val="Heading2"/>
         <w:spacing w:line="360" w:lineRule="auto"/>
       </w:pPr>
-      <w:bookmarkStart w:id="4" w:name="_Toc203911034"/>
+      <w:bookmarkStart w:id="4" w:name="_Toc204686729"/>
       <w:r>
         <w:t>3.2 Consequences and Growth Trends</w:t>
       </w:r>
@@ -3650,7 +3649,7 @@
         <w:pStyle w:val="Heading2"/>
         <w:spacing w:line="360" w:lineRule="auto"/>
       </w:pPr>
-      <w:bookmarkStart w:id="5" w:name="_Toc203911035"/>
+      <w:bookmarkStart w:id="5" w:name="_Toc204686730"/>
       <w:r>
         <w:t>3.3 Treatment Approaches</w:t>
       </w:r>
@@ -4000,7 +3999,7 @@
       <w:pPr>
         <w:pStyle w:val="Heading1"/>
       </w:pPr>
-      <w:bookmarkStart w:id="6" w:name="_Toc203911036"/>
+      <w:bookmarkStart w:id="6" w:name="_Toc204686731"/>
       <w:r>
         <w:lastRenderedPageBreak/>
         <w:t>4</w:t>
@@ -4017,7 +4016,7 @@
       <w:pPr>
         <w:pStyle w:val="Heading2"/>
       </w:pPr>
-      <w:bookmarkStart w:id="7" w:name="_Toc203911037"/>
+      <w:bookmarkStart w:id="7" w:name="_Toc204686732"/>
       <w:r>
         <w:drawing>
           <wp:anchor distT="0" distB="0" distL="114300" distR="114300" simplePos="0" relativeHeight="251659264" behindDoc="0" locked="0" layoutInCell="1" allowOverlap="1" wp14:anchorId="67883D70" wp14:editId="10D31190">
@@ -4472,7 +4471,7 @@
           <w:rtl/>
         </w:rPr>
       </w:pPr>
-      <w:bookmarkStart w:id="8" w:name="_Toc203911038"/>
+      <w:bookmarkStart w:id="8" w:name="_Toc204686733"/>
       <w:r>
         <w:lastRenderedPageBreak/>
         <w:t>4</w:t>
@@ -4775,7 +4774,7 @@
         <w:pStyle w:val="Heading2"/>
         <w:jc w:val="both"/>
       </w:pPr>
-      <w:bookmarkStart w:id="9" w:name="_Toc203911039"/>
+      <w:bookmarkStart w:id="9" w:name="_Toc204686734"/>
       <w:r>
         <w:t xml:space="preserve">4.3 </w:t>
       </w:r>
@@ -5013,7 +5012,7 @@
               <w:sz w:val="24"/>
               <w:szCs w:val="24"/>
             </w:rPr>
-            <m:t>DCV = 120 × (currentWeight / medianWeight) × currentWeight</m:t>
+            <m:t>DCV = 120 × (medianWeight/ currentWeight) × currentWeight</m:t>
           </m:r>
         </m:oMath>
       </m:oMathPara>
@@ -5252,7 +5251,7 @@
       <w:pPr>
         <w:pStyle w:val="Heading1"/>
       </w:pPr>
-      <w:bookmarkStart w:id="10" w:name="_Toc203911040"/>
+      <w:bookmarkStart w:id="10" w:name="_Toc204686735"/>
       <w:r>
         <w:lastRenderedPageBreak/>
         <w:t>5</w:t>
@@ -5261,9 +5260,12 @@
         <w:t>.</w:t>
       </w:r>
       <w:r>
-        <w:t xml:space="preserve"> Testing </w:t>
+        <w:t xml:space="preserve"> Testing</w:t>
       </w:r>
       <w:bookmarkEnd w:id="10"/>
+      <w:r>
+        <w:t xml:space="preserve"> </w:t>
+      </w:r>
     </w:p>
     <w:tbl>
       <w:tblPr>
@@ -8305,7 +8307,7 @@
       <w:pPr>
         <w:pStyle w:val="Heading1"/>
       </w:pPr>
-      <w:bookmarkStart w:id="11" w:name="_Toc203911041"/>
+      <w:bookmarkStart w:id="11" w:name="_Toc204686736"/>
       <w:r>
         <w:lastRenderedPageBreak/>
         <w:t>6</w:t>
@@ -8322,7 +8324,7 @@
       <w:pPr>
         <w:pStyle w:val="Heading2"/>
       </w:pPr>
-      <w:bookmarkStart w:id="12" w:name="_Toc203911042"/>
+      <w:bookmarkStart w:id="12" w:name="_Toc204686737"/>
       <w:r>
         <w:t>6</w:t>
       </w:r>
@@ -8600,7 +8602,7 @@
       <w:pPr>
         <w:pStyle w:val="Heading2"/>
       </w:pPr>
-      <w:bookmarkStart w:id="13" w:name="_Toc203911043"/>
+      <w:bookmarkStart w:id="13" w:name="_Toc204686738"/>
       <w:r>
         <w:t>6</w:t>
       </w:r>
@@ -8803,100 +8805,202 @@
         <w:pStyle w:val="a"/>
         <w:jc w:val="both"/>
         <w:rPr>
+          <w:b w:val="0"/>
+          <w:bCs w:val="0"/>
+        </w:rPr>
+      </w:pPr>
+      <w:r>
+        <w:rPr>
+          <w:b w:val="0"/>
+          <w:bCs w:val="0"/>
+        </w:rPr>
+        <w:lastRenderedPageBreak/>
+        <w:t>Throughout the process, we remained focused on creating a platform that not only works but also makes a meaningful difference in managing FTT. Every decision</w:t>
+      </w:r>
+      <w:r>
+        <w:rPr>
+          <w:b w:val="0"/>
+          <w:bCs w:val="0"/>
+        </w:rPr>
+        <w:t>-</w:t>
+      </w:r>
+      <w:r>
+        <w:rPr>
+          <w:b w:val="0"/>
+          <w:bCs w:val="0"/>
+        </w:rPr>
+        <w:t>from feature selection to system design</w:t>
+      </w:r>
+      <w:r>
+        <w:rPr>
+          <w:b w:val="0"/>
+          <w:bCs w:val="0"/>
+        </w:rPr>
+        <w:t>-</w:t>
+      </w:r>
+      <w:r>
+        <w:rPr>
+          <w:b w:val="0"/>
+          <w:bCs w:val="0"/>
+        </w:rPr>
+        <w:t>was guided by the desire to deliver a reliable, practical, and supportive tool for caregivers and healthcare professionals alike.</w:t>
+      </w:r>
+    </w:p>
+    <w:p>
+      <w:pPr>
+        <w:pStyle w:val="a"/>
+        <w:jc w:val="both"/>
+        <w:rPr>
+          <w:b w:val="0"/>
+          <w:bCs w:val="0"/>
+        </w:rPr>
+      </w:pPr>
+    </w:p>
+    <w:p>
+      <w:pPr>
+        <w:pStyle w:val="Heading2"/>
+        <w:rPr>
+          <w:lang w:val="en-IL"/>
+        </w:rPr>
+      </w:pPr>
+      <w:bookmarkStart w:id="14" w:name="_Toc204686739"/>
+      <w:r>
+        <w:t xml:space="preserve">6.3 </w:t>
+      </w:r>
+      <w:r>
+        <w:rPr>
+          <w:lang w:val="en-IL"/>
+        </w:rPr>
+        <w:t>User Experience Evaluation</w:t>
+      </w:r>
+      <w:bookmarkEnd w:id="14"/>
+    </w:p>
+    <w:p>
+      <w:pPr>
+        <w:pStyle w:val="a"/>
+        <w:jc w:val="both"/>
+        <w:rPr>
+          <w:rFonts w:eastAsiaTheme="majorEastAsia"/>
+          <w:b w:val="0"/>
+          <w:bCs w:val="0"/>
+          <w:color w:val="000000" w:themeColor="text1"/>
+          <w:rtl/>
+          <w:lang w:val="en-IL"/>
+        </w:rPr>
+      </w:pPr>
+      <w:r>
+        <w:rPr>
+          <w:rFonts w:eastAsiaTheme="majorEastAsia"/>
+          <w:b w:val="0"/>
+          <w:bCs w:val="0"/>
+          <w:color w:val="000000" w:themeColor="text1"/>
+          <w:lang w:val="en-IL"/>
+        </w:rPr>
+        <w:t xml:space="preserve">To assess the usability and overall user experience of the system, we conducted a structured evaluation using the System Usability Scale (SUS). SUS is a widely adopted and validated questionnaire-based method designed to provide a reliable measure of system usability. It consists of ten statements rated by users, alternating between positive and negative phrasing to minimize bias. The responses were collected from ten participants who interacted with the system under typical usage conditions. The scores were calculated following the standard SUS scoring procedure. The resulting average SUS score for our system was </w:t>
+      </w:r>
+      <w:r>
+        <w:rPr>
           <w:rFonts w:eastAsiaTheme="majorEastAsia"/>
           <w:color w:val="000000" w:themeColor="text1"/>
-          <w:rtl/>
-        </w:rPr>
-      </w:pPr>
-      <w:r>
-        <w:rPr>
+          <w:lang w:val="en-IL"/>
+        </w:rPr>
+        <w:t>82</w:t>
+      </w:r>
+      <w:r>
+        <w:rPr>
+          <w:rFonts w:eastAsiaTheme="majorEastAsia"/>
           <w:b w:val="0"/>
           <w:bCs w:val="0"/>
-        </w:rPr>
-        <w:lastRenderedPageBreak/>
-        <w:t>Throughout the process, we remained focused on creating a platform that not only works but also makes a meaningful difference in managing FTT. Every decision</w:t>
-      </w:r>
-      <w:r>
+          <w:color w:val="000000" w:themeColor="text1"/>
+          <w:lang w:val="en-IL"/>
+        </w:rPr>
+        <w:t>, indicating a high level of usability. According to industry benchmarks, this score falls within the "Excellent" range, suggesting that users found the system to be efficient, easy to use, and well-integrated. This evaluation confirms that the system meets key usability goals and provides a positive user experience.</w:t>
+      </w:r>
+    </w:p>
+    <w:p>
+      <w:pPr>
+        <w:bidi w:val="0"/>
+      </w:pPr>
+      <w:hyperlink r:id="rId11" w:history="1">
+        <w:r>
+          <w:rPr>
+            <w:rStyle w:val="Hyperlink"/>
+          </w:rPr>
+          <w:t>Link to O</w:t>
+        </w:r>
+        <w:r>
+          <w:rPr>
+            <w:rStyle w:val="Hyperlink"/>
+          </w:rPr>
+          <w:t>ur SUS Questionnarie</w:t>
+        </w:r>
+      </w:hyperlink>
+    </w:p>
+    <w:p>
+      <w:pPr>
+        <w:pStyle w:val="Heading1"/>
         <w:rPr>
           <w:b w:val="0"/>
           <w:bCs w:val="0"/>
         </w:rPr>
-        <w:t>-</w:t>
-      </w:r>
-      <w:r>
-        <w:rPr>
-          <w:b w:val="0"/>
-          <w:bCs w:val="0"/>
-        </w:rPr>
-        <w:t>from feature selection to system design</w:t>
-      </w:r>
-      <w:r>
-        <w:rPr>
-          <w:b w:val="0"/>
-          <w:bCs w:val="0"/>
-        </w:rPr>
-        <w:t>-</w:t>
-      </w:r>
-      <w:r>
-        <w:rPr>
-          <w:b w:val="0"/>
-          <w:bCs w:val="0"/>
-        </w:rPr>
-        <w:t>was guided by the desire to deliver a reliable, practical, and supportive tool for caregivers and healthcare professionals alike.</w:t>
-      </w:r>
+      </w:pPr>
     </w:p>
     <w:p>
       <w:pPr>
         <w:pStyle w:val="Heading1"/>
       </w:pPr>
-      <w:bookmarkStart w:id="14" w:name="_Toc203911044"/>
+      <w:bookmarkStart w:id="15" w:name="_Toc204686740"/>
       <w:r>
         <w:t>7</w:t>
       </w:r>
       <w:r>
         <w:t>. Use and maintenance</w:t>
       </w:r>
-      <w:bookmarkEnd w:id="14"/>
+      <w:bookmarkEnd w:id="15"/>
     </w:p>
     <w:p>
       <w:pPr>
         <w:pStyle w:val="Heading2"/>
-      </w:pPr>
-      <w:bookmarkStart w:id="15" w:name="_Toc203911045"/>
+        <w:rPr>
+          <w:rtl/>
+        </w:rPr>
+      </w:pPr>
+      <w:bookmarkStart w:id="16" w:name="_Toc204686741"/>
       <w:r>
         <w:t>7</w:t>
       </w:r>
       <w:r>
-        <w:t>.1 Package Diagram</w:t>
-      </w:r>
-      <w:bookmarkEnd w:id="15"/>
-      <w:r>
-        <w:t xml:space="preserve"> </w:t>
-      </w:r>
-    </w:p>
-    <w:p>
-      <w:pPr>
-        <w:bidi w:val="0"/>
-      </w:pPr>
-      <w:r>
-        <w:rPr>
-          <w:rFonts w:asciiTheme="majorBidi" w:hAnsiTheme="majorBidi" w:cstheme="majorBidi"/>
+        <w:t xml:space="preserve">.1 Package Diagram </w:t>
+      </w:r>
+      <w:bookmarkEnd w:id="16"/>
+    </w:p>
+    <w:p>
+      <w:pPr>
+        <w:rPr>
+          <w:rFonts w:asciiTheme="majorBidi" w:eastAsiaTheme="majorEastAsia" w:hAnsiTheme="majorBidi" w:cstheme="majorBidi"/>
+          <w:b/>
+          <w:bCs/>
+          <w:color w:val="000000" w:themeColor="text1"/>
+          <w:sz w:val="24"/>
+          <w:szCs w:val="24"/>
+          <w:rtl/>
+        </w:rPr>
+      </w:pPr>
+      <w:r>
+        <w:rPr>
           <w:noProof/>
-          <w:sz w:val="24"/>
-          <w:szCs w:val="24"/>
-          <w14:ligatures w14:val="standardContextual"/>
         </w:rPr>
         <w:drawing>
-          <wp:anchor distT="0" distB="0" distL="114300" distR="114300" simplePos="0" relativeHeight="251695104" behindDoc="0" locked="0" layoutInCell="1" allowOverlap="1" wp14:anchorId="42172FD3" wp14:editId="0E929B3B">
+          <wp:anchor distT="0" distB="0" distL="114300" distR="114300" simplePos="0" relativeHeight="251695104" behindDoc="0" locked="0" layoutInCell="1" allowOverlap="1" wp14:anchorId="42172FD3" wp14:editId="782F4699">
             <wp:simplePos x="0" y="0"/>
             <wp:positionH relativeFrom="margin">
-              <wp:align>center</wp:align>
+              <wp:posOffset>-491541</wp:posOffset>
             </wp:positionH>
             <wp:positionV relativeFrom="paragraph">
-              <wp:posOffset>332105</wp:posOffset>
+              <wp:posOffset>300406</wp:posOffset>
             </wp:positionV>
-            <wp:extent cx="6929596" cy="5021580"/>
-            <wp:effectExtent l="0" t="0" r="5080" b="7620"/>
+            <wp:extent cx="5612657" cy="4067251"/>
+            <wp:effectExtent l="0" t="0" r="7620" b="0"/>
             <wp:wrapNone/>
             <wp:docPr id="648234028" name="תמונה 1" descr="תמונה שמכילה מלבן, תרשים, צילום מסך, תוכנית&#10;&#10;תוכן בינה מלאכותית גנרטיבית עשוי להיות שגוי."/>
             <wp:cNvGraphicFramePr>
@@ -8910,7 +9014,7 @@
                     <pic:cNvPicPr/>
                   </pic:nvPicPr>
                   <pic:blipFill>
-                    <a:blip r:embed="rId11">
+                    <a:blip r:embed="rId12">
                       <a:extLst>
                         <a:ext uri="{28A0092B-C50C-407E-A947-70E740481C1C}">
                           <a14:useLocalDpi xmlns:a14="http://schemas.microsoft.com/office/drawing/2010/main" val="0"/>
@@ -8924,7 +9028,7 @@
                   <pic:spPr>
                     <a:xfrm>
                       <a:off x="0" y="0"/>
-                      <a:ext cx="6929596" cy="5021580"/>
+                      <a:ext cx="5612657" cy="4067251"/>
                     </a:xfrm>
                     <a:prstGeom prst="rect">
                       <a:avLst/>
@@ -8945,44 +9049,6 @@
     </w:p>
     <w:p>
       <w:pPr>
-        <w:bidi w:val="0"/>
-      </w:pPr>
-    </w:p>
-    <w:p>
-      <w:pPr>
-        <w:bidi w:val="0"/>
-        <w:jc w:val="both"/>
-        <w:rPr>
-          <w:rFonts w:asciiTheme="majorBidi" w:hAnsiTheme="majorBidi" w:cstheme="majorBidi"/>
-          <w:sz w:val="24"/>
-          <w:szCs w:val="24"/>
-        </w:rPr>
-      </w:pPr>
-    </w:p>
-    <w:p>
-      <w:pPr>
-        <w:bidi w:val="0"/>
-        <w:jc w:val="both"/>
-        <w:rPr>
-          <w:rFonts w:asciiTheme="majorBidi" w:hAnsiTheme="majorBidi" w:cstheme="majorBidi"/>
-          <w:sz w:val="24"/>
-          <w:szCs w:val="24"/>
-        </w:rPr>
-      </w:pPr>
-    </w:p>
-    <w:p>
-      <w:pPr>
-        <w:bidi w:val="0"/>
-        <w:jc w:val="both"/>
-        <w:rPr>
-          <w:rFonts w:asciiTheme="majorBidi" w:hAnsiTheme="majorBidi" w:cstheme="majorBidi"/>
-          <w:sz w:val="24"/>
-          <w:szCs w:val="24"/>
-        </w:rPr>
-      </w:pPr>
-    </w:p>
-    <w:p>
-      <w:pPr>
         <w:rPr>
           <w:rFonts w:asciiTheme="majorBidi" w:eastAsiaTheme="majorEastAsia" w:hAnsiTheme="majorBidi" w:cstheme="majorBidi"/>
           <w:b/>
@@ -9094,182 +9160,38 @@
           <w:color w:val="000000" w:themeColor="text1"/>
           <w:sz w:val="24"/>
           <w:szCs w:val="24"/>
-          <w:rtl/>
-        </w:rPr>
-      </w:pPr>
-    </w:p>
-    <w:p>
-      <w:pPr>
-        <w:rPr>
-          <w:rFonts w:asciiTheme="majorBidi" w:eastAsiaTheme="majorEastAsia" w:hAnsiTheme="majorBidi" w:cstheme="majorBidi"/>
-          <w:b/>
-          <w:bCs/>
-          <w:color w:val="000000" w:themeColor="text1"/>
-          <w:sz w:val="24"/>
-          <w:szCs w:val="24"/>
-          <w:rtl/>
-        </w:rPr>
-      </w:pPr>
-    </w:p>
-    <w:p>
-      <w:pPr>
-        <w:rPr>
-          <w:rFonts w:asciiTheme="majorBidi" w:eastAsiaTheme="majorEastAsia" w:hAnsiTheme="majorBidi" w:cstheme="majorBidi"/>
-          <w:b/>
-          <w:bCs/>
-          <w:color w:val="000000" w:themeColor="text1"/>
-          <w:sz w:val="24"/>
-          <w:szCs w:val="24"/>
-          <w:rtl/>
-        </w:rPr>
-      </w:pPr>
-    </w:p>
-    <w:p>
-      <w:pPr>
-        <w:rPr>
-          <w:rFonts w:asciiTheme="majorBidi" w:eastAsiaTheme="majorEastAsia" w:hAnsiTheme="majorBidi" w:cstheme="majorBidi"/>
-          <w:b/>
-          <w:bCs/>
-          <w:color w:val="000000" w:themeColor="text1"/>
-          <w:sz w:val="24"/>
-          <w:szCs w:val="24"/>
-          <w:rtl/>
-        </w:rPr>
-      </w:pPr>
-    </w:p>
-    <w:p>
-      <w:pPr>
-        <w:rPr>
-          <w:rFonts w:asciiTheme="majorBidi" w:eastAsiaTheme="majorEastAsia" w:hAnsiTheme="majorBidi" w:cstheme="majorBidi"/>
-          <w:b/>
-          <w:bCs/>
-          <w:color w:val="000000" w:themeColor="text1"/>
-          <w:sz w:val="24"/>
-          <w:szCs w:val="24"/>
-          <w:rtl/>
-        </w:rPr>
-      </w:pPr>
-    </w:p>
-    <w:p>
-      <w:pPr>
-        <w:rPr>
-          <w:rFonts w:asciiTheme="majorBidi" w:eastAsiaTheme="majorEastAsia" w:hAnsiTheme="majorBidi" w:cstheme="majorBidi"/>
-          <w:b/>
-          <w:bCs/>
-          <w:color w:val="000000" w:themeColor="text1"/>
-          <w:sz w:val="24"/>
-          <w:szCs w:val="24"/>
-          <w:rtl/>
-        </w:rPr>
-      </w:pPr>
-    </w:p>
-    <w:p>
-      <w:pPr>
-        <w:rPr>
-          <w:rFonts w:asciiTheme="majorBidi" w:eastAsiaTheme="majorEastAsia" w:hAnsiTheme="majorBidi" w:cstheme="majorBidi"/>
-          <w:b/>
-          <w:bCs/>
-          <w:color w:val="000000" w:themeColor="text1"/>
-          <w:sz w:val="24"/>
-          <w:szCs w:val="24"/>
-          <w:rtl/>
-        </w:rPr>
-      </w:pPr>
-    </w:p>
-    <w:p>
-      <w:pPr>
-        <w:rPr>
-          <w:rFonts w:asciiTheme="majorBidi" w:eastAsiaTheme="majorEastAsia" w:hAnsiTheme="majorBidi" w:cstheme="majorBidi"/>
-          <w:b/>
-          <w:bCs/>
-          <w:color w:val="000000" w:themeColor="text1"/>
-          <w:sz w:val="24"/>
-          <w:szCs w:val="24"/>
-          <w:rtl/>
-        </w:rPr>
-      </w:pPr>
-    </w:p>
-    <w:p>
-      <w:pPr>
-        <w:rPr>
-          <w:rFonts w:asciiTheme="majorBidi" w:eastAsiaTheme="majorEastAsia" w:hAnsiTheme="majorBidi" w:cstheme="majorBidi"/>
-          <w:b/>
-          <w:bCs/>
-          <w:color w:val="000000" w:themeColor="text1"/>
-          <w:sz w:val="24"/>
-          <w:szCs w:val="24"/>
-          <w:rtl/>
-        </w:rPr>
-      </w:pPr>
-    </w:p>
-    <w:p>
-      <w:pPr>
-        <w:rPr>
-          <w:rFonts w:asciiTheme="majorBidi" w:eastAsiaTheme="majorEastAsia" w:hAnsiTheme="majorBidi" w:cstheme="majorBidi"/>
-          <w:b/>
-          <w:bCs/>
-          <w:color w:val="000000" w:themeColor="text1"/>
-          <w:sz w:val="24"/>
-          <w:szCs w:val="24"/>
-          <w:rtl/>
-        </w:rPr>
-      </w:pPr>
-    </w:p>
-    <w:p>
-      <w:pPr>
-        <w:rPr>
-          <w:rFonts w:asciiTheme="majorBidi" w:eastAsiaTheme="majorEastAsia" w:hAnsiTheme="majorBidi" w:cstheme="majorBidi"/>
-          <w:b/>
-          <w:bCs/>
-          <w:color w:val="000000" w:themeColor="text1"/>
-          <w:sz w:val="24"/>
-          <w:szCs w:val="24"/>
-          <w:rtl/>
-        </w:rPr>
-      </w:pPr>
-    </w:p>
-    <w:p>
-      <w:pPr>
-        <w:rPr>
-          <w:rFonts w:asciiTheme="majorBidi" w:eastAsiaTheme="majorEastAsia" w:hAnsiTheme="majorBidi" w:cstheme="majorBidi"/>
-          <w:b/>
-          <w:bCs/>
-          <w:color w:val="000000" w:themeColor="text1"/>
-          <w:sz w:val="24"/>
-          <w:szCs w:val="24"/>
-        </w:rPr>
-      </w:pPr>
-    </w:p>
-    <w:p>
-      <w:pPr>
-        <w:pStyle w:val="Heading2"/>
-        <w:rPr>
-          <w:rtl/>
-        </w:rPr>
-      </w:pPr>
-      <w:bookmarkStart w:id="16" w:name="_Toc203911046"/>
-      <w:r>
-        <w:rPr>
-          <w:rFonts w:hint="cs"/>
-          <w:rtl/>
-        </w:rPr>
-        <w:lastRenderedPageBreak/>
-        <w:t>7</w:t>
-      </w:r>
-      <w:r>
-        <w:t>.</w:t>
-      </w:r>
-      <w:r>
-        <w:rPr>
-          <w:rFonts w:hint="cs"/>
-          <w:rtl/>
-        </w:rPr>
-        <w:t>2</w:t>
-      </w:r>
-      <w:r>
-        <w:t xml:space="preserve"> User Guide</w:t>
-      </w:r>
-      <w:bookmarkEnd w:id="16"/>
+        </w:rPr>
+      </w:pPr>
+    </w:p>
+    <w:p>
+      <w:pPr>
+        <w:bidi w:val="0"/>
+        <w:rPr>
+          <w:rFonts w:asciiTheme="majorBidi" w:hAnsiTheme="majorBidi" w:cstheme="majorBidi"/>
+          <w:color w:val="215E99" w:themeColor="text2" w:themeTint="BF"/>
+          <w:u w:val="single"/>
+        </w:rPr>
+      </w:pPr>
+    </w:p>
+    <w:p>
+      <w:pPr>
+        <w:bidi w:val="0"/>
+        <w:rPr>
+          <w:rFonts w:asciiTheme="majorBidi" w:hAnsiTheme="majorBidi" w:cstheme="majorBidi"/>
+          <w:color w:val="215E99" w:themeColor="text2" w:themeTint="BF"/>
+          <w:u w:val="single"/>
+        </w:rPr>
+      </w:pPr>
+    </w:p>
+    <w:p>
+      <w:pPr>
+        <w:bidi w:val="0"/>
+        <w:rPr>
+          <w:rFonts w:asciiTheme="majorBidi" w:hAnsiTheme="majorBidi" w:cstheme="majorBidi"/>
+          <w:color w:val="215E99" w:themeColor="text2" w:themeTint="BF"/>
+          <w:u w:val="single"/>
+        </w:rPr>
+      </w:pPr>
     </w:p>
     <w:p>
       <w:pPr>
@@ -9286,8 +9208,9 @@
           <w:color w:val="215E99" w:themeColor="text2" w:themeTint="BF"/>
           <w:u w:val="single"/>
         </w:rPr>
+        <w:lastRenderedPageBreak/>
         <w:drawing>
-          <wp:anchor distT="0" distB="0" distL="114300" distR="114300" simplePos="0" relativeHeight="251679744" behindDoc="0" locked="0" layoutInCell="1" allowOverlap="1" wp14:anchorId="0C7330A5" wp14:editId="3A1DD2C7">
+          <wp:anchor distT="0" distB="0" distL="114300" distR="114300" simplePos="0" relativeHeight="251679744" behindDoc="0" locked="0" layoutInCell="1" allowOverlap="1" wp14:anchorId="0C7330A5" wp14:editId="33AFCFA5">
             <wp:simplePos x="0" y="0"/>
             <wp:positionH relativeFrom="column">
               <wp:posOffset>685800</wp:posOffset>
@@ -9310,7 +9233,7 @@
                     <pic:cNvPicPr/>
                   </pic:nvPicPr>
                   <pic:blipFill>
-                    <a:blip r:embed="rId12" cstate="print">
+                    <a:blip r:embed="rId13" cstate="print">
                       <a:extLst>
                         <a:ext uri="{28A0092B-C50C-407E-A947-70E740481C1C}">
                           <a14:useLocalDpi xmlns:a14="http://schemas.microsoft.com/office/drawing/2010/main" val="0"/>
@@ -9481,21 +9404,45 @@
         <w:bidi w:val="0"/>
         <w:jc w:val="both"/>
       </w:pPr>
+    </w:p>
+    <w:p>
+      <w:pPr>
+        <w:bidi w:val="0"/>
+        <w:jc w:val="both"/>
+      </w:pPr>
+    </w:p>
+    <w:p>
+      <w:pPr>
+        <w:bidi w:val="0"/>
+        <w:jc w:val="both"/>
+      </w:pPr>
+    </w:p>
+    <w:p>
+      <w:pPr>
+        <w:bidi w:val="0"/>
+        <w:jc w:val="both"/>
+      </w:pPr>
+    </w:p>
+    <w:p>
+      <w:pPr>
+        <w:bidi w:val="0"/>
+        <w:jc w:val="both"/>
+      </w:pPr>
       <w:r>
         <w:rPr>
           <w:noProof/>
         </w:rPr>
         <w:drawing>
-          <wp:anchor distT="0" distB="0" distL="114300" distR="114300" simplePos="0" relativeHeight="251678720" behindDoc="0" locked="0" layoutInCell="1" allowOverlap="1" wp14:anchorId="252BF5E9" wp14:editId="32B2B35D">
+          <wp:anchor distT="0" distB="0" distL="114300" distR="114300" simplePos="0" relativeHeight="251678720" behindDoc="0" locked="0" layoutInCell="1" allowOverlap="1" wp14:anchorId="252BF5E9" wp14:editId="71AE0CA7">
             <wp:simplePos x="0" y="0"/>
             <wp:positionH relativeFrom="margin">
-              <wp:posOffset>1273175</wp:posOffset>
+              <wp:posOffset>1286510</wp:posOffset>
             </wp:positionH>
             <wp:positionV relativeFrom="paragraph">
-              <wp:posOffset>282575</wp:posOffset>
+              <wp:posOffset>-634576</wp:posOffset>
             </wp:positionV>
-            <wp:extent cx="2456702" cy="3054350"/>
-            <wp:effectExtent l="0" t="0" r="1270" b="0"/>
+            <wp:extent cx="2201334" cy="2736858"/>
+            <wp:effectExtent l="0" t="0" r="8890" b="6350"/>
             <wp:wrapNone/>
             <wp:docPr id="1952874040" name="תמונה 1"/>
             <wp:cNvGraphicFramePr>
@@ -9509,7 +9456,7 @@
                     <pic:cNvPicPr/>
                   </pic:nvPicPr>
                   <pic:blipFill>
-                    <a:blip r:embed="rId13" cstate="print">
+                    <a:blip r:embed="rId14" cstate="print">
                       <a:extLst>
                         <a:ext uri="{28A0092B-C50C-407E-A947-70E740481C1C}">
                           <a14:useLocalDpi xmlns:a14="http://schemas.microsoft.com/office/drawing/2010/main" val="0"/>
@@ -9523,7 +9470,7 @@
                   <pic:spPr>
                     <a:xfrm>
                       <a:off x="0" y="0"/>
-                      <a:ext cx="2456702" cy="3054350"/>
+                      <a:ext cx="2201334" cy="2736858"/>
                     </a:xfrm>
                     <a:prstGeom prst="rect">
                       <a:avLst/>
@@ -9587,30 +9534,6 @@
     <w:p>
       <w:pPr>
         <w:bidi w:val="0"/>
-        <w:jc w:val="both"/>
-      </w:pPr>
-    </w:p>
-    <w:p>
-      <w:pPr>
-        <w:bidi w:val="0"/>
-        <w:jc w:val="both"/>
-      </w:pPr>
-    </w:p>
-    <w:p>
-      <w:pPr>
-        <w:bidi w:val="0"/>
-        <w:jc w:val="both"/>
-      </w:pPr>
-    </w:p>
-    <w:p>
-      <w:pPr>
-        <w:bidi w:val="0"/>
-        <w:jc w:val="both"/>
-      </w:pPr>
-    </w:p>
-    <w:p>
-      <w:pPr>
-        <w:bidi w:val="0"/>
         <w:rPr>
           <w:rFonts w:asciiTheme="majorBidi" w:hAnsiTheme="majorBidi" w:cstheme="majorBidi"/>
           <w:sz w:val="24"/>
@@ -9673,20 +9596,8 @@
           <w:szCs w:val="24"/>
           <w:u w:val="single"/>
         </w:rPr>
-        <w:lastRenderedPageBreak/>
         <w:t>Sign In Page:</w:t>
       </w:r>
-    </w:p>
-    <w:p>
-      <w:pPr>
-        <w:bidi w:val="0"/>
-        <w:jc w:val="both"/>
-        <w:rPr>
-          <w:rFonts w:asciiTheme="majorBidi" w:hAnsiTheme="majorBidi" w:cstheme="majorBidi"/>
-          <w:color w:val="215E99" w:themeColor="text2" w:themeTint="BF"/>
-          <w:u w:val="single"/>
-        </w:rPr>
-      </w:pPr>
     </w:p>
     <w:p>
       <w:pPr>
@@ -9705,14 +9616,15 @@
           <w:color w:val="215E99" w:themeColor="text2" w:themeTint="BF"/>
           <w:u w:val="single"/>
         </w:rPr>
+        <w:lastRenderedPageBreak/>
         <w:drawing>
-          <wp:anchor distT="0" distB="0" distL="114300" distR="114300" simplePos="0" relativeHeight="251680768" behindDoc="0" locked="0" layoutInCell="1" allowOverlap="1" wp14:anchorId="7C9AA9E5" wp14:editId="5474A9A8">
+          <wp:anchor distT="0" distB="0" distL="114300" distR="114300" simplePos="0" relativeHeight="251680768" behindDoc="0" locked="0" layoutInCell="1" allowOverlap="1" wp14:anchorId="7C9AA9E5" wp14:editId="2C2D245E">
             <wp:simplePos x="0" y="0"/>
             <wp:positionH relativeFrom="margin">
-              <wp:posOffset>1370330</wp:posOffset>
+              <wp:posOffset>1285664</wp:posOffset>
             </wp:positionH>
             <wp:positionV relativeFrom="paragraph">
-              <wp:posOffset>22225</wp:posOffset>
+              <wp:posOffset>-397087</wp:posOffset>
             </wp:positionV>
             <wp:extent cx="2533650" cy="2294890"/>
             <wp:effectExtent l="0" t="0" r="0" b="0"/>
@@ -9729,7 +9641,7 @@
                     <pic:cNvPicPr/>
                   </pic:nvPicPr>
                   <pic:blipFill>
-                    <a:blip r:embed="rId14">
+                    <a:blip r:embed="rId15">
                       <a:extLst>
                         <a:ext uri="{28A0092B-C50C-407E-A947-70E740481C1C}">
                           <a14:useLocalDpi xmlns:a14="http://schemas.microsoft.com/office/drawing/2010/main" val="0"/>
@@ -9842,17 +9754,6 @@
     <w:p>
       <w:pPr>
         <w:bidi w:val="0"/>
-        <w:jc w:val="both"/>
-        <w:rPr>
-          <w:rFonts w:asciiTheme="majorBidi" w:hAnsiTheme="majorBidi" w:cstheme="majorBidi"/>
-          <w:color w:val="215E99" w:themeColor="text2" w:themeTint="BF"/>
-          <w:u w:val="single"/>
-        </w:rPr>
-      </w:pPr>
-    </w:p>
-    <w:p>
-      <w:pPr>
-        <w:bidi w:val="0"/>
         <w:rPr>
           <w:rFonts w:asciiTheme="majorBidi" w:hAnsiTheme="majorBidi" w:cstheme="majorBidi"/>
           <w:sz w:val="24"/>
@@ -9885,30 +9786,6 @@
         <w:br/>
         <w:t>Users who don’t have an account can click “Sign Up” to navigate to the registration page.</w:t>
       </w:r>
-    </w:p>
-    <w:p>
-      <w:pPr>
-        <w:bidi w:val="0"/>
-        <w:rPr>
-          <w:rFonts w:asciiTheme="majorBidi" w:hAnsiTheme="majorBidi" w:cstheme="majorBidi"/>
-          <w:color w:val="215E99" w:themeColor="text2" w:themeTint="BF"/>
-          <w:sz w:val="24"/>
-          <w:szCs w:val="24"/>
-          <w:u w:val="single"/>
-        </w:rPr>
-      </w:pPr>
-    </w:p>
-    <w:p>
-      <w:pPr>
-        <w:bidi w:val="0"/>
-        <w:rPr>
-          <w:rFonts w:asciiTheme="majorBidi" w:hAnsiTheme="majorBidi" w:cstheme="majorBidi"/>
-          <w:color w:val="215E99" w:themeColor="text2" w:themeTint="BF"/>
-          <w:sz w:val="24"/>
-          <w:szCs w:val="24"/>
-          <w:u w:val="single"/>
-        </w:rPr>
-      </w:pPr>
     </w:p>
     <w:p>
       <w:pPr>
@@ -9962,7 +9839,7 @@
                     <pic:cNvPicPr/>
                   </pic:nvPicPr>
                   <pic:blipFill>
-                    <a:blip r:embed="rId15">
+                    <a:blip r:embed="rId16">
                       <a:extLst>
                         <a:ext uri="{28A0092B-C50C-407E-A947-70E740481C1C}">
                           <a14:useLocalDpi xmlns:a14="http://schemas.microsoft.com/office/drawing/2010/main" val="0"/>
@@ -10105,42 +9982,23 @@
       <w:r>
         <w:rPr>
           <w:rFonts w:asciiTheme="majorBidi" w:hAnsiTheme="majorBidi" w:cstheme="majorBidi"/>
-        </w:rPr>
-        <w:br/>
-      </w:r>
-    </w:p>
-    <w:p>
-      <w:pPr>
-        <w:bidi w:val="0"/>
-        <w:rPr>
-          <w:rFonts w:asciiTheme="majorBidi" w:hAnsiTheme="majorBidi" w:cstheme="majorBidi"/>
           <w:u w:val="single"/>
         </w:rPr>
-      </w:pPr>
-    </w:p>
-    <w:p>
-      <w:pPr>
-        <w:bidi w:val="0"/>
+        <w:t xml:space="preserve">Add New Child </w:t>
+      </w:r>
+      <w:r>
         <w:rPr>
           <w:rFonts w:asciiTheme="majorBidi" w:hAnsiTheme="majorBidi" w:cstheme="majorBidi"/>
           <w:u w:val="single"/>
         </w:rPr>
-      </w:pPr>
-    </w:p>
-    <w:p>
-      <w:pPr>
-        <w:bidi w:val="0"/>
-        <w:rPr>
-          <w:rFonts w:asciiTheme="majorBidi" w:hAnsiTheme="majorBidi" w:cstheme="majorBidi"/>
-        </w:rPr>
-      </w:pPr>
+        <w:t>-</w:t>
+      </w:r>
       <w:r>
         <w:rPr>
           <w:rFonts w:asciiTheme="majorBidi" w:hAnsiTheme="majorBidi" w:cstheme="majorBidi"/>
           <w:u w:val="single"/>
         </w:rPr>
-        <w:lastRenderedPageBreak/>
-        <w:t>Add New Child – Step 1: General Information</w:t>
+        <w:t xml:space="preserve"> Step 1: General Information</w:t>
       </w:r>
     </w:p>
     <w:p>
@@ -10156,16 +10014,16 @@
           <w:noProof/>
         </w:rPr>
         <w:drawing>
-          <wp:anchor distT="0" distB="0" distL="114300" distR="114300" simplePos="0" relativeHeight="251682816" behindDoc="0" locked="0" layoutInCell="1" allowOverlap="1" wp14:anchorId="79CBDAFD" wp14:editId="389C215C">
+          <wp:anchor distT="0" distB="0" distL="114300" distR="114300" simplePos="0" relativeHeight="251682816" behindDoc="0" locked="0" layoutInCell="1" allowOverlap="1" wp14:anchorId="79CBDAFD" wp14:editId="13956878">
             <wp:simplePos x="0" y="0"/>
             <wp:positionH relativeFrom="margin">
-              <wp:posOffset>514350</wp:posOffset>
+              <wp:posOffset>647700</wp:posOffset>
             </wp:positionH>
             <wp:positionV relativeFrom="paragraph">
-              <wp:posOffset>54039</wp:posOffset>
+              <wp:posOffset>130197</wp:posOffset>
             </wp:positionV>
-            <wp:extent cx="3880485" cy="2952750"/>
-            <wp:effectExtent l="0" t="0" r="5715" b="0"/>
+            <wp:extent cx="3718560" cy="2829538"/>
+            <wp:effectExtent l="0" t="0" r="0" b="9525"/>
             <wp:wrapNone/>
             <wp:docPr id="759441765" name="תמונה 1"/>
             <wp:cNvGraphicFramePr>
@@ -10179,7 +10037,7 @@
                     <pic:cNvPicPr/>
                   </pic:nvPicPr>
                   <pic:blipFill>
-                    <a:blip r:embed="rId16">
+                    <a:blip r:embed="rId17">
                       <a:extLst>
                         <a:ext uri="{28A0092B-C50C-407E-A947-70E740481C1C}">
                           <a14:useLocalDpi xmlns:a14="http://schemas.microsoft.com/office/drawing/2010/main" val="0"/>
@@ -10193,7 +10051,7 @@
                   <pic:spPr>
                     <a:xfrm>
                       <a:off x="0" y="0"/>
-                      <a:ext cx="3880485" cy="2952750"/>
+                      <a:ext cx="3722241" cy="2832339"/>
                     </a:xfrm>
                     <a:prstGeom prst="rect">
                       <a:avLst/>
@@ -10265,58 +10123,27 @@
         <w:bidi w:val="0"/>
         <w:rPr>
           <w:rFonts w:asciiTheme="majorBidi" w:hAnsiTheme="majorBidi" w:cstheme="majorBidi"/>
-        </w:rPr>
-      </w:pPr>
-    </w:p>
-    <w:p>
-      <w:pPr>
-        <w:bidi w:val="0"/>
-        <w:rPr>
-          <w:rFonts w:asciiTheme="majorBidi" w:hAnsiTheme="majorBidi" w:cstheme="majorBidi"/>
-        </w:rPr>
-      </w:pPr>
-    </w:p>
-    <w:p>
-      <w:pPr>
-        <w:bidi w:val="0"/>
-        <w:rPr>
-          <w:rFonts w:asciiTheme="majorBidi" w:hAnsiTheme="majorBidi" w:cstheme="majorBidi"/>
-        </w:rPr>
-      </w:pPr>
-    </w:p>
-    <w:p>
-      <w:pPr>
-        <w:bidi w:val="0"/>
-        <w:rPr>
-          <w:rFonts w:asciiTheme="majorBidi" w:hAnsiTheme="majorBidi" w:cstheme="majorBidi"/>
-        </w:rPr>
-      </w:pPr>
-    </w:p>
-    <w:p>
-      <w:pPr>
-        <w:bidi w:val="0"/>
-        <w:rPr>
-          <w:rFonts w:asciiTheme="majorBidi" w:hAnsiTheme="majorBidi" w:cstheme="majorBidi"/>
-          <w:sz w:val="24"/>
-          <w:szCs w:val="24"/>
-        </w:rPr>
-      </w:pPr>
-    </w:p>
-    <w:p>
-      <w:pPr>
-        <w:bidi w:val="0"/>
-        <w:rPr>
-          <w:rFonts w:asciiTheme="majorBidi" w:hAnsiTheme="majorBidi" w:cstheme="majorBidi"/>
-          <w:sz w:val="24"/>
-          <w:szCs w:val="24"/>
-        </w:rPr>
-      </w:pPr>
-      <w:r>
-        <w:rPr>
-          <w:rFonts w:asciiTheme="majorBidi" w:hAnsiTheme="majorBidi" w:cstheme="majorBidi"/>
-          <w:sz w:val="24"/>
-          <w:szCs w:val="24"/>
-        </w:rPr>
+          <w:sz w:val="24"/>
+          <w:szCs w:val="24"/>
+        </w:rPr>
+      </w:pPr>
+    </w:p>
+    <w:p>
+      <w:pPr>
+        <w:bidi w:val="0"/>
+        <w:rPr>
+          <w:rFonts w:asciiTheme="majorBidi" w:hAnsiTheme="majorBidi" w:cstheme="majorBidi"/>
+          <w:sz w:val="24"/>
+          <w:szCs w:val="24"/>
+        </w:rPr>
+      </w:pPr>
+      <w:r>
+        <w:rPr>
+          <w:rFonts w:asciiTheme="majorBidi" w:hAnsiTheme="majorBidi" w:cstheme="majorBidi"/>
+          <w:sz w:val="24"/>
+          <w:szCs w:val="24"/>
+        </w:rPr>
+        <w:lastRenderedPageBreak/>
         <w:t>This page appears after clicking “Add New Child” on the child selection screen.</w:t>
       </w:r>
       <w:r>
@@ -10359,7 +10186,21 @@
           <w:rFonts w:asciiTheme="majorBidi" w:hAnsiTheme="majorBidi" w:cstheme="majorBidi"/>
           <w:u w:val="single"/>
         </w:rPr>
-        <w:t>Add New Child – Step 2: Growth History</w:t>
+        <w:t xml:space="preserve">Add New Child </w:t>
+      </w:r>
+      <w:r>
+        <w:rPr>
+          <w:rFonts w:asciiTheme="majorBidi" w:hAnsiTheme="majorBidi" w:cstheme="majorBidi"/>
+          <w:u w:val="single"/>
+        </w:rPr>
+        <w:t>-</w:t>
+      </w:r>
+      <w:r>
+        <w:rPr>
+          <w:rFonts w:asciiTheme="majorBidi" w:hAnsiTheme="majorBidi" w:cstheme="majorBidi"/>
+          <w:u w:val="single"/>
+        </w:rPr>
+        <w:t xml:space="preserve"> Step 2: Growth History</w:t>
       </w:r>
     </w:p>
     <w:p>
@@ -10398,7 +10239,7 @@
                     <pic:cNvPicPr/>
                   </pic:nvPicPr>
                   <pic:blipFill>
-                    <a:blip r:embed="rId17">
+                    <a:blip r:embed="rId18">
                       <a:extLst>
                         <a:ext uri="{28A0092B-C50C-407E-A947-70E740481C1C}">
                           <a14:useLocalDpi xmlns:a14="http://schemas.microsoft.com/office/drawing/2010/main" val="0"/>
@@ -10562,7 +10403,6 @@
           <w:sz w:val="24"/>
           <w:szCs w:val="24"/>
         </w:rPr>
-        <w:lastRenderedPageBreak/>
         <w:t>After completing Step 1, users are directed to this page to enter the child’s height and weight at different ages, along with corresponding dates.</w:t>
       </w:r>
       <w:r>
@@ -10637,7 +10477,7 @@
                     <pic:cNvPicPr/>
                   </pic:nvPicPr>
                   <pic:blipFill>
-                    <a:blip r:embed="rId18">
+                    <a:blip r:embed="rId19">
                       <a:extLst>
                         <a:ext uri="{28A0092B-C50C-407E-A947-70E740481C1C}">
                           <a14:useLocalDpi xmlns:a14="http://schemas.microsoft.com/office/drawing/2010/main" val="0"/>
@@ -10745,6 +10585,7 @@
           <w:sz w:val="24"/>
           <w:szCs w:val="24"/>
         </w:rPr>
+        <w:lastRenderedPageBreak/>
         <w:t>This is the child selection page, shown after at least one child profile has been added.</w:t>
       </w:r>
       <w:r>
@@ -10777,7 +10618,10 @@
           <w:u w:val="single"/>
         </w:rPr>
       </w:pPr>
-      <w:r>
+    </w:p>
+    <w:p>
+      <w:pPr>
+        <w:bidi w:val="0"/>
         <w:rPr>
           <w:rFonts w:asciiTheme="majorBidi" w:hAnsiTheme="majorBidi" w:cstheme="majorBidi"/>
           <w:color w:val="215E99" w:themeColor="text2" w:themeTint="BF"/>
@@ -10785,6 +10629,15 @@
           <w:szCs w:val="24"/>
           <w:u w:val="single"/>
         </w:rPr>
+      </w:pPr>
+      <w:r>
+        <w:rPr>
+          <w:rFonts w:asciiTheme="majorBidi" w:hAnsiTheme="majorBidi" w:cstheme="majorBidi"/>
+          <w:color w:val="215E99" w:themeColor="text2" w:themeTint="BF"/>
+          <w:sz w:val="24"/>
+          <w:szCs w:val="24"/>
+          <w:u w:val="single"/>
+        </w:rPr>
         <w:t xml:space="preserve">Treatment Plan: </w:t>
       </w:r>
     </w:p>
@@ -10818,20 +10671,49 @@
       <w:r>
         <w:rPr>
           <w:rFonts w:asciiTheme="majorBidi" w:hAnsiTheme="majorBidi" w:cstheme="majorBidi"/>
+          <w:sz w:val="24"/>
+          <w:szCs w:val="24"/>
+        </w:rPr>
+        <w:t>After selecting a child profile, users arrive at the Treatment Plan page.</w:t>
+      </w:r>
+      <w:r>
+        <w:rPr>
+          <w:rFonts w:asciiTheme="majorBidi" w:hAnsiTheme="majorBidi" w:cstheme="majorBidi"/>
+          <w:sz w:val="24"/>
+          <w:szCs w:val="24"/>
+        </w:rPr>
+        <w:br/>
+      </w:r>
+      <w:r>
+        <w:rPr>
+          <w:rFonts w:asciiTheme="majorBidi" w:hAnsiTheme="majorBidi" w:cstheme="majorBidi"/>
+          <w:sz w:val="24"/>
+          <w:szCs w:val="24"/>
+        </w:rPr>
+        <w:t>The user can download the whole treatment plan by clicking on “Download Plan”</w:t>
+      </w:r>
+    </w:p>
+    <w:p>
+      <w:pPr>
+        <w:bidi w:val="0"/>
+      </w:pPr>
+      <w:r>
+        <w:rPr>
+          <w:rFonts w:asciiTheme="majorBidi" w:hAnsiTheme="majorBidi" w:cstheme="majorBidi"/>
           <w:b/>
           <w:bCs/>
           <w:noProof/>
         </w:rPr>
         <w:drawing>
-          <wp:anchor distT="0" distB="0" distL="114300" distR="114300" simplePos="0" relativeHeight="251685888" behindDoc="0" locked="0" layoutInCell="1" allowOverlap="1" wp14:anchorId="2C2727B6" wp14:editId="60B3FA8B">
+          <wp:anchor distT="0" distB="0" distL="114300" distR="114300" simplePos="0" relativeHeight="251685888" behindDoc="0" locked="0" layoutInCell="1" allowOverlap="1" wp14:anchorId="2C2727B6" wp14:editId="24B1F249">
             <wp:simplePos x="0" y="0"/>
             <wp:positionH relativeFrom="margin">
-              <wp:posOffset>-265866</wp:posOffset>
+              <wp:align>center</wp:align>
             </wp:positionH>
             <wp:positionV relativeFrom="paragraph">
-              <wp:posOffset>463398</wp:posOffset>
+              <wp:posOffset>8043</wp:posOffset>
             </wp:positionV>
-            <wp:extent cx="5761826" cy="3541442"/>
+            <wp:extent cx="5761355" cy="3541395"/>
             <wp:effectExtent l="0" t="0" r="0" b="1905"/>
             <wp:wrapNone/>
             <wp:docPr id="2120302902" name="תמונה 1"/>
@@ -10846,7 +10728,7 @@
                     <pic:cNvPicPr/>
                   </pic:nvPicPr>
                   <pic:blipFill>
-                    <a:blip r:embed="rId19">
+                    <a:blip r:embed="rId20">
                       <a:extLst>
                         <a:ext uri="{28A0092B-C50C-407E-A947-70E740481C1C}">
                           <a14:useLocalDpi xmlns:a14="http://schemas.microsoft.com/office/drawing/2010/main" val="0"/>
@@ -10860,7 +10742,7 @@
                   <pic:spPr>
                     <a:xfrm>
                       <a:off x="0" y="0"/>
-                      <a:ext cx="5761826" cy="3541442"/>
+                      <a:ext cx="5761355" cy="3541395"/>
                     </a:xfrm>
                     <a:prstGeom prst="rect">
                       <a:avLst/>
@@ -10878,117 +10760,97 @@
           </wp:anchor>
         </w:drawing>
       </w:r>
-      <w:r>
-        <w:rPr>
-          <w:rFonts w:asciiTheme="majorBidi" w:hAnsiTheme="majorBidi" w:cstheme="majorBidi"/>
-          <w:sz w:val="24"/>
-          <w:szCs w:val="24"/>
-        </w:rPr>
-        <w:t>After selecting a child profile, users arrive at the Treatment Plan page.</w:t>
-      </w:r>
-      <w:r>
-        <w:rPr>
-          <w:rFonts w:asciiTheme="majorBidi" w:hAnsiTheme="majorBidi" w:cstheme="majorBidi"/>
-          <w:sz w:val="24"/>
-          <w:szCs w:val="24"/>
-        </w:rPr>
-        <w:br/>
-      </w:r>
-      <w:r>
-        <w:rPr>
-          <w:rFonts w:asciiTheme="majorBidi" w:hAnsiTheme="majorBidi" w:cstheme="majorBidi"/>
-          <w:sz w:val="24"/>
-          <w:szCs w:val="24"/>
-        </w:rPr>
-        <w:t>The user can download the whole treatment plan by clicking on “Download Plan”</w:t>
-      </w:r>
-    </w:p>
-    <w:p>
-      <w:pPr>
-        <w:bidi w:val="0"/>
-      </w:pPr>
-    </w:p>
-    <w:p>
-      <w:pPr>
-        <w:bidi w:val="0"/>
-      </w:pPr>
-    </w:p>
-    <w:p>
-      <w:pPr>
-        <w:bidi w:val="0"/>
-      </w:pPr>
-    </w:p>
-    <w:p>
-      <w:pPr>
-        <w:bidi w:val="0"/>
-      </w:pPr>
-    </w:p>
-    <w:p>
-      <w:pPr>
-        <w:bidi w:val="0"/>
-      </w:pPr>
-    </w:p>
-    <w:p>
-      <w:pPr>
-        <w:bidi w:val="0"/>
-      </w:pPr>
-    </w:p>
-    <w:p>
-      <w:pPr>
-        <w:bidi w:val="0"/>
-      </w:pPr>
-    </w:p>
-    <w:p>
-      <w:pPr>
-        <w:bidi w:val="0"/>
-      </w:pPr>
-    </w:p>
-    <w:p>
-      <w:pPr>
-        <w:bidi w:val="0"/>
-      </w:pPr>
-    </w:p>
-    <w:p>
-      <w:pPr>
-        <w:bidi w:val="0"/>
-      </w:pPr>
-    </w:p>
-    <w:p>
-      <w:pPr>
-        <w:bidi w:val="0"/>
-        <w:rPr>
-          <w:rFonts w:asciiTheme="majorBidi" w:hAnsiTheme="majorBidi" w:cstheme="majorBidi"/>
-          <w:sz w:val="24"/>
-          <w:szCs w:val="24"/>
-        </w:rPr>
-      </w:pPr>
-    </w:p>
-    <w:p>
-      <w:pPr>
-        <w:bidi w:val="0"/>
-        <w:rPr>
-          <w:rFonts w:asciiTheme="majorBidi" w:hAnsiTheme="majorBidi" w:cstheme="majorBidi"/>
-          <w:sz w:val="24"/>
-          <w:szCs w:val="24"/>
-        </w:rPr>
-      </w:pPr>
-    </w:p>
-    <w:p>
-      <w:pPr>
-        <w:bidi w:val="0"/>
-        <w:rPr>
-          <w:rFonts w:asciiTheme="majorBidi" w:hAnsiTheme="majorBidi" w:cstheme="majorBidi"/>
-          <w:sz w:val="24"/>
-          <w:szCs w:val="24"/>
-        </w:rPr>
-      </w:pPr>
-      <w:r>
-        <w:rPr>
-          <w:rFonts w:asciiTheme="majorBidi" w:hAnsiTheme="majorBidi" w:cstheme="majorBidi"/>
-          <w:sz w:val="24"/>
-          <w:szCs w:val="24"/>
-        </w:rPr>
-        <w:lastRenderedPageBreak/>
+    </w:p>
+    <w:p>
+      <w:pPr>
+        <w:bidi w:val="0"/>
+      </w:pPr>
+    </w:p>
+    <w:p>
+      <w:pPr>
+        <w:bidi w:val="0"/>
+      </w:pPr>
+    </w:p>
+    <w:p>
+      <w:pPr>
+        <w:bidi w:val="0"/>
+      </w:pPr>
+    </w:p>
+    <w:p>
+      <w:pPr>
+        <w:bidi w:val="0"/>
+      </w:pPr>
+    </w:p>
+    <w:p>
+      <w:pPr>
+        <w:bidi w:val="0"/>
+      </w:pPr>
+    </w:p>
+    <w:p>
+      <w:pPr>
+        <w:bidi w:val="0"/>
+      </w:pPr>
+    </w:p>
+    <w:p>
+      <w:pPr>
+        <w:bidi w:val="0"/>
+      </w:pPr>
+    </w:p>
+    <w:p>
+      <w:pPr>
+        <w:bidi w:val="0"/>
+      </w:pPr>
+    </w:p>
+    <w:p>
+      <w:pPr>
+        <w:bidi w:val="0"/>
+      </w:pPr>
+    </w:p>
+    <w:p>
+      <w:pPr>
+        <w:bidi w:val="0"/>
+        <w:rPr>
+          <w:rFonts w:asciiTheme="majorBidi" w:hAnsiTheme="majorBidi" w:cstheme="majorBidi"/>
+          <w:sz w:val="24"/>
+          <w:szCs w:val="24"/>
+        </w:rPr>
+      </w:pPr>
+    </w:p>
+    <w:p>
+      <w:pPr>
+        <w:bidi w:val="0"/>
+        <w:rPr>
+          <w:rFonts w:asciiTheme="majorBidi" w:hAnsiTheme="majorBidi" w:cstheme="majorBidi"/>
+          <w:sz w:val="24"/>
+          <w:szCs w:val="24"/>
+        </w:rPr>
+      </w:pPr>
+    </w:p>
+    <w:p>
+      <w:pPr>
+        <w:bidi w:val="0"/>
+        <w:rPr>
+          <w:rFonts w:asciiTheme="majorBidi" w:hAnsiTheme="majorBidi" w:cstheme="majorBidi"/>
+          <w:sz w:val="24"/>
+          <w:szCs w:val="24"/>
+        </w:rPr>
+      </w:pPr>
+    </w:p>
+    <w:p>
+      <w:pPr>
+        <w:bidi w:val="0"/>
+        <w:rPr>
+          <w:rFonts w:asciiTheme="majorBidi" w:hAnsiTheme="majorBidi" w:cstheme="majorBidi"/>
+          <w:sz w:val="24"/>
+          <w:szCs w:val="24"/>
+        </w:rPr>
+      </w:pPr>
+      <w:r>
+        <w:rPr>
+          <w:rFonts w:asciiTheme="majorBidi" w:hAnsiTheme="majorBidi" w:cstheme="majorBidi"/>
+          <w:sz w:val="24"/>
+          <w:szCs w:val="24"/>
+        </w:rPr>
         <w:t>This section displays a personalized Daily Meal Plan with nutritional breakdowns and preparation instructions for breakfast, lunch, and dinner.</w:t>
       </w:r>
       <w:r>
@@ -11033,6 +10895,7 @@
           <w:sz w:val="24"/>
           <w:szCs w:val="24"/>
         </w:rPr>
+        <w:lastRenderedPageBreak/>
         <w:drawing>
           <wp:inline distT="0" distB="0" distL="0" distR="0" wp14:anchorId="1F2452D4" wp14:editId="4F8A43FD">
             <wp:extent cx="4706007" cy="2657846"/>
@@ -11049,7 +10912,7 @@
                     <pic:cNvPicPr/>
                   </pic:nvPicPr>
                   <pic:blipFill>
-                    <a:blip r:embed="rId20"/>
+                    <a:blip r:embed="rId21"/>
                     <a:stretch>
                       <a:fillRect/>
                     </a:stretch>
@@ -11118,7 +10981,7 @@
           <w:noProof/>
         </w:rPr>
         <w:drawing>
-          <wp:anchor distT="0" distB="0" distL="114300" distR="114300" simplePos="0" relativeHeight="251686912" behindDoc="0" locked="0" layoutInCell="1" allowOverlap="1" wp14:anchorId="14F0B855" wp14:editId="71DC44E8">
+          <wp:anchor distT="0" distB="0" distL="114300" distR="114300" simplePos="0" relativeHeight="251686912" behindDoc="0" locked="0" layoutInCell="1" allowOverlap="1" wp14:anchorId="14F0B855" wp14:editId="6741DCF9">
             <wp:simplePos x="0" y="0"/>
             <wp:positionH relativeFrom="margin">
               <wp:align>left</wp:align>
@@ -11126,7 +10989,7 @@
             <wp:positionV relativeFrom="paragraph">
               <wp:posOffset>10160</wp:posOffset>
             </wp:positionV>
-            <wp:extent cx="5319824" cy="3117215"/>
+            <wp:extent cx="5319395" cy="3117215"/>
             <wp:effectExtent l="0" t="0" r="0" b="6985"/>
             <wp:wrapNone/>
             <wp:docPr id="1166031338" name="תמונה 1"/>
@@ -11141,7 +11004,7 @@
                     <pic:cNvPicPr/>
                   </pic:nvPicPr>
                   <pic:blipFill>
-                    <a:blip r:embed="rId21">
+                    <a:blip r:embed="rId22">
                       <a:extLst>
                         <a:ext uri="{28A0092B-C50C-407E-A947-70E740481C1C}">
                           <a14:useLocalDpi xmlns:a14="http://schemas.microsoft.com/office/drawing/2010/main" val="0"/>
@@ -11155,7 +11018,7 @@
                   <pic:spPr>
                     <a:xfrm>
                       <a:off x="0" y="0"/>
-                      <a:ext cx="5319824" cy="3117215"/>
+                      <a:ext cx="5319395" cy="3117215"/>
                     </a:xfrm>
                     <a:prstGeom prst="rect">
                       <a:avLst/>
@@ -11305,39 +11168,53 @@
           <w:bCs/>
         </w:rPr>
       </w:pPr>
-      <w:r>
-        <w:rPr>
-          <w:rFonts w:asciiTheme="majorBidi" w:hAnsiTheme="majorBidi" w:cstheme="majorBidi"/>
-          <w:b/>
-          <w:bCs/>
+    </w:p>
+    <w:p>
+      <w:pPr>
+        <w:bidi w:val="0"/>
+        <w:rPr>
+          <w:rFonts w:asciiTheme="majorBidi" w:hAnsiTheme="majorBidi" w:cstheme="majorBidi"/>
+          <w:b/>
+          <w:bCs/>
+        </w:rPr>
+      </w:pPr>
+    </w:p>
+    <w:p>
+      <w:pPr>
+        <w:bidi w:val="0"/>
+        <w:rPr>
+          <w:rFonts w:asciiTheme="majorBidi" w:hAnsiTheme="majorBidi" w:cstheme="majorBidi"/>
+          <w:b/>
+          <w:bCs/>
+        </w:rPr>
+      </w:pPr>
+    </w:p>
+    <w:p>
+      <w:pPr>
+        <w:bidi w:val="0"/>
+        <w:rPr>
+          <w:rFonts w:asciiTheme="majorBidi" w:hAnsiTheme="majorBidi" w:cstheme="majorBidi"/>
+          <w:b/>
+          <w:bCs/>
+        </w:rPr>
+      </w:pPr>
+      <w:r>
+        <w:rPr>
+          <w:rFonts w:asciiTheme="majorBidi" w:hAnsiTheme="majorBidi" w:cstheme="majorBidi"/>
+          <w:noProof/>
         </w:rPr>
         <w:lastRenderedPageBreak/>
-        <w:t>Rest &amp; Recovery</w:t>
-      </w:r>
-    </w:p>
-    <w:p>
-      <w:pPr>
-        <w:bidi w:val="0"/>
-        <w:rPr>
-          <w:rFonts w:asciiTheme="majorBidi" w:hAnsiTheme="majorBidi" w:cstheme="majorBidi"/>
-        </w:rPr>
-      </w:pPr>
-      <w:r>
-        <w:rPr>
-          <w:rFonts w:asciiTheme="majorBidi" w:hAnsiTheme="majorBidi" w:cstheme="majorBidi"/>
-          <w:noProof/>
-        </w:rPr>
         <w:drawing>
-          <wp:anchor distT="0" distB="0" distL="114300" distR="114300" simplePos="0" relativeHeight="251687936" behindDoc="0" locked="0" layoutInCell="1" allowOverlap="1" wp14:anchorId="2A4C62AE" wp14:editId="0046AEF6">
+          <wp:anchor distT="0" distB="0" distL="114300" distR="114300" simplePos="0" relativeHeight="251687936" behindDoc="0" locked="0" layoutInCell="1" allowOverlap="1" wp14:anchorId="2A4C62AE" wp14:editId="4B7C113C">
             <wp:simplePos x="0" y="0"/>
             <wp:positionH relativeFrom="margin">
-              <wp:posOffset>64827</wp:posOffset>
+              <wp:posOffset>338455</wp:posOffset>
             </wp:positionH>
             <wp:positionV relativeFrom="paragraph">
-              <wp:posOffset>66240</wp:posOffset>
+              <wp:posOffset>241935</wp:posOffset>
             </wp:positionV>
-            <wp:extent cx="4094328" cy="2716078"/>
-            <wp:effectExtent l="0" t="0" r="1905" b="8255"/>
+            <wp:extent cx="3835400" cy="2544312"/>
+            <wp:effectExtent l="0" t="0" r="0" b="8890"/>
             <wp:wrapNone/>
             <wp:docPr id="1878055139" name="תמונה 1"/>
             <wp:cNvGraphicFramePr>
@@ -11351,7 +11228,7 @@
                     <pic:cNvPicPr/>
                   </pic:nvPicPr>
                   <pic:blipFill>
-                    <a:blip r:embed="rId22" cstate="print">
+                    <a:blip r:embed="rId23" cstate="print">
                       <a:extLst>
                         <a:ext uri="{28A0092B-C50C-407E-A947-70E740481C1C}">
                           <a14:useLocalDpi xmlns:a14="http://schemas.microsoft.com/office/drawing/2010/main" val="0"/>
@@ -11365,7 +11242,7 @@
                   <pic:spPr>
                     <a:xfrm>
                       <a:off x="0" y="0"/>
-                      <a:ext cx="4103963" cy="2722470"/>
+                      <a:ext cx="3835400" cy="2544312"/>
                     </a:xfrm>
                     <a:prstGeom prst="rect">
                       <a:avLst/>
@@ -11383,68 +11260,78 @@
           </wp:anchor>
         </w:drawing>
       </w:r>
-    </w:p>
-    <w:p>
-      <w:pPr>
-        <w:bidi w:val="0"/>
-        <w:rPr>
-          <w:rFonts w:asciiTheme="majorBidi" w:hAnsiTheme="majorBidi" w:cstheme="majorBidi"/>
-        </w:rPr>
-      </w:pPr>
-    </w:p>
-    <w:p>
-      <w:pPr>
-        <w:bidi w:val="0"/>
-        <w:rPr>
-          <w:rFonts w:asciiTheme="majorBidi" w:hAnsiTheme="majorBidi" w:cstheme="majorBidi"/>
-        </w:rPr>
-      </w:pPr>
-    </w:p>
-    <w:p>
-      <w:pPr>
-        <w:bidi w:val="0"/>
-        <w:rPr>
-          <w:rFonts w:asciiTheme="majorBidi" w:hAnsiTheme="majorBidi" w:cstheme="majorBidi"/>
-        </w:rPr>
-      </w:pPr>
-    </w:p>
-    <w:p>
-      <w:pPr>
-        <w:bidi w:val="0"/>
-        <w:rPr>
-          <w:rFonts w:asciiTheme="majorBidi" w:hAnsiTheme="majorBidi" w:cstheme="majorBidi"/>
-        </w:rPr>
-      </w:pPr>
-    </w:p>
-    <w:p>
-      <w:pPr>
-        <w:bidi w:val="0"/>
-        <w:rPr>
-          <w:rFonts w:asciiTheme="majorBidi" w:hAnsiTheme="majorBidi" w:cstheme="majorBidi"/>
-        </w:rPr>
-      </w:pPr>
-    </w:p>
-    <w:p>
-      <w:pPr>
-        <w:bidi w:val="0"/>
-        <w:rPr>
-          <w:rFonts w:asciiTheme="majorBidi" w:hAnsiTheme="majorBidi" w:cstheme="majorBidi"/>
-        </w:rPr>
-      </w:pPr>
-    </w:p>
-    <w:p>
-      <w:pPr>
-        <w:bidi w:val="0"/>
-        <w:rPr>
-          <w:rFonts w:asciiTheme="majorBidi" w:hAnsiTheme="majorBidi" w:cstheme="majorBidi"/>
-        </w:rPr>
-      </w:pPr>
-    </w:p>
-    <w:p>
-      <w:pPr>
-        <w:bidi w:val="0"/>
-        <w:rPr>
-          <w:rFonts w:asciiTheme="majorBidi" w:hAnsiTheme="majorBidi" w:cstheme="majorBidi"/>
+      <w:r>
+        <w:rPr>
+          <w:rFonts w:asciiTheme="majorBidi" w:hAnsiTheme="majorBidi" w:cstheme="majorBidi"/>
+          <w:b/>
+          <w:bCs/>
+        </w:rPr>
+        <w:t>Rest &amp; Recovery</w:t>
+      </w:r>
+    </w:p>
+    <w:p>
+      <w:pPr>
+        <w:bidi w:val="0"/>
+        <w:rPr>
+          <w:rFonts w:asciiTheme="majorBidi" w:hAnsiTheme="majorBidi" w:cstheme="majorBidi"/>
+        </w:rPr>
+      </w:pPr>
+    </w:p>
+    <w:p>
+      <w:pPr>
+        <w:bidi w:val="0"/>
+        <w:rPr>
+          <w:rFonts w:asciiTheme="majorBidi" w:hAnsiTheme="majorBidi" w:cstheme="majorBidi"/>
+        </w:rPr>
+      </w:pPr>
+    </w:p>
+    <w:p>
+      <w:pPr>
+        <w:bidi w:val="0"/>
+        <w:rPr>
+          <w:rFonts w:asciiTheme="majorBidi" w:hAnsiTheme="majorBidi" w:cstheme="majorBidi"/>
+        </w:rPr>
+      </w:pPr>
+    </w:p>
+    <w:p>
+      <w:pPr>
+        <w:bidi w:val="0"/>
+        <w:rPr>
+          <w:rFonts w:asciiTheme="majorBidi" w:hAnsiTheme="majorBidi" w:cstheme="majorBidi"/>
+        </w:rPr>
+      </w:pPr>
+    </w:p>
+    <w:p>
+      <w:pPr>
+        <w:bidi w:val="0"/>
+        <w:rPr>
+          <w:rFonts w:asciiTheme="majorBidi" w:hAnsiTheme="majorBidi" w:cstheme="majorBidi"/>
+        </w:rPr>
+      </w:pPr>
+    </w:p>
+    <w:p>
+      <w:pPr>
+        <w:bidi w:val="0"/>
+        <w:rPr>
+          <w:rFonts w:asciiTheme="majorBidi" w:hAnsiTheme="majorBidi" w:cstheme="majorBidi"/>
+        </w:rPr>
+      </w:pPr>
+    </w:p>
+    <w:p>
+      <w:pPr>
+        <w:bidi w:val="0"/>
+        <w:rPr>
+          <w:rFonts w:asciiTheme="majorBidi" w:hAnsiTheme="majorBidi" w:cstheme="majorBidi"/>
+        </w:rPr>
+      </w:pPr>
+    </w:p>
+    <w:p>
+      <w:pPr>
+        <w:bidi w:val="0"/>
+        <w:rPr>
+          <w:rFonts w:asciiTheme="majorBidi" w:hAnsiTheme="majorBidi" w:cstheme="majorBidi"/>
+          <w:sz w:val="24"/>
+          <w:szCs w:val="24"/>
         </w:rPr>
       </w:pPr>
     </w:p>
@@ -11501,30 +11388,22 @@
           <w:rFonts w:asciiTheme="majorBidi" w:hAnsiTheme="majorBidi" w:cstheme="majorBidi"/>
         </w:rPr>
       </w:pPr>
-    </w:p>
-    <w:p>
-      <w:pPr>
-        <w:bidi w:val="0"/>
-        <w:rPr>
-          <w:rFonts w:asciiTheme="majorBidi" w:hAnsiTheme="majorBidi" w:cstheme="majorBidi"/>
-        </w:rPr>
-      </w:pPr>
       <w:r>
         <w:rPr>
           <w:rFonts w:asciiTheme="majorBidi" w:hAnsiTheme="majorBidi" w:cstheme="majorBidi"/>
           <w:noProof/>
         </w:rPr>
         <w:drawing>
-          <wp:anchor distT="0" distB="0" distL="114300" distR="114300" simplePos="0" relativeHeight="251688960" behindDoc="0" locked="0" layoutInCell="1" allowOverlap="1" wp14:anchorId="774C540C" wp14:editId="46414B04">
+          <wp:anchor distT="0" distB="0" distL="114300" distR="114300" simplePos="0" relativeHeight="251688960" behindDoc="0" locked="0" layoutInCell="1" allowOverlap="1" wp14:anchorId="774C540C" wp14:editId="65D585D4">
             <wp:simplePos x="0" y="0"/>
             <wp:positionH relativeFrom="margin">
-              <wp:align>right</wp:align>
+              <wp:posOffset>57150</wp:posOffset>
             </wp:positionH>
             <wp:positionV relativeFrom="paragraph">
-              <wp:posOffset>-330200</wp:posOffset>
+              <wp:posOffset>64135</wp:posOffset>
             </wp:positionV>
-            <wp:extent cx="5274310" cy="3448685"/>
-            <wp:effectExtent l="0" t="0" r="2540" b="0"/>
+            <wp:extent cx="4292600" cy="2806780"/>
+            <wp:effectExtent l="0" t="0" r="0" b="0"/>
             <wp:wrapNone/>
             <wp:docPr id="2013029691" name="תמונה 1" descr="תמונה שמכילה טקסט, צילום מסך, תוכנה, גופן&#10;&#10;תוכן שנוצר על-ידי בינה מלאכותית עשוי להיות שגוי."/>
             <wp:cNvGraphicFramePr>
@@ -11538,7 +11417,7 @@
                     <pic:cNvPicPr/>
                   </pic:nvPicPr>
                   <pic:blipFill>
-                    <a:blip r:embed="rId23">
+                    <a:blip r:embed="rId24" cstate="print">
                       <a:extLst>
                         <a:ext uri="{28A0092B-C50C-407E-A947-70E740481C1C}">
                           <a14:useLocalDpi xmlns:a14="http://schemas.microsoft.com/office/drawing/2010/main" val="0"/>
@@ -11552,7 +11431,7 @@
                   <pic:spPr>
                     <a:xfrm>
                       <a:off x="0" y="0"/>
-                      <a:ext cx="5274310" cy="3448685"/>
+                      <a:ext cx="4292600" cy="2806780"/>
                     </a:xfrm>
                     <a:prstGeom prst="rect">
                       <a:avLst/>
@@ -11656,34 +11535,17 @@
         <w:bidi w:val="0"/>
         <w:rPr>
           <w:rFonts w:asciiTheme="majorBidi" w:hAnsiTheme="majorBidi" w:cstheme="majorBidi"/>
-        </w:rPr>
-      </w:pPr>
-    </w:p>
-    <w:p>
-      <w:pPr>
-        <w:bidi w:val="0"/>
-        <w:rPr>
-          <w:rFonts w:asciiTheme="majorBidi" w:hAnsiTheme="majorBidi" w:cstheme="majorBidi"/>
-          <w:sz w:val="24"/>
-          <w:szCs w:val="24"/>
-        </w:rPr>
-      </w:pPr>
-      <w:r>
-        <w:rPr>
-          <w:rFonts w:asciiTheme="majorBidi" w:hAnsiTheme="majorBidi" w:cstheme="majorBidi"/>
-          <w:sz w:val="24"/>
-          <w:szCs w:val="24"/>
-        </w:rPr>
-        <w:t xml:space="preserve">This section provides a personalized daily hydration goal, based on the patient's current needs. It recommends a specific water intake target along with practical tips such as drinking water with meals, carrying a water bottle, and consuming water-rich </w:t>
-      </w:r>
-      <w:r>
-        <w:rPr>
-          <w:rFonts w:asciiTheme="majorBidi" w:hAnsiTheme="majorBidi" w:cstheme="majorBidi"/>
-          <w:sz w:val="24"/>
-          <w:szCs w:val="24"/>
-        </w:rPr>
-        <w:lastRenderedPageBreak/>
-        <w:t>fruits. These suggestions are regularly adjusted to support consistent and healthy hydration habits.</w:t>
+          <w:sz w:val="24"/>
+          <w:szCs w:val="24"/>
+        </w:rPr>
+      </w:pPr>
+      <w:r>
+        <w:rPr>
+          <w:rFonts w:asciiTheme="majorBidi" w:hAnsiTheme="majorBidi" w:cstheme="majorBidi"/>
+          <w:sz w:val="24"/>
+          <w:szCs w:val="24"/>
+        </w:rPr>
+        <w:t>This section provides a personalized daily hydration goal, based on the patient's current needs. It recommends a specific water intake target along with practical tips such as drinking water with meals, carrying a water bottle, and consuming water-rich fruits. These suggestions are regularly adjusted to support consistent and healthy hydration habits.</w:t>
       </w:r>
     </w:p>
     <w:p>
@@ -11754,7 +11616,7 @@
                     <pic:cNvPicPr/>
                   </pic:nvPicPr>
                   <pic:blipFill>
-                    <a:blip r:embed="rId24">
+                    <a:blip r:embed="rId25">
                       <a:extLst>
                         <a:ext uri="{28A0092B-C50C-407E-A947-70E740481C1C}">
                           <a14:useLocalDpi xmlns:a14="http://schemas.microsoft.com/office/drawing/2010/main" val="0"/>
@@ -11801,32 +11663,13 @@
           <w:u w:val="single"/>
         </w:rPr>
       </w:pPr>
-    </w:p>
-    <w:p>
-      <w:pPr>
-        <w:bidi w:val="0"/>
+      <w:r>
         <w:rPr>
           <w:rFonts w:asciiTheme="majorBidi" w:hAnsiTheme="majorBidi" w:cstheme="majorBidi"/>
           <w:color w:val="215E99" w:themeColor="text2" w:themeTint="BF"/>
           <w:u w:val="single"/>
         </w:rPr>
-      </w:pPr>
-    </w:p>
-    <w:p>
-      <w:pPr>
-        <w:bidi w:val="0"/>
-        <w:rPr>
-          <w:rFonts w:asciiTheme="majorBidi" w:hAnsiTheme="majorBidi" w:cstheme="majorBidi"/>
-          <w:color w:val="215E99" w:themeColor="text2" w:themeTint="BF"/>
-          <w:u w:val="single"/>
-        </w:rPr>
-      </w:pPr>
-      <w:r>
-        <w:rPr>
-          <w:rFonts w:asciiTheme="majorBidi" w:hAnsiTheme="majorBidi" w:cstheme="majorBidi"/>
-          <w:color w:val="215E99" w:themeColor="text2" w:themeTint="BF"/>
-          <w:u w:val="single"/>
-        </w:rPr>
+        <w:lastRenderedPageBreak/>
         <w:t>Growth Tracking</w:t>
       </w:r>
       <w:r>
@@ -11878,7 +11721,7 @@
                     <pic:cNvPicPr/>
                   </pic:nvPicPr>
                   <pic:blipFill>
-                    <a:blip r:embed="rId25">
+                    <a:blip r:embed="rId26">
                       <a:extLst>
                         <a:ext uri="{28A0092B-C50C-407E-A947-70E740481C1C}">
                           <a14:useLocalDpi xmlns:a14="http://schemas.microsoft.com/office/drawing/2010/main" val="0"/>
@@ -11995,35 +11838,19 @@
       <w:r>
         <w:rPr>
           <w:rFonts w:asciiTheme="majorBidi" w:hAnsiTheme="majorBidi" w:cstheme="majorBidi"/>
-          <w:b/>
-          <w:bCs/>
-        </w:rPr>
-        <w:t>Weight Chart</w:t>
-      </w:r>
-    </w:p>
-    <w:p>
-      <w:pPr>
-        <w:bidi w:val="0"/>
-        <w:rPr>
-          <w:rFonts w:asciiTheme="majorBidi" w:hAnsiTheme="majorBidi" w:cstheme="majorBidi"/>
-        </w:rPr>
-      </w:pPr>
-      <w:r>
-        <w:rPr>
-          <w:rFonts w:asciiTheme="majorBidi" w:hAnsiTheme="majorBidi" w:cstheme="majorBidi"/>
           <w:noProof/>
         </w:rPr>
         <w:drawing>
-          <wp:anchor distT="0" distB="0" distL="114300" distR="114300" simplePos="0" relativeHeight="251691008" behindDoc="0" locked="0" layoutInCell="1" allowOverlap="1" wp14:anchorId="49EECA9C" wp14:editId="68DF9DC8">
+          <wp:anchor distT="0" distB="0" distL="114300" distR="114300" simplePos="0" relativeHeight="251691008" behindDoc="0" locked="0" layoutInCell="1" allowOverlap="1" wp14:anchorId="49EECA9C" wp14:editId="645A0047">
             <wp:simplePos x="0" y="0"/>
-            <wp:positionH relativeFrom="column">
-              <wp:posOffset>0</wp:posOffset>
+            <wp:positionH relativeFrom="margin">
+              <wp:align>left</wp:align>
             </wp:positionH>
             <wp:positionV relativeFrom="paragraph">
-              <wp:posOffset>-1905</wp:posOffset>
+              <wp:posOffset>262255</wp:posOffset>
             </wp:positionV>
-            <wp:extent cx="5274310" cy="4474210"/>
-            <wp:effectExtent l="0" t="0" r="2540" b="2540"/>
+            <wp:extent cx="4731385" cy="4013645"/>
+            <wp:effectExtent l="0" t="0" r="0" b="6350"/>
             <wp:wrapNone/>
             <wp:docPr id="502083167" name="תמונה 1" descr="תמונה שמכילה טקסט, צילום מסך, קו, מקביל&#10;&#10;תוכן שנוצר על-ידי בינה מלאכותית עשוי להיות שגוי."/>
             <wp:cNvGraphicFramePr>
@@ -12037,7 +11864,7 @@
                     <pic:cNvPicPr/>
                   </pic:nvPicPr>
                   <pic:blipFill>
-                    <a:blip r:embed="rId26">
+                    <a:blip r:embed="rId27">
                       <a:extLst>
                         <a:ext uri="{28A0092B-C50C-407E-A947-70E740481C1C}">
                           <a14:useLocalDpi xmlns:a14="http://schemas.microsoft.com/office/drawing/2010/main" val="0"/>
@@ -12051,7 +11878,7 @@
                   <pic:spPr>
                     <a:xfrm>
                       <a:off x="0" y="0"/>
-                      <a:ext cx="5274310" cy="4474210"/>
+                      <a:ext cx="4731385" cy="4013645"/>
                     </a:xfrm>
                     <a:prstGeom prst="rect">
                       <a:avLst/>
@@ -12069,153 +11896,199 @@
           </wp:anchor>
         </w:drawing>
       </w:r>
-    </w:p>
-    <w:p>
-      <w:pPr>
-        <w:bidi w:val="0"/>
-        <w:rPr>
-          <w:rFonts w:asciiTheme="majorBidi" w:hAnsiTheme="majorBidi" w:cstheme="majorBidi"/>
-        </w:rPr>
-      </w:pPr>
-    </w:p>
-    <w:p>
-      <w:pPr>
-        <w:bidi w:val="0"/>
-        <w:rPr>
-          <w:rFonts w:asciiTheme="majorBidi" w:hAnsiTheme="majorBidi" w:cstheme="majorBidi"/>
-        </w:rPr>
-      </w:pPr>
-    </w:p>
-    <w:p>
-      <w:pPr>
-        <w:bidi w:val="0"/>
-        <w:rPr>
-          <w:rFonts w:asciiTheme="majorBidi" w:hAnsiTheme="majorBidi" w:cstheme="majorBidi"/>
-        </w:rPr>
-      </w:pPr>
-    </w:p>
-    <w:p>
-      <w:pPr>
-        <w:bidi w:val="0"/>
-        <w:rPr>
-          <w:rFonts w:asciiTheme="majorBidi" w:hAnsiTheme="majorBidi" w:cstheme="majorBidi"/>
-        </w:rPr>
-      </w:pPr>
-    </w:p>
-    <w:p>
-      <w:pPr>
-        <w:bidi w:val="0"/>
-        <w:rPr>
-          <w:rFonts w:asciiTheme="majorBidi" w:hAnsiTheme="majorBidi" w:cstheme="majorBidi"/>
-        </w:rPr>
-      </w:pPr>
-    </w:p>
-    <w:p>
-      <w:pPr>
-        <w:bidi w:val="0"/>
-        <w:rPr>
-          <w:rFonts w:asciiTheme="majorBidi" w:hAnsiTheme="majorBidi" w:cstheme="majorBidi"/>
-        </w:rPr>
-      </w:pPr>
-    </w:p>
-    <w:p>
-      <w:pPr>
-        <w:bidi w:val="0"/>
-        <w:rPr>
-          <w:rFonts w:asciiTheme="majorBidi" w:hAnsiTheme="majorBidi" w:cstheme="majorBidi"/>
-        </w:rPr>
-      </w:pPr>
-    </w:p>
-    <w:p>
-      <w:pPr>
-        <w:bidi w:val="0"/>
-        <w:rPr>
-          <w:rFonts w:asciiTheme="majorBidi" w:hAnsiTheme="majorBidi" w:cstheme="majorBidi"/>
-        </w:rPr>
-      </w:pPr>
-    </w:p>
-    <w:p>
-      <w:pPr>
-        <w:bidi w:val="0"/>
-        <w:rPr>
-          <w:rFonts w:asciiTheme="majorBidi" w:hAnsiTheme="majorBidi" w:cstheme="majorBidi"/>
-        </w:rPr>
-      </w:pPr>
-    </w:p>
-    <w:p>
-      <w:pPr>
-        <w:bidi w:val="0"/>
-        <w:rPr>
-          <w:rFonts w:asciiTheme="majorBidi" w:hAnsiTheme="majorBidi" w:cstheme="majorBidi"/>
-        </w:rPr>
-      </w:pPr>
-    </w:p>
-    <w:p>
-      <w:pPr>
-        <w:bidi w:val="0"/>
-        <w:rPr>
-          <w:rFonts w:asciiTheme="majorBidi" w:hAnsiTheme="majorBidi" w:cstheme="majorBidi"/>
-        </w:rPr>
-      </w:pPr>
-    </w:p>
-    <w:p>
-      <w:pPr>
-        <w:bidi w:val="0"/>
-        <w:rPr>
-          <w:rFonts w:asciiTheme="majorBidi" w:hAnsiTheme="majorBidi" w:cstheme="majorBidi"/>
-        </w:rPr>
-      </w:pPr>
-    </w:p>
-    <w:p>
-      <w:pPr>
-        <w:bidi w:val="0"/>
-        <w:rPr>
-          <w:rFonts w:asciiTheme="majorBidi" w:hAnsiTheme="majorBidi" w:cstheme="majorBidi"/>
-        </w:rPr>
-      </w:pPr>
-    </w:p>
-    <w:p>
-      <w:pPr>
-        <w:bidi w:val="0"/>
-        <w:rPr>
-          <w:rFonts w:asciiTheme="majorBidi" w:hAnsiTheme="majorBidi" w:cstheme="majorBidi"/>
-        </w:rPr>
-      </w:pPr>
-    </w:p>
-    <w:p>
-      <w:pPr>
-        <w:bidi w:val="0"/>
-        <w:rPr>
-          <w:rFonts w:asciiTheme="majorBidi" w:hAnsiTheme="majorBidi" w:cstheme="majorBidi"/>
-          <w:sz w:val="24"/>
-          <w:szCs w:val="24"/>
-        </w:rPr>
-      </w:pPr>
-      <w:r>
-        <w:rPr>
-          <w:rFonts w:asciiTheme="majorBidi" w:hAnsiTheme="majorBidi" w:cstheme="majorBidi"/>
-          <w:sz w:val="24"/>
-          <w:szCs w:val="24"/>
+      <w:r>
+        <w:rPr>
+          <w:rFonts w:asciiTheme="majorBidi" w:hAnsiTheme="majorBidi" w:cstheme="majorBidi"/>
+          <w:b/>
+          <w:bCs/>
+        </w:rPr>
+        <w:t>Weight Chart</w:t>
+      </w:r>
+    </w:p>
+    <w:p>
+      <w:pPr>
+        <w:bidi w:val="0"/>
+        <w:rPr>
+          <w:rFonts w:asciiTheme="majorBidi" w:hAnsiTheme="majorBidi" w:cstheme="majorBidi"/>
+        </w:rPr>
+      </w:pPr>
+    </w:p>
+    <w:p>
+      <w:pPr>
+        <w:bidi w:val="0"/>
+        <w:rPr>
+          <w:rFonts w:asciiTheme="majorBidi" w:hAnsiTheme="majorBidi" w:cstheme="majorBidi"/>
+        </w:rPr>
+      </w:pPr>
+    </w:p>
+    <w:p>
+      <w:pPr>
+        <w:bidi w:val="0"/>
+        <w:rPr>
+          <w:rFonts w:asciiTheme="majorBidi" w:hAnsiTheme="majorBidi" w:cstheme="majorBidi"/>
+        </w:rPr>
+      </w:pPr>
+    </w:p>
+    <w:p>
+      <w:pPr>
+        <w:bidi w:val="0"/>
+        <w:rPr>
+          <w:rFonts w:asciiTheme="majorBidi" w:hAnsiTheme="majorBidi" w:cstheme="majorBidi"/>
+        </w:rPr>
+      </w:pPr>
+    </w:p>
+    <w:p>
+      <w:pPr>
+        <w:bidi w:val="0"/>
+        <w:rPr>
+          <w:rFonts w:asciiTheme="majorBidi" w:hAnsiTheme="majorBidi" w:cstheme="majorBidi"/>
+        </w:rPr>
+      </w:pPr>
+    </w:p>
+    <w:p>
+      <w:pPr>
+        <w:bidi w:val="0"/>
+        <w:rPr>
+          <w:rFonts w:asciiTheme="majorBidi" w:hAnsiTheme="majorBidi" w:cstheme="majorBidi"/>
+        </w:rPr>
+      </w:pPr>
+    </w:p>
+    <w:p>
+      <w:pPr>
+        <w:bidi w:val="0"/>
+        <w:rPr>
+          <w:rFonts w:asciiTheme="majorBidi" w:hAnsiTheme="majorBidi" w:cstheme="majorBidi"/>
+        </w:rPr>
+      </w:pPr>
+    </w:p>
+    <w:p>
+      <w:pPr>
+        <w:bidi w:val="0"/>
+        <w:rPr>
+          <w:rFonts w:asciiTheme="majorBidi" w:hAnsiTheme="majorBidi" w:cstheme="majorBidi"/>
+        </w:rPr>
+      </w:pPr>
+    </w:p>
+    <w:p>
+      <w:pPr>
+        <w:bidi w:val="0"/>
+        <w:rPr>
+          <w:rFonts w:asciiTheme="majorBidi" w:hAnsiTheme="majorBidi" w:cstheme="majorBidi"/>
+        </w:rPr>
+      </w:pPr>
+    </w:p>
+    <w:p>
+      <w:pPr>
+        <w:bidi w:val="0"/>
+        <w:rPr>
+          <w:rFonts w:asciiTheme="majorBidi" w:hAnsiTheme="majorBidi" w:cstheme="majorBidi"/>
+        </w:rPr>
+      </w:pPr>
+    </w:p>
+    <w:p>
+      <w:pPr>
+        <w:bidi w:val="0"/>
+        <w:rPr>
+          <w:rFonts w:asciiTheme="majorBidi" w:hAnsiTheme="majorBidi" w:cstheme="majorBidi"/>
+        </w:rPr>
+      </w:pPr>
+    </w:p>
+    <w:p>
+      <w:pPr>
+        <w:bidi w:val="0"/>
+        <w:rPr>
+          <w:rFonts w:asciiTheme="majorBidi" w:hAnsiTheme="majorBidi" w:cstheme="majorBidi"/>
+        </w:rPr>
+      </w:pPr>
+    </w:p>
+    <w:p>
+      <w:pPr>
+        <w:bidi w:val="0"/>
+        <w:rPr>
+          <w:rFonts w:asciiTheme="majorBidi" w:hAnsiTheme="majorBidi" w:cstheme="majorBidi"/>
+        </w:rPr>
+      </w:pPr>
+    </w:p>
+    <w:p>
+      <w:pPr>
+        <w:bidi w:val="0"/>
+        <w:rPr>
+          <w:rFonts w:asciiTheme="majorBidi" w:hAnsiTheme="majorBidi" w:cstheme="majorBidi"/>
+        </w:rPr>
+      </w:pPr>
+    </w:p>
+    <w:p>
+      <w:pPr>
+        <w:bidi w:val="0"/>
+        <w:rPr>
+          <w:rFonts w:asciiTheme="majorBidi" w:hAnsiTheme="majorBidi" w:cstheme="majorBidi"/>
+        </w:rPr>
+      </w:pPr>
+    </w:p>
+    <w:p>
+      <w:pPr>
+        <w:bidi w:val="0"/>
+        <w:rPr>
+          <w:rFonts w:asciiTheme="majorBidi" w:hAnsiTheme="majorBidi" w:cstheme="majorBidi"/>
+          <w:sz w:val="24"/>
+          <w:szCs w:val="24"/>
+        </w:rPr>
+      </w:pPr>
+      <w:r>
+        <w:rPr>
+          <w:rFonts w:asciiTheme="majorBidi" w:hAnsiTheme="majorBidi" w:cstheme="majorBidi"/>
+          <w:sz w:val="24"/>
+          <w:szCs w:val="24"/>
+        </w:rPr>
+        <w:t>This section displays a Weight Chart to track the patient’s weight progress over time. It shows the patient's growth trend compared to standard percentiles, allowing easy monitoring of progress. Users can zoom in on specific age ranges or view the full growth history from birth to 12 years.</w:t>
+      </w:r>
+    </w:p>
+    <w:p>
+      <w:pPr>
+        <w:bidi w:val="0"/>
+        <w:rPr>
+          <w:rFonts w:asciiTheme="majorBidi" w:hAnsiTheme="majorBidi" w:cstheme="majorBidi"/>
+          <w:b/>
+          <w:bCs/>
+        </w:rPr>
+      </w:pPr>
+    </w:p>
+    <w:p>
+      <w:pPr>
+        <w:bidi w:val="0"/>
+        <w:rPr>
+          <w:rFonts w:asciiTheme="majorBidi" w:hAnsiTheme="majorBidi" w:cstheme="majorBidi"/>
+          <w:b/>
+          <w:bCs/>
+        </w:rPr>
+      </w:pPr>
+    </w:p>
+    <w:p>
+      <w:pPr>
+        <w:bidi w:val="0"/>
+        <w:rPr>
+          <w:rFonts w:asciiTheme="majorBidi" w:hAnsiTheme="majorBidi" w:cstheme="majorBidi"/>
+          <w:b/>
+          <w:bCs/>
+        </w:rPr>
+      </w:pPr>
+    </w:p>
+    <w:p>
+      <w:pPr>
+        <w:bidi w:val="0"/>
+        <w:rPr>
+          <w:rFonts w:asciiTheme="majorBidi" w:hAnsiTheme="majorBidi" w:cstheme="majorBidi"/>
+          <w:b/>
+          <w:bCs/>
+        </w:rPr>
+      </w:pPr>
+      <w:r>
+        <w:rPr>
+          <w:rFonts w:asciiTheme="majorBidi" w:hAnsiTheme="majorBidi" w:cstheme="majorBidi"/>
+          <w:b/>
+          <w:bCs/>
         </w:rPr>
         <w:lastRenderedPageBreak/>
-        <w:t>This section displays a Weight Chart to track the patient’s weight progress over time. It shows the patient's growth trend compared to standard percentiles, allowing easy monitoring of progress. Users can zoom in on specific age ranges or view the full growth history from birth to 12 years.</w:t>
-      </w:r>
-    </w:p>
-    <w:p>
-      <w:pPr>
-        <w:bidi w:val="0"/>
-        <w:rPr>
-          <w:rFonts w:asciiTheme="majorBidi" w:hAnsiTheme="majorBidi" w:cstheme="majorBidi"/>
-          <w:b/>
-          <w:bCs/>
-        </w:rPr>
-      </w:pPr>
-      <w:r>
-        <w:rPr>
-          <w:rFonts w:asciiTheme="majorBidi" w:hAnsiTheme="majorBidi" w:cstheme="majorBidi"/>
-          <w:b/>
-          <w:bCs/>
-        </w:rPr>
         <w:t>Height Chart</w:t>
       </w:r>
     </w:p>
@@ -12247,7 +12120,7 @@
                     <pic:cNvPicPr/>
                   </pic:nvPicPr>
                   <pic:blipFill>
-                    <a:blip r:embed="rId27"/>
+                    <a:blip r:embed="rId28"/>
                     <a:stretch>
                       <a:fillRect/>
                     </a:stretch>
@@ -12298,32 +12171,16 @@
       <w:r>
         <w:rPr>
           <w:rFonts w:asciiTheme="majorBidi" w:hAnsiTheme="majorBidi" w:cstheme="majorBidi"/>
-          <w:b/>
-          <w:bCs/>
-        </w:rPr>
-        <w:t>Update Measurements</w:t>
-      </w:r>
-    </w:p>
-    <w:p>
-      <w:pPr>
-        <w:bidi w:val="0"/>
-        <w:rPr>
-          <w:rFonts w:asciiTheme="majorBidi" w:hAnsiTheme="majorBidi" w:cstheme="majorBidi"/>
-        </w:rPr>
-      </w:pPr>
-      <w:r>
-        <w:rPr>
-          <w:rFonts w:asciiTheme="majorBidi" w:hAnsiTheme="majorBidi" w:cstheme="majorBidi"/>
           <w:noProof/>
         </w:rPr>
         <w:drawing>
-          <wp:anchor distT="0" distB="0" distL="114300" distR="114300" simplePos="0" relativeHeight="251692032" behindDoc="0" locked="0" layoutInCell="1" allowOverlap="1" wp14:anchorId="70DBF59A" wp14:editId="416A17FF">
+          <wp:anchor distT="0" distB="0" distL="114300" distR="114300" simplePos="0" relativeHeight="251692032" behindDoc="0" locked="0" layoutInCell="1" allowOverlap="1" wp14:anchorId="70DBF59A" wp14:editId="23BF3103">
             <wp:simplePos x="0" y="0"/>
             <wp:positionH relativeFrom="column">
-              <wp:posOffset>1009650</wp:posOffset>
+              <wp:posOffset>1143000</wp:posOffset>
             </wp:positionH>
             <wp:positionV relativeFrom="paragraph">
-              <wp:posOffset>71755</wp:posOffset>
+              <wp:posOffset>251460</wp:posOffset>
             </wp:positionV>
             <wp:extent cx="2609850" cy="2158564"/>
             <wp:effectExtent l="0" t="0" r="0" b="0"/>
@@ -12340,7 +12197,7 @@
                     <pic:cNvPicPr/>
                   </pic:nvPicPr>
                   <pic:blipFill rotWithShape="1">
-                    <a:blip r:embed="rId28">
+                    <a:blip r:embed="rId29">
                       <a:extLst>
                         <a:ext uri="{28A0092B-C50C-407E-A947-70E740481C1C}">
                           <a14:useLocalDpi xmlns:a14="http://schemas.microsoft.com/office/drawing/2010/main" val="0"/>
@@ -12379,81 +12236,96 @@
           </wp:anchor>
         </w:drawing>
       </w:r>
-    </w:p>
-    <w:p>
-      <w:pPr>
-        <w:bidi w:val="0"/>
-        <w:rPr>
-          <w:rFonts w:asciiTheme="majorBidi" w:hAnsiTheme="majorBidi" w:cstheme="majorBidi"/>
-        </w:rPr>
-      </w:pPr>
-    </w:p>
-    <w:p>
-      <w:pPr>
-        <w:bidi w:val="0"/>
-        <w:rPr>
-          <w:rFonts w:asciiTheme="majorBidi" w:hAnsiTheme="majorBidi" w:cstheme="majorBidi"/>
-        </w:rPr>
-      </w:pPr>
-    </w:p>
-    <w:p>
-      <w:pPr>
-        <w:bidi w:val="0"/>
-        <w:rPr>
-          <w:rFonts w:asciiTheme="majorBidi" w:hAnsiTheme="majorBidi" w:cstheme="majorBidi"/>
-        </w:rPr>
-      </w:pPr>
-    </w:p>
-    <w:p>
-      <w:pPr>
-        <w:bidi w:val="0"/>
-        <w:rPr>
-          <w:rFonts w:asciiTheme="majorBidi" w:hAnsiTheme="majorBidi" w:cstheme="majorBidi"/>
-        </w:rPr>
-      </w:pPr>
-    </w:p>
-    <w:p>
-      <w:pPr>
-        <w:bidi w:val="0"/>
-        <w:rPr>
-          <w:rFonts w:asciiTheme="majorBidi" w:hAnsiTheme="majorBidi" w:cstheme="majorBidi"/>
-        </w:rPr>
-      </w:pPr>
-    </w:p>
-    <w:p>
-      <w:pPr>
-        <w:bidi w:val="0"/>
-        <w:rPr>
-          <w:rFonts w:asciiTheme="majorBidi" w:hAnsiTheme="majorBidi" w:cstheme="majorBidi"/>
-        </w:rPr>
-      </w:pPr>
-    </w:p>
-    <w:p>
-      <w:pPr>
-        <w:bidi w:val="0"/>
-        <w:rPr>
-          <w:rFonts w:asciiTheme="majorBidi" w:hAnsiTheme="majorBidi" w:cstheme="majorBidi"/>
-          <w:sz w:val="24"/>
-          <w:szCs w:val="24"/>
-        </w:rPr>
-      </w:pPr>
-    </w:p>
-    <w:p>
-      <w:pPr>
-        <w:bidi w:val="0"/>
-        <w:rPr>
-          <w:rFonts w:asciiTheme="majorBidi" w:hAnsiTheme="majorBidi" w:cstheme="majorBidi"/>
-          <w:sz w:val="24"/>
-          <w:szCs w:val="24"/>
-        </w:rPr>
-      </w:pPr>
-      <w:r>
-        <w:rPr>
-          <w:rFonts w:asciiTheme="majorBidi" w:hAnsiTheme="majorBidi" w:cstheme="majorBidi"/>
-          <w:sz w:val="24"/>
-          <w:szCs w:val="24"/>
-        </w:rPr>
-        <w:lastRenderedPageBreak/>
+      <w:r>
+        <w:rPr>
+          <w:rFonts w:asciiTheme="majorBidi" w:hAnsiTheme="majorBidi" w:cstheme="majorBidi"/>
+          <w:b/>
+          <w:bCs/>
+        </w:rPr>
+        <w:t>Update Measurements</w:t>
+      </w:r>
+    </w:p>
+    <w:p>
+      <w:pPr>
+        <w:bidi w:val="0"/>
+        <w:rPr>
+          <w:rFonts w:asciiTheme="majorBidi" w:hAnsiTheme="majorBidi" w:cstheme="majorBidi"/>
+        </w:rPr>
+      </w:pPr>
+    </w:p>
+    <w:p>
+      <w:pPr>
+        <w:bidi w:val="0"/>
+        <w:rPr>
+          <w:rFonts w:asciiTheme="majorBidi" w:hAnsiTheme="majorBidi" w:cstheme="majorBidi"/>
+        </w:rPr>
+      </w:pPr>
+    </w:p>
+    <w:p>
+      <w:pPr>
+        <w:bidi w:val="0"/>
+        <w:rPr>
+          <w:rFonts w:asciiTheme="majorBidi" w:hAnsiTheme="majorBidi" w:cstheme="majorBidi"/>
+        </w:rPr>
+      </w:pPr>
+    </w:p>
+    <w:p>
+      <w:pPr>
+        <w:bidi w:val="0"/>
+        <w:rPr>
+          <w:rFonts w:asciiTheme="majorBidi" w:hAnsiTheme="majorBidi" w:cstheme="majorBidi"/>
+        </w:rPr>
+      </w:pPr>
+    </w:p>
+    <w:p>
+      <w:pPr>
+        <w:bidi w:val="0"/>
+        <w:rPr>
+          <w:rFonts w:asciiTheme="majorBidi" w:hAnsiTheme="majorBidi" w:cstheme="majorBidi"/>
+        </w:rPr>
+      </w:pPr>
+    </w:p>
+    <w:p>
+      <w:pPr>
+        <w:bidi w:val="0"/>
+        <w:rPr>
+          <w:rFonts w:asciiTheme="majorBidi" w:hAnsiTheme="majorBidi" w:cstheme="majorBidi"/>
+        </w:rPr>
+      </w:pPr>
+    </w:p>
+    <w:p>
+      <w:pPr>
+        <w:bidi w:val="0"/>
+        <w:rPr>
+          <w:rFonts w:asciiTheme="majorBidi" w:hAnsiTheme="majorBidi" w:cstheme="majorBidi"/>
+        </w:rPr>
+      </w:pPr>
+    </w:p>
+    <w:p>
+      <w:pPr>
+        <w:bidi w:val="0"/>
+        <w:rPr>
+          <w:rFonts w:asciiTheme="majorBidi" w:hAnsiTheme="majorBidi" w:cstheme="majorBidi"/>
+          <w:sz w:val="24"/>
+          <w:szCs w:val="24"/>
+        </w:rPr>
+      </w:pPr>
+    </w:p>
+    <w:p>
+      <w:pPr>
+        <w:bidi w:val="0"/>
+        <w:rPr>
+          <w:rFonts w:asciiTheme="majorBidi" w:hAnsiTheme="majorBidi" w:cstheme="majorBidi"/>
+          <w:sz w:val="24"/>
+          <w:szCs w:val="24"/>
+        </w:rPr>
+      </w:pPr>
+      <w:r>
+        <w:rPr>
+          <w:rFonts w:asciiTheme="majorBidi" w:hAnsiTheme="majorBidi" w:cstheme="majorBidi"/>
+          <w:sz w:val="24"/>
+          <w:szCs w:val="24"/>
+        </w:rPr>
         <w:t>When users click “Update Measurements” in the Growth Tracking page, this pop-up appears.</w:t>
       </w:r>
       <w:r>
@@ -12470,13 +12342,14 @@
       <w:pPr>
         <w:pStyle w:val="Heading2"/>
       </w:pPr>
-      <w:bookmarkStart w:id="17" w:name="_Toc203911047"/>
     </w:p>
     <w:p>
       <w:pPr>
         <w:pStyle w:val="Heading2"/>
       </w:pPr>
-      <w:r>
+      <w:bookmarkStart w:id="17" w:name="_Toc204686742"/>
+      <w:r>
+        <w:lastRenderedPageBreak/>
         <w:t>7</w:t>
       </w:r>
       <w:r>
@@ -12655,7 +12528,7 @@
         </w:rPr>
         <w:t xml:space="preserve">Download from </w:t>
       </w:r>
-      <w:hyperlink r:id="rId29" w:history="1">
+      <w:hyperlink r:id="rId30" w:history="1">
         <w:r>
           <w:rPr>
             <w:rStyle w:val="Hyperlink"/>
@@ -12733,7 +12606,7 @@
         </w:rPr>
         <w:t xml:space="preserve">Download from </w:t>
       </w:r>
-      <w:hyperlink r:id="rId30" w:history="1">
+      <w:hyperlink r:id="rId31" w:history="1">
         <w:r>
           <w:rPr>
             <w:rStyle w:val="Hyperlink"/>
@@ -12977,7 +12850,7 @@
         </w:rPr>
         <w:t xml:space="preserve">Sign up at </w:t>
       </w:r>
-      <w:hyperlink r:id="rId31" w:history="1">
+      <w:hyperlink r:id="rId32" w:history="1">
         <w:r>
           <w:rPr>
             <w:rStyle w:val="Hyperlink"/>
@@ -13082,7 +12955,7 @@
         </w:rPr>
         <w:t xml:space="preserve">Sign up at </w:t>
       </w:r>
-      <w:hyperlink r:id="rId32" w:history="1">
+      <w:hyperlink r:id="rId33" w:history="1">
         <w:r>
           <w:rPr>
             <w:rStyle w:val="Hyperlink"/>
@@ -13116,7 +12989,7 @@
         </w:rPr>
         <w:t xml:space="preserve">Generate API key from </w:t>
       </w:r>
-      <w:hyperlink r:id="rId33" w:history="1">
+      <w:hyperlink r:id="rId34" w:history="1">
         <w:r>
           <w:rPr>
             <w:rStyle w:val="Hyperlink"/>
@@ -13148,7 +13021,6 @@
           <w:sz w:val="24"/>
           <w:szCs w:val="24"/>
         </w:rPr>
-        <w:lastRenderedPageBreak/>
         <w:t>Ensure you have sufficient credits/billing set up</w:t>
       </w:r>
     </w:p>
@@ -13199,7 +13071,7 @@
         </w:rPr>
         <w:t xml:space="preserve">Sign up at </w:t>
       </w:r>
-      <w:hyperlink r:id="rId34" w:history="1">
+      <w:hyperlink r:id="rId35" w:history="1">
         <w:r>
           <w:rPr>
             <w:rStyle w:val="Hyperlink"/>
@@ -13254,6 +13126,7 @@
           <w:sz w:val="24"/>
           <w:szCs w:val="24"/>
         </w:rPr>
+        <w:lastRenderedPageBreak/>
         <w:t>Project Setup</w:t>
       </w:r>
     </w:p>
@@ -13642,7 +13515,7 @@
         </w:rPr>
         <w:t xml:space="preserve">Go to </w:t>
       </w:r>
-      <w:hyperlink r:id="rId35" w:history="1">
+      <w:hyperlink r:id="rId36" w:history="1">
         <w:r>
           <w:rPr>
             <w:rStyle w:val="Hyperlink"/>
@@ -14117,7 +13990,6 @@
           <w:sz w:val="24"/>
           <w:szCs w:val="24"/>
         </w:rPr>
-        <w:lastRenderedPageBreak/>
         <w:t>Start the development server</w:t>
       </w:r>
     </w:p>
@@ -14169,7 +14041,7 @@
         </w:rPr>
         <w:t xml:space="preserve"> </w:t>
       </w:r>
-      <w:hyperlink r:id="rId36" w:history="1">
+      <w:hyperlink r:id="rId37" w:history="1">
         <w:r>
           <w:rPr>
             <w:rStyle w:val="Hyperlink"/>
@@ -14216,6 +14088,7 @@
           <w:sz w:val="24"/>
           <w:szCs w:val="24"/>
         </w:rPr>
+        <w:lastRenderedPageBreak/>
         <w:t>Deployment</w:t>
       </w:r>
     </w:p>
@@ -14629,16 +14502,7 @@
           <w:sz w:val="24"/>
           <w:szCs w:val="24"/>
         </w:rPr>
-        <w:t xml:space="preserve">The LoginPage.jsx file defines the SignInPage component, which serves as the login screen for the ThrivePath application. Its purpose is to allow existing users to securely </w:t>
-      </w:r>
-      <w:r>
-        <w:rPr>
-          <w:rFonts w:asciiTheme="majorBidi" w:hAnsiTheme="majorBidi" w:cstheme="majorBidi"/>
-          <w:sz w:val="24"/>
-          <w:szCs w:val="24"/>
-        </w:rPr>
-        <w:lastRenderedPageBreak/>
-        <w:t>log in by submitting their email and password. Upon successful authentication, the user is redirected to the next part of the application.</w:t>
+        <w:t>The LoginPage.jsx file defines the SignInPage component, which serves as the login screen for the ThrivePath application. Its purpose is to allow existing users to securely log in by submitting their email and password. Upon successful authentication, the user is redirected to the next part of the application.</w:t>
       </w:r>
     </w:p>
     <w:p>
@@ -14682,6 +14546,7 @@
           <w:sz w:val="24"/>
           <w:szCs w:val="24"/>
         </w:rPr>
+        <w:lastRenderedPageBreak/>
         <w:t>formData:</w:t>
       </w:r>
       <w:r>
@@ -15127,65 +14992,65 @@
           <w:sz w:val="24"/>
           <w:szCs w:val="24"/>
         </w:rPr>
+        <w:t>2. User Components</w:t>
+      </w:r>
+    </w:p>
+    <w:p>
+      <w:pPr>
+        <w:bidi w:val="0"/>
+        <w:rPr>
+          <w:rFonts w:asciiTheme="majorBidi" w:hAnsiTheme="majorBidi" w:cstheme="majorBidi"/>
+          <w:sz w:val="24"/>
+          <w:szCs w:val="24"/>
+        </w:rPr>
+      </w:pPr>
+      <w:r>
+        <w:rPr>
+          <w:rFonts w:asciiTheme="majorBidi" w:hAnsiTheme="majorBidi" w:cstheme="majorBidi"/>
+          <w:sz w:val="24"/>
+          <w:szCs w:val="24"/>
+        </w:rPr>
+        <w:t>Contains files related to user workflows after login.</w:t>
+      </w:r>
+    </w:p>
+    <w:p>
+      <w:pPr>
+        <w:bidi w:val="0"/>
+        <w:rPr>
+          <w:rFonts w:asciiTheme="majorBidi" w:hAnsiTheme="majorBidi" w:cstheme="majorBidi"/>
+          <w:b/>
+          <w:bCs/>
+          <w:sz w:val="24"/>
+          <w:szCs w:val="24"/>
+        </w:rPr>
+      </w:pPr>
+      <w:r>
+        <w:rPr>
+          <w:rFonts w:asciiTheme="majorBidi" w:hAnsiTheme="majorBidi" w:cstheme="majorBidi"/>
+          <w:b/>
+          <w:bCs/>
+          <w:sz w:val="24"/>
+          <w:szCs w:val="24"/>
+        </w:rPr>
+        <w:t>2.1 SelectPatient.jsx</w:t>
+      </w:r>
+    </w:p>
+    <w:p>
+      <w:pPr>
+        <w:bidi w:val="0"/>
+        <w:rPr>
+          <w:rFonts w:asciiTheme="majorBidi" w:hAnsiTheme="majorBidi" w:cstheme="majorBidi"/>
+          <w:sz w:val="24"/>
+          <w:szCs w:val="24"/>
+        </w:rPr>
+      </w:pPr>
+      <w:r>
+        <w:rPr>
+          <w:rFonts w:asciiTheme="majorBidi" w:hAnsiTheme="majorBidi" w:cstheme="majorBidi"/>
+          <w:sz w:val="24"/>
+          <w:szCs w:val="24"/>
+        </w:rPr>
         <w:lastRenderedPageBreak/>
-        <w:t>2. User Components</w:t>
-      </w:r>
-    </w:p>
-    <w:p>
-      <w:pPr>
-        <w:bidi w:val="0"/>
-        <w:rPr>
-          <w:rFonts w:asciiTheme="majorBidi" w:hAnsiTheme="majorBidi" w:cstheme="majorBidi"/>
-          <w:sz w:val="24"/>
-          <w:szCs w:val="24"/>
-        </w:rPr>
-      </w:pPr>
-      <w:r>
-        <w:rPr>
-          <w:rFonts w:asciiTheme="majorBidi" w:hAnsiTheme="majorBidi" w:cstheme="majorBidi"/>
-          <w:sz w:val="24"/>
-          <w:szCs w:val="24"/>
-        </w:rPr>
-        <w:t>Contains files related to user workflows after login.</w:t>
-      </w:r>
-    </w:p>
-    <w:p>
-      <w:pPr>
-        <w:bidi w:val="0"/>
-        <w:rPr>
-          <w:rFonts w:asciiTheme="majorBidi" w:hAnsiTheme="majorBidi" w:cstheme="majorBidi"/>
-          <w:b/>
-          <w:bCs/>
-          <w:sz w:val="24"/>
-          <w:szCs w:val="24"/>
-        </w:rPr>
-      </w:pPr>
-      <w:r>
-        <w:rPr>
-          <w:rFonts w:asciiTheme="majorBidi" w:hAnsiTheme="majorBidi" w:cstheme="majorBidi"/>
-          <w:b/>
-          <w:bCs/>
-          <w:sz w:val="24"/>
-          <w:szCs w:val="24"/>
-        </w:rPr>
-        <w:t>2.1 SelectPatient.jsx</w:t>
-      </w:r>
-    </w:p>
-    <w:p>
-      <w:pPr>
-        <w:bidi w:val="0"/>
-        <w:rPr>
-          <w:rFonts w:asciiTheme="majorBidi" w:hAnsiTheme="majorBidi" w:cstheme="majorBidi"/>
-          <w:sz w:val="24"/>
-          <w:szCs w:val="24"/>
-        </w:rPr>
-      </w:pPr>
-      <w:r>
-        <w:rPr>
-          <w:rFonts w:asciiTheme="majorBidi" w:hAnsiTheme="majorBidi" w:cstheme="majorBidi"/>
-          <w:sz w:val="24"/>
-          <w:szCs w:val="24"/>
-        </w:rPr>
         <w:t>This component allows a logged-in user to view, select, add, or delete patients (children) associated with their account. It fetches the patient list from the backend and manages user interactions.</w:t>
       </w:r>
     </w:p>
@@ -15770,7 +15635,6 @@
           <w:sz w:val="24"/>
           <w:szCs w:val="24"/>
         </w:rPr>
-        <w:lastRenderedPageBreak/>
         <w:t>hasSubmitted:</w:t>
       </w:r>
       <w:r>
@@ -15823,6 +15687,7 @@
           <w:sz w:val="24"/>
           <w:szCs w:val="24"/>
         </w:rPr>
+        <w:lastRenderedPageBreak/>
         <w:t>getMaxDate():</w:t>
       </w:r>
       <w:r>
@@ -16431,65 +16296,65 @@
           <w:sz w:val="24"/>
           <w:szCs w:val="24"/>
         </w:rPr>
+        <w:t>3. Patient Components</w:t>
+      </w:r>
+    </w:p>
+    <w:p>
+      <w:pPr>
+        <w:bidi w:val="0"/>
+        <w:rPr>
+          <w:rFonts w:asciiTheme="majorBidi" w:hAnsiTheme="majorBidi" w:cstheme="majorBidi"/>
+          <w:sz w:val="24"/>
+          <w:szCs w:val="24"/>
+        </w:rPr>
+      </w:pPr>
+      <w:r>
+        <w:rPr>
+          <w:rFonts w:asciiTheme="majorBidi" w:hAnsiTheme="majorBidi" w:cstheme="majorBidi"/>
+          <w:sz w:val="24"/>
+          <w:szCs w:val="24"/>
+        </w:rPr>
+        <w:t>Contains files related to patient-specific functionality.</w:t>
+      </w:r>
+    </w:p>
+    <w:p>
+      <w:pPr>
+        <w:bidi w:val="0"/>
+        <w:rPr>
+          <w:rFonts w:asciiTheme="majorBidi" w:hAnsiTheme="majorBidi" w:cstheme="majorBidi"/>
+          <w:b/>
+          <w:bCs/>
+          <w:sz w:val="24"/>
+          <w:szCs w:val="24"/>
+        </w:rPr>
+      </w:pPr>
+      <w:r>
+        <w:rPr>
+          <w:rFonts w:asciiTheme="majorBidi" w:hAnsiTheme="majorBidi" w:cstheme="majorBidi"/>
+          <w:b/>
+          <w:bCs/>
+          <w:sz w:val="24"/>
+          <w:szCs w:val="24"/>
+        </w:rPr>
+        <w:t>3.1 Dashboard.jsx</w:t>
+      </w:r>
+    </w:p>
+    <w:p>
+      <w:pPr>
+        <w:bidi w:val="0"/>
+        <w:rPr>
+          <w:rFonts w:asciiTheme="majorBidi" w:hAnsiTheme="majorBidi" w:cstheme="majorBidi"/>
+          <w:sz w:val="24"/>
+          <w:szCs w:val="24"/>
+        </w:rPr>
+      </w:pPr>
+      <w:r>
+        <w:rPr>
+          <w:rFonts w:asciiTheme="majorBidi" w:hAnsiTheme="majorBidi" w:cstheme="majorBidi"/>
+          <w:sz w:val="24"/>
+          <w:szCs w:val="24"/>
+        </w:rPr>
         <w:lastRenderedPageBreak/>
-        <w:t>3. Patient Components</w:t>
-      </w:r>
-    </w:p>
-    <w:p>
-      <w:pPr>
-        <w:bidi w:val="0"/>
-        <w:rPr>
-          <w:rFonts w:asciiTheme="majorBidi" w:hAnsiTheme="majorBidi" w:cstheme="majorBidi"/>
-          <w:sz w:val="24"/>
-          <w:szCs w:val="24"/>
-        </w:rPr>
-      </w:pPr>
-      <w:r>
-        <w:rPr>
-          <w:rFonts w:asciiTheme="majorBidi" w:hAnsiTheme="majorBidi" w:cstheme="majorBidi"/>
-          <w:sz w:val="24"/>
-          <w:szCs w:val="24"/>
-        </w:rPr>
-        <w:t>Contains files related to patient-specific functionality.</w:t>
-      </w:r>
-    </w:p>
-    <w:p>
-      <w:pPr>
-        <w:bidi w:val="0"/>
-        <w:rPr>
-          <w:rFonts w:asciiTheme="majorBidi" w:hAnsiTheme="majorBidi" w:cstheme="majorBidi"/>
-          <w:b/>
-          <w:bCs/>
-          <w:sz w:val="24"/>
-          <w:szCs w:val="24"/>
-        </w:rPr>
-      </w:pPr>
-      <w:r>
-        <w:rPr>
-          <w:rFonts w:asciiTheme="majorBidi" w:hAnsiTheme="majorBidi" w:cstheme="majorBidi"/>
-          <w:b/>
-          <w:bCs/>
-          <w:sz w:val="24"/>
-          <w:szCs w:val="24"/>
-        </w:rPr>
-        <w:t>3.1 Dashboard.jsx</w:t>
-      </w:r>
-    </w:p>
-    <w:p>
-      <w:pPr>
-        <w:bidi w:val="0"/>
-        <w:rPr>
-          <w:rFonts w:asciiTheme="majorBidi" w:hAnsiTheme="majorBidi" w:cstheme="majorBidi"/>
-          <w:sz w:val="24"/>
-          <w:szCs w:val="24"/>
-        </w:rPr>
-      </w:pPr>
-      <w:r>
-        <w:rPr>
-          <w:rFonts w:asciiTheme="majorBidi" w:hAnsiTheme="majorBidi" w:cstheme="majorBidi"/>
-          <w:sz w:val="24"/>
-          <w:szCs w:val="24"/>
-        </w:rPr>
         <w:t>The Dashboard component displays a patient's treatment overview by rendering four key subcomponents: MealPlan, PhysicalActivity, SleepSchedule, and Hydration.</w:t>
       </w:r>
     </w:p>
@@ -17065,7 +16930,6 @@
           <w:sz w:val="24"/>
           <w:szCs w:val="24"/>
         </w:rPr>
-        <w:lastRenderedPageBreak/>
         <w:t>currentMealPlan:</w:t>
       </w:r>
       <w:r>
@@ -17158,6 +17022,7 @@
           <w:sz w:val="24"/>
           <w:szCs w:val="24"/>
         </w:rPr>
+        <w:lastRenderedPageBreak/>
         <w:t>Functions:</w:t>
       </w:r>
     </w:p>
@@ -17726,67 +17591,67 @@
           <w:sz w:val="24"/>
           <w:szCs w:val="24"/>
         </w:rPr>
+        <w:t>3.3 Tracking Components</w:t>
+      </w:r>
+    </w:p>
+    <w:p>
+      <w:pPr>
+        <w:bidi w:val="0"/>
+        <w:rPr>
+          <w:rFonts w:asciiTheme="majorBidi" w:hAnsiTheme="majorBidi" w:cstheme="majorBidi"/>
+          <w:b/>
+          <w:bCs/>
+          <w:sz w:val="24"/>
+          <w:szCs w:val="24"/>
+        </w:rPr>
+      </w:pPr>
+      <w:r>
+        <w:rPr>
+          <w:rFonts w:asciiTheme="majorBidi" w:hAnsiTheme="majorBidi" w:cstheme="majorBidi"/>
+          <w:b/>
+          <w:bCs/>
+          <w:sz w:val="24"/>
+          <w:szCs w:val="24"/>
+        </w:rPr>
+        <w:t>3.3.1 TrackingPage.jsx</w:t>
+      </w:r>
+    </w:p>
+    <w:p>
+      <w:pPr>
+        <w:bidi w:val="0"/>
+        <w:rPr>
+          <w:rFonts w:asciiTheme="majorBidi" w:hAnsiTheme="majorBidi" w:cstheme="majorBidi"/>
+          <w:sz w:val="24"/>
+          <w:szCs w:val="24"/>
+        </w:rPr>
+      </w:pPr>
+      <w:r>
+        <w:rPr>
+          <w:rFonts w:asciiTheme="majorBidi" w:hAnsiTheme="majorBidi" w:cstheme="majorBidi"/>
+          <w:sz w:val="24"/>
+          <w:szCs w:val="24"/>
+        </w:rPr>
+        <w:t>Displays patient growth history with charts, stats, and an update form. Fetches and visualizes historical height and weight data.</w:t>
+      </w:r>
+    </w:p>
+    <w:p>
+      <w:pPr>
+        <w:bidi w:val="0"/>
+        <w:rPr>
+          <w:rFonts w:asciiTheme="majorBidi" w:hAnsiTheme="majorBidi" w:cstheme="majorBidi"/>
+          <w:sz w:val="24"/>
+          <w:szCs w:val="24"/>
+        </w:rPr>
+      </w:pPr>
+      <w:r>
+        <w:rPr>
+          <w:rFonts w:asciiTheme="majorBidi" w:hAnsiTheme="majorBidi" w:cstheme="majorBidi"/>
+          <w:b/>
+          <w:bCs/>
+          <w:sz w:val="24"/>
+          <w:szCs w:val="24"/>
+        </w:rPr>
         <w:lastRenderedPageBreak/>
-        <w:t>3.3 Tracking Components</w:t>
-      </w:r>
-    </w:p>
-    <w:p>
-      <w:pPr>
-        <w:bidi w:val="0"/>
-        <w:rPr>
-          <w:rFonts w:asciiTheme="majorBidi" w:hAnsiTheme="majorBidi" w:cstheme="majorBidi"/>
-          <w:b/>
-          <w:bCs/>
-          <w:sz w:val="24"/>
-          <w:szCs w:val="24"/>
-        </w:rPr>
-      </w:pPr>
-      <w:r>
-        <w:rPr>
-          <w:rFonts w:asciiTheme="majorBidi" w:hAnsiTheme="majorBidi" w:cstheme="majorBidi"/>
-          <w:b/>
-          <w:bCs/>
-          <w:sz w:val="24"/>
-          <w:szCs w:val="24"/>
-        </w:rPr>
-        <w:t>3.3.1 TrackingPage.jsx</w:t>
-      </w:r>
-    </w:p>
-    <w:p>
-      <w:pPr>
-        <w:bidi w:val="0"/>
-        <w:rPr>
-          <w:rFonts w:asciiTheme="majorBidi" w:hAnsiTheme="majorBidi" w:cstheme="majorBidi"/>
-          <w:sz w:val="24"/>
-          <w:szCs w:val="24"/>
-        </w:rPr>
-      </w:pPr>
-      <w:r>
-        <w:rPr>
-          <w:rFonts w:asciiTheme="majorBidi" w:hAnsiTheme="majorBidi" w:cstheme="majorBidi"/>
-          <w:sz w:val="24"/>
-          <w:szCs w:val="24"/>
-        </w:rPr>
-        <w:t>Displays patient growth history with charts, stats, and an update form. Fetches and visualizes historical height and weight data.</w:t>
-      </w:r>
-    </w:p>
-    <w:p>
-      <w:pPr>
-        <w:bidi w:val="0"/>
-        <w:rPr>
-          <w:rFonts w:asciiTheme="majorBidi" w:hAnsiTheme="majorBidi" w:cstheme="majorBidi"/>
-          <w:sz w:val="24"/>
-          <w:szCs w:val="24"/>
-        </w:rPr>
-      </w:pPr>
-      <w:r>
-        <w:rPr>
-          <w:rFonts w:asciiTheme="majorBidi" w:hAnsiTheme="majorBidi" w:cstheme="majorBidi"/>
-          <w:b/>
-          <w:bCs/>
-          <w:sz w:val="24"/>
-          <w:szCs w:val="24"/>
-        </w:rPr>
         <w:t>State Declarations:</w:t>
       </w:r>
     </w:p>
@@ -18355,7 +18220,6 @@
           <w:sz w:val="24"/>
           <w:szCs w:val="24"/>
         </w:rPr>
-        <w:lastRenderedPageBreak/>
         <w:t>Features:</w:t>
       </w:r>
     </w:p>
@@ -18460,6 +18324,7 @@
           <w:sz w:val="24"/>
           <w:szCs w:val="24"/>
         </w:rPr>
+        <w:lastRenderedPageBreak/>
         <w:t>Interactive zoom: auto, full range, or custom age range</w:t>
       </w:r>
     </w:p>
@@ -19051,6 +18916,692 @@
         </w:rPr>
         <w:t xml:space="preserve"> Disables buttons and shows spinner while deleting</w:t>
       </w:r>
+    </w:p>
+    <w:p>
+      <w:pPr>
+        <w:bidi w:val="0"/>
+        <w:rPr>
+          <w:rFonts w:asciiTheme="majorBidi" w:hAnsiTheme="majorBidi" w:cstheme="majorBidi"/>
+          <w:sz w:val="24"/>
+          <w:szCs w:val="24"/>
+        </w:rPr>
+      </w:pPr>
+    </w:p>
+    <w:p>
+      <w:pPr>
+        <w:bidi w:val="0"/>
+        <w:rPr>
+          <w:rFonts w:asciiTheme="majorBidi" w:hAnsiTheme="majorBidi" w:cstheme="majorBidi"/>
+          <w:sz w:val="24"/>
+          <w:szCs w:val="24"/>
+        </w:rPr>
+      </w:pPr>
+    </w:p>
+    <w:p>
+      <w:pPr>
+        <w:bidi w:val="0"/>
+        <w:rPr>
+          <w:rFonts w:asciiTheme="majorBidi" w:hAnsiTheme="majorBidi" w:cstheme="majorBidi"/>
+          <w:b/>
+          <w:bCs/>
+          <w:sz w:val="24"/>
+          <w:szCs w:val="24"/>
+          <w:lang w:val="en-IL"/>
+        </w:rPr>
+      </w:pPr>
+      <w:r>
+        <w:rPr>
+          <w:rFonts w:asciiTheme="majorBidi" w:hAnsiTheme="majorBidi" w:cstheme="majorBidi"/>
+          <w:b/>
+          <w:bCs/>
+          <w:sz w:val="24"/>
+          <w:szCs w:val="24"/>
+          <w:lang w:val="en-IL"/>
+        </w:rPr>
+        <w:t>Utility Libraries (Frontend)</w:t>
+      </w:r>
+    </w:p>
+    <w:p>
+      <w:pPr>
+        <w:bidi w:val="0"/>
+        <w:rPr>
+          <w:rFonts w:asciiTheme="majorBidi" w:hAnsiTheme="majorBidi" w:cstheme="majorBidi"/>
+          <w:sz w:val="24"/>
+          <w:szCs w:val="24"/>
+          <w:lang w:val="en-IL"/>
+        </w:rPr>
+      </w:pPr>
+      <w:r>
+        <w:rPr>
+          <w:rFonts w:asciiTheme="majorBidi" w:hAnsiTheme="majorBidi" w:cstheme="majorBidi"/>
+          <w:sz w:val="24"/>
+          <w:szCs w:val="24"/>
+          <w:lang w:val="en-IL"/>
+        </w:rPr>
+        <w:t>The frontend includes utility modules that support core health-related logic and OpenAI integration. These files are located in the utils directory and ensure maintainability, modularity, and centralized logic across the app.</w:t>
+      </w:r>
+    </w:p>
+    <w:p>
+      <w:pPr>
+        <w:bidi w:val="0"/>
+        <w:rPr>
+          <w:rFonts w:asciiTheme="majorBidi" w:hAnsiTheme="majorBidi" w:cstheme="majorBidi"/>
+          <w:b/>
+          <w:bCs/>
+          <w:sz w:val="24"/>
+          <w:szCs w:val="24"/>
+          <w:lang w:val="en-IL"/>
+        </w:rPr>
+      </w:pPr>
+      <w:r>
+        <w:rPr>
+          <w:rFonts w:asciiTheme="majorBidi" w:hAnsiTheme="majorBidi" w:cstheme="majorBidi"/>
+          <w:b/>
+          <w:bCs/>
+          <w:sz w:val="24"/>
+          <w:szCs w:val="24"/>
+          <w:lang w:val="en-IL"/>
+        </w:rPr>
+        <w:t xml:space="preserve">index.js </w:t>
+      </w:r>
+      <w:r>
+        <w:rPr>
+          <w:rFonts w:asciiTheme="majorBidi" w:hAnsiTheme="majorBidi" w:cstheme="majorBidi"/>
+          <w:b/>
+          <w:bCs/>
+          <w:sz w:val="24"/>
+          <w:szCs w:val="24"/>
+          <w:lang w:val="en-IL"/>
+        </w:rPr>
+        <w:t>-</w:t>
+      </w:r>
+      <w:r>
+        <w:rPr>
+          <w:rFonts w:asciiTheme="majorBidi" w:hAnsiTheme="majorBidi" w:cstheme="majorBidi"/>
+          <w:b/>
+          <w:bCs/>
+          <w:sz w:val="24"/>
+          <w:szCs w:val="24"/>
+          <w:lang w:val="en-IL"/>
+        </w:rPr>
+        <w:t xml:space="preserve"> Age Calculation Utility</w:t>
+      </w:r>
+    </w:p>
+    <w:p>
+      <w:pPr>
+        <w:bidi w:val="0"/>
+        <w:rPr>
+          <w:rFonts w:asciiTheme="majorBidi" w:hAnsiTheme="majorBidi" w:cstheme="majorBidi"/>
+          <w:sz w:val="24"/>
+          <w:szCs w:val="24"/>
+          <w:lang w:val="en-IL"/>
+        </w:rPr>
+      </w:pPr>
+      <w:r>
+        <w:rPr>
+          <w:rFonts w:asciiTheme="majorBidi" w:hAnsiTheme="majorBidi" w:cstheme="majorBidi"/>
+          <w:sz w:val="24"/>
+          <w:szCs w:val="24"/>
+          <w:lang w:val="en-IL"/>
+        </w:rPr>
+        <w:lastRenderedPageBreak/>
+        <w:t>Calculates a patient’s age from a birthdate.</w:t>
+      </w:r>
+    </w:p>
+    <w:p>
+      <w:pPr>
+        <w:bidi w:val="0"/>
+        <w:rPr>
+          <w:rFonts w:asciiTheme="majorBidi" w:hAnsiTheme="majorBidi" w:cstheme="majorBidi"/>
+          <w:sz w:val="24"/>
+          <w:szCs w:val="24"/>
+          <w:lang w:val="en-IL"/>
+        </w:rPr>
+      </w:pPr>
+      <w:r>
+        <w:rPr>
+          <w:rFonts w:asciiTheme="majorBidi" w:hAnsiTheme="majorBidi" w:cstheme="majorBidi"/>
+          <w:sz w:val="24"/>
+          <w:szCs w:val="24"/>
+          <w:lang w:val="en-IL"/>
+        </w:rPr>
+        <w:t>Purpose:</w:t>
+      </w:r>
+      <w:r>
+        <w:rPr>
+          <w:rFonts w:asciiTheme="majorBidi" w:hAnsiTheme="majorBidi" w:cstheme="majorBidi"/>
+          <w:sz w:val="24"/>
+          <w:szCs w:val="24"/>
+          <w:lang w:val="en-IL"/>
+        </w:rPr>
+        <w:br/>
+        <w:t>Provide an accurate, reusable function to determine age based on current date and birthdate input.</w:t>
+      </w:r>
+    </w:p>
+    <w:p>
+      <w:pPr>
+        <w:bidi w:val="0"/>
+        <w:rPr>
+          <w:rFonts w:asciiTheme="majorBidi" w:hAnsiTheme="majorBidi" w:cstheme="majorBidi"/>
+          <w:b/>
+          <w:bCs/>
+          <w:sz w:val="24"/>
+          <w:szCs w:val="24"/>
+          <w:lang w:val="en-IL"/>
+        </w:rPr>
+      </w:pPr>
+      <w:r>
+        <w:rPr>
+          <w:rFonts w:asciiTheme="majorBidi" w:hAnsiTheme="majorBidi" w:cstheme="majorBidi"/>
+          <w:b/>
+          <w:bCs/>
+          <w:sz w:val="24"/>
+          <w:szCs w:val="24"/>
+          <w:lang w:val="en-IL"/>
+        </w:rPr>
+        <w:t xml:space="preserve">ProtocolGenerator.jsx </w:t>
+      </w:r>
+      <w:r>
+        <w:rPr>
+          <w:rFonts w:asciiTheme="majorBidi" w:hAnsiTheme="majorBidi" w:cstheme="majorBidi"/>
+          <w:b/>
+          <w:bCs/>
+          <w:sz w:val="24"/>
+          <w:szCs w:val="24"/>
+          <w:lang w:val="en-IL"/>
+        </w:rPr>
+        <w:t>-</w:t>
+      </w:r>
+      <w:r>
+        <w:rPr>
+          <w:rFonts w:asciiTheme="majorBidi" w:hAnsiTheme="majorBidi" w:cstheme="majorBidi"/>
+          <w:b/>
+          <w:bCs/>
+          <w:sz w:val="24"/>
+          <w:szCs w:val="24"/>
+          <w:lang w:val="en-IL"/>
+        </w:rPr>
+        <w:t xml:space="preserve"> Medical Protocol Generator</w:t>
+      </w:r>
+    </w:p>
+    <w:p>
+      <w:pPr>
+        <w:bidi w:val="0"/>
+        <w:rPr>
+          <w:rFonts w:asciiTheme="majorBidi" w:hAnsiTheme="majorBidi" w:cstheme="majorBidi"/>
+          <w:sz w:val="24"/>
+          <w:szCs w:val="24"/>
+          <w:lang w:val="en-IL"/>
+        </w:rPr>
+      </w:pPr>
+      <w:r>
+        <w:rPr>
+          <w:rFonts w:asciiTheme="majorBidi" w:hAnsiTheme="majorBidi" w:cstheme="majorBidi"/>
+          <w:sz w:val="24"/>
+          <w:szCs w:val="24"/>
+          <w:lang w:val="en-IL"/>
+        </w:rPr>
+        <w:t>Generates a personalized protocol for pediatric patients using medical guidelines.</w:t>
+      </w:r>
+    </w:p>
+    <w:p>
+      <w:pPr>
+        <w:bidi w:val="0"/>
+        <w:rPr>
+          <w:rFonts w:asciiTheme="majorBidi" w:hAnsiTheme="majorBidi" w:cstheme="majorBidi"/>
+          <w:sz w:val="24"/>
+          <w:szCs w:val="24"/>
+          <w:lang w:val="en-IL"/>
+        </w:rPr>
+      </w:pPr>
+      <w:r>
+        <w:rPr>
+          <w:rFonts w:asciiTheme="majorBidi" w:hAnsiTheme="majorBidi" w:cstheme="majorBidi"/>
+          <w:sz w:val="24"/>
+          <w:szCs w:val="24"/>
+          <w:lang w:val="en-IL"/>
+        </w:rPr>
+        <w:t>Purpose:</w:t>
+      </w:r>
+      <w:r>
+        <w:rPr>
+          <w:rFonts w:asciiTheme="majorBidi" w:hAnsiTheme="majorBidi" w:cstheme="majorBidi"/>
+          <w:sz w:val="24"/>
+          <w:szCs w:val="24"/>
+          <w:lang w:val="en-IL"/>
+        </w:rPr>
+        <w:br/>
+        <w:t>Compute daily needs for calories, macronutrients (carbohydrates, proteins, fats), vitamins, minerals, hydration, sleep, and physical activity based on age, weight, and gender.</w:t>
+      </w:r>
+    </w:p>
+    <w:p>
+      <w:pPr>
+        <w:bidi w:val="0"/>
+        <w:rPr>
+          <w:rFonts w:asciiTheme="majorBidi" w:hAnsiTheme="majorBidi" w:cstheme="majorBidi"/>
+          <w:sz w:val="24"/>
+          <w:szCs w:val="24"/>
+          <w:lang w:val="en-IL"/>
+        </w:rPr>
+      </w:pPr>
+      <w:r>
+        <w:rPr>
+          <w:rFonts w:asciiTheme="majorBidi" w:hAnsiTheme="majorBidi" w:cstheme="majorBidi"/>
+          <w:sz w:val="24"/>
+          <w:szCs w:val="24"/>
+          <w:lang w:val="en-IL"/>
+        </w:rPr>
+        <w:t>Details:</w:t>
+      </w:r>
+    </w:p>
+    <w:p>
+      <w:pPr>
+        <w:numPr>
+          <w:ilvl w:val="0"/>
+          <w:numId w:val="84"/>
+        </w:numPr>
+        <w:bidi w:val="0"/>
+        <w:rPr>
+          <w:rFonts w:asciiTheme="majorBidi" w:hAnsiTheme="majorBidi" w:cstheme="majorBidi"/>
+          <w:sz w:val="24"/>
+          <w:szCs w:val="24"/>
+          <w:lang w:val="en-IL"/>
+        </w:rPr>
+      </w:pPr>
+      <w:r>
+        <w:rPr>
+          <w:rFonts w:asciiTheme="majorBidi" w:hAnsiTheme="majorBidi" w:cstheme="majorBidi"/>
+          <w:sz w:val="24"/>
+          <w:szCs w:val="24"/>
+          <w:lang w:val="en-IL"/>
+        </w:rPr>
+        <w:t>Uses evidence-based calculations for children aged 1</w:t>
+      </w:r>
+      <w:r>
+        <w:rPr>
+          <w:rFonts w:asciiTheme="majorBidi" w:hAnsiTheme="majorBidi" w:cstheme="majorBidi"/>
+          <w:sz w:val="24"/>
+          <w:szCs w:val="24"/>
+          <w:lang w:val="en-IL"/>
+        </w:rPr>
+        <w:t>-</w:t>
+      </w:r>
+      <w:r>
+        <w:rPr>
+          <w:rFonts w:asciiTheme="majorBidi" w:hAnsiTheme="majorBidi" w:cstheme="majorBidi"/>
+          <w:sz w:val="24"/>
+          <w:szCs w:val="24"/>
+          <w:lang w:val="en-IL"/>
+        </w:rPr>
+        <w:t>12.</w:t>
+      </w:r>
+    </w:p>
+    <w:p>
+      <w:pPr>
+        <w:numPr>
+          <w:ilvl w:val="0"/>
+          <w:numId w:val="84"/>
+        </w:numPr>
+        <w:bidi w:val="0"/>
+        <w:rPr>
+          <w:rFonts w:asciiTheme="majorBidi" w:hAnsiTheme="majorBidi" w:cstheme="majorBidi"/>
+          <w:sz w:val="24"/>
+          <w:szCs w:val="24"/>
+          <w:lang w:val="en-IL"/>
+        </w:rPr>
+      </w:pPr>
+      <w:r>
+        <w:rPr>
+          <w:rFonts w:asciiTheme="majorBidi" w:hAnsiTheme="majorBidi" w:cstheme="majorBidi"/>
+          <w:sz w:val="24"/>
+          <w:szCs w:val="24"/>
+          <w:lang w:val="en-IL"/>
+        </w:rPr>
+        <w:t>Returns a structured protocol object with formatted values.</w:t>
+      </w:r>
+    </w:p>
+    <w:p>
+      <w:pPr>
+        <w:bidi w:val="0"/>
+        <w:rPr>
+          <w:rFonts w:asciiTheme="majorBidi" w:hAnsiTheme="majorBidi" w:cstheme="majorBidi"/>
+          <w:b/>
+          <w:bCs/>
+          <w:sz w:val="24"/>
+          <w:szCs w:val="24"/>
+          <w:lang w:val="en-IL"/>
+        </w:rPr>
+      </w:pPr>
+      <w:r>
+        <w:rPr>
+          <w:rFonts w:asciiTheme="majorBidi" w:hAnsiTheme="majorBidi" w:cstheme="majorBidi"/>
+          <w:b/>
+          <w:bCs/>
+          <w:sz w:val="24"/>
+          <w:szCs w:val="24"/>
+          <w:lang w:val="en-IL"/>
+        </w:rPr>
+        <w:t xml:space="preserve">generateProtocolAndTreatment.jsx </w:t>
+      </w:r>
+      <w:r>
+        <w:rPr>
+          <w:rFonts w:asciiTheme="majorBidi" w:hAnsiTheme="majorBidi" w:cstheme="majorBidi"/>
+          <w:b/>
+          <w:bCs/>
+          <w:sz w:val="24"/>
+          <w:szCs w:val="24"/>
+          <w:lang w:val="en-IL"/>
+        </w:rPr>
+        <w:t>-</w:t>
+      </w:r>
+      <w:r>
+        <w:rPr>
+          <w:rFonts w:asciiTheme="majorBidi" w:hAnsiTheme="majorBidi" w:cstheme="majorBidi"/>
+          <w:b/>
+          <w:bCs/>
+          <w:sz w:val="24"/>
+          <w:szCs w:val="24"/>
+          <w:lang w:val="en-IL"/>
+        </w:rPr>
+        <w:t xml:space="preserve"> AI Treatment Plan Generator</w:t>
+      </w:r>
+    </w:p>
+    <w:p>
+      <w:pPr>
+        <w:bidi w:val="0"/>
+        <w:rPr>
+          <w:rFonts w:asciiTheme="majorBidi" w:hAnsiTheme="majorBidi" w:cstheme="majorBidi"/>
+          <w:sz w:val="24"/>
+          <w:szCs w:val="24"/>
+          <w:lang w:val="en-IL"/>
+        </w:rPr>
+      </w:pPr>
+      <w:r>
+        <w:rPr>
+          <w:rFonts w:asciiTheme="majorBidi" w:hAnsiTheme="majorBidi" w:cstheme="majorBidi"/>
+          <w:sz w:val="24"/>
+          <w:szCs w:val="24"/>
+          <w:lang w:val="en-IL"/>
+        </w:rPr>
+        <w:t>Combines protocol generation with OpenAI API integration to produce a complete daily treatment plan.</w:t>
+      </w:r>
+    </w:p>
+    <w:p>
+      <w:pPr>
+        <w:bidi w:val="0"/>
+        <w:rPr>
+          <w:rFonts w:asciiTheme="majorBidi" w:hAnsiTheme="majorBidi" w:cstheme="majorBidi"/>
+          <w:sz w:val="24"/>
+          <w:szCs w:val="24"/>
+          <w:lang w:val="en-IL"/>
+        </w:rPr>
+      </w:pPr>
+      <w:r>
+        <w:rPr>
+          <w:rFonts w:asciiTheme="majorBidi" w:hAnsiTheme="majorBidi" w:cstheme="majorBidi"/>
+          <w:sz w:val="24"/>
+          <w:szCs w:val="24"/>
+          <w:lang w:val="en-IL"/>
+        </w:rPr>
+        <w:t>Purpose:</w:t>
+      </w:r>
+      <w:r>
+        <w:rPr>
+          <w:rFonts w:asciiTheme="majorBidi" w:hAnsiTheme="majorBidi" w:cstheme="majorBidi"/>
+          <w:sz w:val="24"/>
+          <w:szCs w:val="24"/>
+          <w:lang w:val="en-IL"/>
+        </w:rPr>
+        <w:br/>
+        <w:t>Automate the creation of personalized treatment plans including:</w:t>
+      </w:r>
+    </w:p>
+    <w:p>
+      <w:pPr>
+        <w:numPr>
+          <w:ilvl w:val="0"/>
+          <w:numId w:val="85"/>
+        </w:numPr>
+        <w:bidi w:val="0"/>
+        <w:rPr>
+          <w:rFonts w:asciiTheme="majorBidi" w:hAnsiTheme="majorBidi" w:cstheme="majorBidi"/>
+          <w:sz w:val="24"/>
+          <w:szCs w:val="24"/>
+          <w:lang w:val="en-IL"/>
+        </w:rPr>
+      </w:pPr>
+      <w:r>
+        <w:rPr>
+          <w:rFonts w:asciiTheme="majorBidi" w:hAnsiTheme="majorBidi" w:cstheme="majorBidi"/>
+          <w:sz w:val="24"/>
+          <w:szCs w:val="24"/>
+          <w:lang w:val="en-IL"/>
+        </w:rPr>
+        <w:t>Meal plan</w:t>
+      </w:r>
+    </w:p>
+    <w:p>
+      <w:pPr>
+        <w:numPr>
+          <w:ilvl w:val="0"/>
+          <w:numId w:val="85"/>
+        </w:numPr>
+        <w:bidi w:val="0"/>
+        <w:rPr>
+          <w:rFonts w:asciiTheme="majorBidi" w:hAnsiTheme="majorBidi" w:cstheme="majorBidi"/>
+          <w:sz w:val="24"/>
+          <w:szCs w:val="24"/>
+          <w:lang w:val="en-IL"/>
+        </w:rPr>
+      </w:pPr>
+      <w:r>
+        <w:rPr>
+          <w:rFonts w:asciiTheme="majorBidi" w:hAnsiTheme="majorBidi" w:cstheme="majorBidi"/>
+          <w:sz w:val="24"/>
+          <w:szCs w:val="24"/>
+          <w:lang w:val="en-IL"/>
+        </w:rPr>
+        <w:t>Hydration</w:t>
+      </w:r>
+    </w:p>
+    <w:p>
+      <w:pPr>
+        <w:numPr>
+          <w:ilvl w:val="0"/>
+          <w:numId w:val="85"/>
+        </w:numPr>
+        <w:bidi w:val="0"/>
+        <w:rPr>
+          <w:rFonts w:asciiTheme="majorBidi" w:hAnsiTheme="majorBidi" w:cstheme="majorBidi"/>
+          <w:sz w:val="24"/>
+          <w:szCs w:val="24"/>
+          <w:lang w:val="en-IL"/>
+        </w:rPr>
+      </w:pPr>
+      <w:r>
+        <w:rPr>
+          <w:rFonts w:asciiTheme="majorBidi" w:hAnsiTheme="majorBidi" w:cstheme="majorBidi"/>
+          <w:sz w:val="24"/>
+          <w:szCs w:val="24"/>
+          <w:lang w:val="en-IL"/>
+        </w:rPr>
+        <w:t>Physical activity suggestions</w:t>
+      </w:r>
+    </w:p>
+    <w:p>
+      <w:pPr>
+        <w:numPr>
+          <w:ilvl w:val="0"/>
+          <w:numId w:val="85"/>
+        </w:numPr>
+        <w:bidi w:val="0"/>
+        <w:rPr>
+          <w:rFonts w:asciiTheme="majorBidi" w:hAnsiTheme="majorBidi" w:cstheme="majorBidi"/>
+          <w:sz w:val="24"/>
+          <w:szCs w:val="24"/>
+          <w:lang w:val="en-IL"/>
+        </w:rPr>
+      </w:pPr>
+      <w:r>
+        <w:rPr>
+          <w:rFonts w:asciiTheme="majorBidi" w:hAnsiTheme="majorBidi" w:cstheme="majorBidi"/>
+          <w:sz w:val="24"/>
+          <w:szCs w:val="24"/>
+          <w:lang w:val="en-IL"/>
+        </w:rPr>
+        <w:t>Sleep schedules</w:t>
+      </w:r>
+    </w:p>
+    <w:p>
+      <w:pPr>
+        <w:bidi w:val="0"/>
+        <w:rPr>
+          <w:rFonts w:asciiTheme="majorBidi" w:hAnsiTheme="majorBidi" w:cstheme="majorBidi"/>
+          <w:sz w:val="24"/>
+          <w:szCs w:val="24"/>
+          <w:lang w:val="en-IL"/>
+        </w:rPr>
+      </w:pPr>
+      <w:r>
+        <w:rPr>
+          <w:rFonts w:asciiTheme="majorBidi" w:hAnsiTheme="majorBidi" w:cstheme="majorBidi"/>
+          <w:sz w:val="24"/>
+          <w:szCs w:val="24"/>
+          <w:lang w:val="en-IL"/>
+        </w:rPr>
+        <w:t>Workflow:</w:t>
+      </w:r>
+    </w:p>
+    <w:p>
+      <w:pPr>
+        <w:numPr>
+          <w:ilvl w:val="0"/>
+          <w:numId w:val="86"/>
+        </w:numPr>
+        <w:bidi w:val="0"/>
+        <w:rPr>
+          <w:rFonts w:asciiTheme="majorBidi" w:hAnsiTheme="majorBidi" w:cstheme="majorBidi"/>
+          <w:sz w:val="24"/>
+          <w:szCs w:val="24"/>
+          <w:lang w:val="en-IL"/>
+        </w:rPr>
+      </w:pPr>
+      <w:r>
+        <w:rPr>
+          <w:rFonts w:asciiTheme="majorBidi" w:hAnsiTheme="majorBidi" w:cstheme="majorBidi"/>
+          <w:sz w:val="24"/>
+          <w:szCs w:val="24"/>
+          <w:lang w:val="en-IL"/>
+        </w:rPr>
+        <w:t>Uses ProtocolGenerator and calculateAge</w:t>
+      </w:r>
+    </w:p>
+    <w:p>
+      <w:pPr>
+        <w:numPr>
+          <w:ilvl w:val="0"/>
+          <w:numId w:val="86"/>
+        </w:numPr>
+        <w:bidi w:val="0"/>
+        <w:rPr>
+          <w:rFonts w:asciiTheme="majorBidi" w:hAnsiTheme="majorBidi" w:cstheme="majorBidi"/>
+          <w:sz w:val="24"/>
+          <w:szCs w:val="24"/>
+          <w:lang w:val="en-IL"/>
+        </w:rPr>
+      </w:pPr>
+      <w:r>
+        <w:rPr>
+          <w:rFonts w:asciiTheme="majorBidi" w:hAnsiTheme="majorBidi" w:cstheme="majorBidi"/>
+          <w:sz w:val="24"/>
+          <w:szCs w:val="24"/>
+          <w:lang w:val="en-IL"/>
+        </w:rPr>
+        <w:t>Constructs a strict prompt for the OpenAI API</w:t>
+      </w:r>
+    </w:p>
+    <w:p>
+      <w:pPr>
+        <w:numPr>
+          <w:ilvl w:val="0"/>
+          <w:numId w:val="86"/>
+        </w:numPr>
+        <w:bidi w:val="0"/>
+        <w:rPr>
+          <w:rFonts w:asciiTheme="majorBidi" w:hAnsiTheme="majorBidi" w:cstheme="majorBidi"/>
+          <w:sz w:val="24"/>
+          <w:szCs w:val="24"/>
+          <w:lang w:val="en-IL"/>
+        </w:rPr>
+      </w:pPr>
+      <w:r>
+        <w:rPr>
+          <w:rFonts w:asciiTheme="majorBidi" w:hAnsiTheme="majorBidi" w:cstheme="majorBidi"/>
+          <w:sz w:val="24"/>
+          <w:szCs w:val="24"/>
+          <w:lang w:val="en-IL"/>
+        </w:rPr>
+        <w:t>Parses and returns JSON-based treatment output</w:t>
+      </w:r>
+    </w:p>
+    <w:p>
+      <w:pPr>
+        <w:bidi w:val="0"/>
+        <w:rPr>
+          <w:rFonts w:asciiTheme="majorBidi" w:hAnsiTheme="majorBidi" w:cstheme="majorBidi"/>
+          <w:sz w:val="24"/>
+          <w:szCs w:val="24"/>
+          <w:lang w:val="en-IL"/>
+        </w:rPr>
+      </w:pPr>
+    </w:p>
+    <w:p>
+      <w:pPr>
+        <w:bidi w:val="0"/>
+        <w:rPr>
+          <w:rFonts w:asciiTheme="majorBidi" w:hAnsiTheme="majorBidi" w:cstheme="majorBidi"/>
+          <w:b/>
+          <w:bCs/>
+          <w:sz w:val="24"/>
+          <w:szCs w:val="24"/>
+        </w:rPr>
+      </w:pPr>
+    </w:p>
+    <w:p>
+      <w:pPr>
+        <w:bidi w:val="0"/>
+        <w:rPr>
+          <w:rFonts w:asciiTheme="majorBidi" w:hAnsiTheme="majorBidi" w:cstheme="majorBidi"/>
+          <w:b/>
+          <w:bCs/>
+          <w:sz w:val="24"/>
+          <w:szCs w:val="24"/>
+        </w:rPr>
+      </w:pPr>
+    </w:p>
+    <w:p>
+      <w:pPr>
+        <w:bidi w:val="0"/>
+        <w:rPr>
+          <w:rFonts w:asciiTheme="majorBidi" w:hAnsiTheme="majorBidi" w:cstheme="majorBidi"/>
+          <w:b/>
+          <w:bCs/>
+          <w:sz w:val="24"/>
+          <w:szCs w:val="24"/>
+        </w:rPr>
+      </w:pPr>
+    </w:p>
+    <w:p>
+      <w:pPr>
+        <w:bidi w:val="0"/>
+        <w:rPr>
+          <w:rFonts w:asciiTheme="majorBidi" w:hAnsiTheme="majorBidi" w:cstheme="majorBidi"/>
+          <w:b/>
+          <w:bCs/>
+          <w:sz w:val="24"/>
+          <w:szCs w:val="24"/>
+        </w:rPr>
+      </w:pPr>
     </w:p>
     <w:p>
       <w:pPr>
@@ -22567,11 +23118,13 @@
     <w:p/>
     <w:p/>
     <w:p/>
+    <w:p/>
+    <w:p/>
     <w:p>
       <w:pPr>
         <w:pStyle w:val="Heading1"/>
       </w:pPr>
-      <w:bookmarkStart w:id="18" w:name="_Toc203911048"/>
+      <w:bookmarkStart w:id="18" w:name="_Toc204686743"/>
       <w:r>
         <w:lastRenderedPageBreak/>
         <w:t>8</w:t>
@@ -23380,6 +23933,155 @@
     </w:lvl>
   </w:abstractNum>
   <w:abstractNum w:abstractNumId="1" w15:restartNumberingAfterBreak="0">
+    <w:nsid w:val="0A5E654C"/>
+    <w:multiLevelType w:val="multilevel"/>
+    <w:tmpl w:val="B896C760"/>
+    <w:lvl w:ilvl="0">
+      <w:start w:val="1"/>
+      <w:numFmt w:val="bullet"/>
+      <w:lvlText w:val=""/>
+      <w:lvlJc w:val="left"/>
+      <w:pPr>
+        <w:tabs>
+          <w:tab w:val="num" w:pos="720"/>
+        </w:tabs>
+        <w:ind w:left="720" w:hanging="360"/>
+      </w:pPr>
+      <w:rPr>
+        <w:rFonts w:ascii="Symbol" w:hAnsi="Symbol" w:hint="default"/>
+        <w:sz w:val="20"/>
+      </w:rPr>
+    </w:lvl>
+    <w:lvl w:ilvl="1" w:tentative="1">
+      <w:start w:val="1"/>
+      <w:numFmt w:val="bullet"/>
+      <w:lvlText w:val="o"/>
+      <w:lvlJc w:val="left"/>
+      <w:pPr>
+        <w:tabs>
+          <w:tab w:val="num" w:pos="1440"/>
+        </w:tabs>
+        <w:ind w:left="1440" w:hanging="360"/>
+      </w:pPr>
+      <w:rPr>
+        <w:rFonts w:ascii="Courier New" w:hAnsi="Courier New" w:hint="default"/>
+        <w:sz w:val="20"/>
+      </w:rPr>
+    </w:lvl>
+    <w:lvl w:ilvl="2" w:tentative="1">
+      <w:start w:val="1"/>
+      <w:numFmt w:val="bullet"/>
+      <w:lvlText w:val=""/>
+      <w:lvlJc w:val="left"/>
+      <w:pPr>
+        <w:tabs>
+          <w:tab w:val="num" w:pos="2160"/>
+        </w:tabs>
+        <w:ind w:left="2160" w:hanging="360"/>
+      </w:pPr>
+      <w:rPr>
+        <w:rFonts w:ascii="Wingdings" w:hAnsi="Wingdings" w:hint="default"/>
+        <w:sz w:val="20"/>
+      </w:rPr>
+    </w:lvl>
+    <w:lvl w:ilvl="3" w:tentative="1">
+      <w:start w:val="1"/>
+      <w:numFmt w:val="bullet"/>
+      <w:lvlText w:val=""/>
+      <w:lvlJc w:val="left"/>
+      <w:pPr>
+        <w:tabs>
+          <w:tab w:val="num" w:pos="2880"/>
+        </w:tabs>
+        <w:ind w:left="2880" w:hanging="360"/>
+      </w:pPr>
+      <w:rPr>
+        <w:rFonts w:ascii="Wingdings" w:hAnsi="Wingdings" w:hint="default"/>
+        <w:sz w:val="20"/>
+      </w:rPr>
+    </w:lvl>
+    <w:lvl w:ilvl="4" w:tentative="1">
+      <w:start w:val="1"/>
+      <w:numFmt w:val="bullet"/>
+      <w:lvlText w:val=""/>
+      <w:lvlJc w:val="left"/>
+      <w:pPr>
+        <w:tabs>
+          <w:tab w:val="num" w:pos="3600"/>
+        </w:tabs>
+        <w:ind w:left="3600" w:hanging="360"/>
+      </w:pPr>
+      <w:rPr>
+        <w:rFonts w:ascii="Wingdings" w:hAnsi="Wingdings" w:hint="default"/>
+        <w:sz w:val="20"/>
+      </w:rPr>
+    </w:lvl>
+    <w:lvl w:ilvl="5" w:tentative="1">
+      <w:start w:val="1"/>
+      <w:numFmt w:val="bullet"/>
+      <w:lvlText w:val=""/>
+      <w:lvlJc w:val="left"/>
+      <w:pPr>
+        <w:tabs>
+          <w:tab w:val="num" w:pos="4320"/>
+        </w:tabs>
+        <w:ind w:left="4320" w:hanging="360"/>
+      </w:pPr>
+      <w:rPr>
+        <w:rFonts w:ascii="Wingdings" w:hAnsi="Wingdings" w:hint="default"/>
+        <w:sz w:val="20"/>
+      </w:rPr>
+    </w:lvl>
+    <w:lvl w:ilvl="6" w:tentative="1">
+      <w:start w:val="1"/>
+      <w:numFmt w:val="bullet"/>
+      <w:lvlText w:val=""/>
+      <w:lvlJc w:val="left"/>
+      <w:pPr>
+        <w:tabs>
+          <w:tab w:val="num" w:pos="5040"/>
+        </w:tabs>
+        <w:ind w:left="5040" w:hanging="360"/>
+      </w:pPr>
+      <w:rPr>
+        <w:rFonts w:ascii="Wingdings" w:hAnsi="Wingdings" w:hint="default"/>
+        <w:sz w:val="20"/>
+      </w:rPr>
+    </w:lvl>
+    <w:lvl w:ilvl="7" w:tentative="1">
+      <w:start w:val="1"/>
+      <w:numFmt w:val="bullet"/>
+      <w:lvlText w:val=""/>
+      <w:lvlJc w:val="left"/>
+      <w:pPr>
+        <w:tabs>
+          <w:tab w:val="num" w:pos="5760"/>
+        </w:tabs>
+        <w:ind w:left="5760" w:hanging="360"/>
+      </w:pPr>
+      <w:rPr>
+        <w:rFonts w:ascii="Wingdings" w:hAnsi="Wingdings" w:hint="default"/>
+        <w:sz w:val="20"/>
+      </w:rPr>
+    </w:lvl>
+    <w:lvl w:ilvl="8" w:tentative="1">
+      <w:start w:val="1"/>
+      <w:numFmt w:val="bullet"/>
+      <w:lvlText w:val=""/>
+      <w:lvlJc w:val="left"/>
+      <w:pPr>
+        <w:tabs>
+          <w:tab w:val="num" w:pos="6480"/>
+        </w:tabs>
+        <w:ind w:left="6480" w:hanging="360"/>
+      </w:pPr>
+      <w:rPr>
+        <w:rFonts w:ascii="Wingdings" w:hAnsi="Wingdings" w:hint="default"/>
+        <w:sz w:val="20"/>
+      </w:rPr>
+    </w:lvl>
+  </w:abstractNum>
+  <w:abstractNum w:abstractNumId="2" w15:restartNumberingAfterBreak="0">
     <w:nsid w:val="0AB326BF"/>
     <w:multiLevelType w:val="multilevel"/>
     <w:tmpl w:val="5ECAF0D2"/>
@@ -23528,7 +24230,7 @@
       </w:rPr>
     </w:lvl>
   </w:abstractNum>
-  <w:abstractNum w:abstractNumId="2" w15:restartNumberingAfterBreak="0">
+  <w:abstractNum w:abstractNumId="3" w15:restartNumberingAfterBreak="0">
     <w:nsid w:val="0AB73C48"/>
     <w:multiLevelType w:val="multilevel"/>
     <w:tmpl w:val="986AA692"/>
@@ -23677,7 +24379,7 @@
       </w:rPr>
     </w:lvl>
   </w:abstractNum>
-  <w:abstractNum w:abstractNumId="3" w15:restartNumberingAfterBreak="0">
+  <w:abstractNum w:abstractNumId="4" w15:restartNumberingAfterBreak="0">
     <w:nsid w:val="0AEE768E"/>
     <w:multiLevelType w:val="multilevel"/>
     <w:tmpl w:val="ED06C592"/>
@@ -23826,7 +24528,7 @@
       </w:rPr>
     </w:lvl>
   </w:abstractNum>
-  <w:abstractNum w:abstractNumId="4" w15:restartNumberingAfterBreak="0">
+  <w:abstractNum w:abstractNumId="5" w15:restartNumberingAfterBreak="0">
     <w:nsid w:val="0B241A38"/>
     <w:multiLevelType w:val="multilevel"/>
     <w:tmpl w:val="13D65D68"/>
@@ -23975,7 +24677,7 @@
       </w:rPr>
     </w:lvl>
   </w:abstractNum>
-  <w:abstractNum w:abstractNumId="5" w15:restartNumberingAfterBreak="0">
+  <w:abstractNum w:abstractNumId="6" w15:restartNumberingAfterBreak="0">
     <w:nsid w:val="0B7F42A7"/>
     <w:multiLevelType w:val="multilevel"/>
     <w:tmpl w:val="A6024428"/>
@@ -24124,7 +24826,7 @@
       </w:rPr>
     </w:lvl>
   </w:abstractNum>
-  <w:abstractNum w:abstractNumId="6" w15:restartNumberingAfterBreak="0">
+  <w:abstractNum w:abstractNumId="7" w15:restartNumberingAfterBreak="0">
     <w:nsid w:val="0CC524A3"/>
     <w:multiLevelType w:val="multilevel"/>
     <w:tmpl w:val="68CA6FFE"/>
@@ -24273,7 +24975,7 @@
       </w:rPr>
     </w:lvl>
   </w:abstractNum>
-  <w:abstractNum w:abstractNumId="7" w15:restartNumberingAfterBreak="0">
+  <w:abstractNum w:abstractNumId="8" w15:restartNumberingAfterBreak="0">
     <w:nsid w:val="0CF542C8"/>
     <w:multiLevelType w:val="multilevel"/>
     <w:tmpl w:val="70D652C0"/>
@@ -24422,7 +25124,7 @@
       </w:rPr>
     </w:lvl>
   </w:abstractNum>
-  <w:abstractNum w:abstractNumId="8" w15:restartNumberingAfterBreak="0">
+  <w:abstractNum w:abstractNumId="9" w15:restartNumberingAfterBreak="0">
     <w:nsid w:val="0D232037"/>
     <w:multiLevelType w:val="multilevel"/>
     <w:tmpl w:val="51A6BBD8"/>
@@ -24571,7 +25273,7 @@
       </w:rPr>
     </w:lvl>
   </w:abstractNum>
-  <w:abstractNum w:abstractNumId="9" w15:restartNumberingAfterBreak="0">
+  <w:abstractNum w:abstractNumId="10" w15:restartNumberingAfterBreak="0">
     <w:nsid w:val="10152D6B"/>
     <w:multiLevelType w:val="hybridMultilevel"/>
     <w:tmpl w:val="4270423A"/>
@@ -24684,7 +25386,7 @@
       </w:rPr>
     </w:lvl>
   </w:abstractNum>
-  <w:abstractNum w:abstractNumId="10" w15:restartNumberingAfterBreak="0">
+  <w:abstractNum w:abstractNumId="11" w15:restartNumberingAfterBreak="0">
     <w:nsid w:val="11C441D3"/>
     <w:multiLevelType w:val="multilevel"/>
     <w:tmpl w:val="E4D8D3A0"/>
@@ -24833,7 +25535,7 @@
       </w:rPr>
     </w:lvl>
   </w:abstractNum>
-  <w:abstractNum w:abstractNumId="11" w15:restartNumberingAfterBreak="0">
+  <w:abstractNum w:abstractNumId="12" w15:restartNumberingAfterBreak="0">
     <w:nsid w:val="145414AC"/>
     <w:multiLevelType w:val="multilevel"/>
     <w:tmpl w:val="9BF4713C"/>
@@ -24982,7 +25684,7 @@
       </w:rPr>
     </w:lvl>
   </w:abstractNum>
-  <w:abstractNum w:abstractNumId="12" w15:restartNumberingAfterBreak="0">
+  <w:abstractNum w:abstractNumId="13" w15:restartNumberingAfterBreak="0">
     <w:nsid w:val="193540D9"/>
     <w:multiLevelType w:val="multilevel"/>
     <w:tmpl w:val="0680A496"/>
@@ -25131,7 +25833,7 @@
       </w:rPr>
     </w:lvl>
   </w:abstractNum>
-  <w:abstractNum w:abstractNumId="13" w15:restartNumberingAfterBreak="0">
+  <w:abstractNum w:abstractNumId="14" w15:restartNumberingAfterBreak="0">
     <w:nsid w:val="1BE304D6"/>
     <w:multiLevelType w:val="multilevel"/>
     <w:tmpl w:val="538EC12C"/>
@@ -25280,7 +25982,7 @@
       </w:rPr>
     </w:lvl>
   </w:abstractNum>
-  <w:abstractNum w:abstractNumId="14" w15:restartNumberingAfterBreak="0">
+  <w:abstractNum w:abstractNumId="15" w15:restartNumberingAfterBreak="0">
     <w:nsid w:val="1BF83B76"/>
     <w:multiLevelType w:val="multilevel"/>
     <w:tmpl w:val="D3CA7076"/>
@@ -25429,7 +26131,7 @@
       </w:rPr>
     </w:lvl>
   </w:abstractNum>
-  <w:abstractNum w:abstractNumId="15" w15:restartNumberingAfterBreak="0">
+  <w:abstractNum w:abstractNumId="16" w15:restartNumberingAfterBreak="0">
     <w:nsid w:val="1D5C188E"/>
     <w:multiLevelType w:val="multilevel"/>
     <w:tmpl w:val="8048D0A8"/>
@@ -25578,7 +26280,7 @@
       </w:rPr>
     </w:lvl>
   </w:abstractNum>
-  <w:abstractNum w:abstractNumId="16" w15:restartNumberingAfterBreak="0">
+  <w:abstractNum w:abstractNumId="17" w15:restartNumberingAfterBreak="0">
     <w:nsid w:val="210F7A59"/>
     <w:multiLevelType w:val="multilevel"/>
     <w:tmpl w:val="1BEC782E"/>
@@ -25727,7 +26429,7 @@
       </w:rPr>
     </w:lvl>
   </w:abstractNum>
-  <w:abstractNum w:abstractNumId="17" w15:restartNumberingAfterBreak="0">
+  <w:abstractNum w:abstractNumId="18" w15:restartNumberingAfterBreak="0">
     <w:nsid w:val="212B26F9"/>
     <w:multiLevelType w:val="multilevel"/>
     <w:tmpl w:val="BDEE0534"/>
@@ -25876,7 +26578,7 @@
       </w:rPr>
     </w:lvl>
   </w:abstractNum>
-  <w:abstractNum w:abstractNumId="18" w15:restartNumberingAfterBreak="0">
+  <w:abstractNum w:abstractNumId="19" w15:restartNumberingAfterBreak="0">
     <w:nsid w:val="21D9384E"/>
     <w:multiLevelType w:val="multilevel"/>
     <w:tmpl w:val="802C8E1A"/>
@@ -26025,7 +26727,7 @@
       </w:rPr>
     </w:lvl>
   </w:abstractNum>
-  <w:abstractNum w:abstractNumId="19" w15:restartNumberingAfterBreak="0">
+  <w:abstractNum w:abstractNumId="20" w15:restartNumberingAfterBreak="0">
     <w:nsid w:val="23662839"/>
     <w:multiLevelType w:val="multilevel"/>
     <w:tmpl w:val="BAA60E7A"/>
@@ -26174,7 +26876,7 @@
       </w:rPr>
     </w:lvl>
   </w:abstractNum>
-  <w:abstractNum w:abstractNumId="20" w15:restartNumberingAfterBreak="0">
+  <w:abstractNum w:abstractNumId="21" w15:restartNumberingAfterBreak="0">
     <w:nsid w:val="25764A8B"/>
     <w:multiLevelType w:val="multilevel"/>
     <w:tmpl w:val="0A4AF398"/>
@@ -26323,7 +27025,7 @@
       </w:rPr>
     </w:lvl>
   </w:abstractNum>
-  <w:abstractNum w:abstractNumId="21" w15:restartNumberingAfterBreak="0">
+  <w:abstractNum w:abstractNumId="22" w15:restartNumberingAfterBreak="0">
     <w:nsid w:val="271A55CD"/>
     <w:multiLevelType w:val="multilevel"/>
     <w:tmpl w:val="C082B3C4"/>
@@ -26472,7 +27174,7 @@
       </w:rPr>
     </w:lvl>
   </w:abstractNum>
-  <w:abstractNum w:abstractNumId="22" w15:restartNumberingAfterBreak="0">
+  <w:abstractNum w:abstractNumId="23" w15:restartNumberingAfterBreak="0">
     <w:nsid w:val="28644915"/>
     <w:multiLevelType w:val="multilevel"/>
     <w:tmpl w:val="039E41F6"/>
@@ -26621,7 +27323,7 @@
       </w:rPr>
     </w:lvl>
   </w:abstractNum>
-  <w:abstractNum w:abstractNumId="23" w15:restartNumberingAfterBreak="0">
+  <w:abstractNum w:abstractNumId="24" w15:restartNumberingAfterBreak="0">
     <w:nsid w:val="288F37F2"/>
     <w:multiLevelType w:val="multilevel"/>
     <w:tmpl w:val="DC58D10E"/>
@@ -26738,7 +27440,7 @@
       </w:pPr>
     </w:lvl>
   </w:abstractNum>
-  <w:abstractNum w:abstractNumId="24" w15:restartNumberingAfterBreak="0">
+  <w:abstractNum w:abstractNumId="25" w15:restartNumberingAfterBreak="0">
     <w:nsid w:val="28947100"/>
     <w:multiLevelType w:val="multilevel"/>
     <w:tmpl w:val="AEF0BD58"/>
@@ -26887,7 +27589,156 @@
       </w:rPr>
     </w:lvl>
   </w:abstractNum>
-  <w:abstractNum w:abstractNumId="25" w15:restartNumberingAfterBreak="0">
+  <w:abstractNum w:abstractNumId="26" w15:restartNumberingAfterBreak="0">
+    <w:nsid w:val="298F0025"/>
+    <w:multiLevelType w:val="multilevel"/>
+    <w:tmpl w:val="50C63768"/>
+    <w:lvl w:ilvl="0">
+      <w:start w:val="1"/>
+      <w:numFmt w:val="bullet"/>
+      <w:lvlText w:val=""/>
+      <w:lvlJc w:val="left"/>
+      <w:pPr>
+        <w:tabs>
+          <w:tab w:val="num" w:pos="720"/>
+        </w:tabs>
+        <w:ind w:left="720" w:hanging="360"/>
+      </w:pPr>
+      <w:rPr>
+        <w:rFonts w:ascii="Symbol" w:hAnsi="Symbol" w:hint="default"/>
+        <w:sz w:val="20"/>
+      </w:rPr>
+    </w:lvl>
+    <w:lvl w:ilvl="1" w:tentative="1">
+      <w:start w:val="1"/>
+      <w:numFmt w:val="bullet"/>
+      <w:lvlText w:val="o"/>
+      <w:lvlJc w:val="left"/>
+      <w:pPr>
+        <w:tabs>
+          <w:tab w:val="num" w:pos="1440"/>
+        </w:tabs>
+        <w:ind w:left="1440" w:hanging="360"/>
+      </w:pPr>
+      <w:rPr>
+        <w:rFonts w:ascii="Courier New" w:hAnsi="Courier New" w:hint="default"/>
+        <w:sz w:val="20"/>
+      </w:rPr>
+    </w:lvl>
+    <w:lvl w:ilvl="2" w:tentative="1">
+      <w:start w:val="1"/>
+      <w:numFmt w:val="bullet"/>
+      <w:lvlText w:val=""/>
+      <w:lvlJc w:val="left"/>
+      <w:pPr>
+        <w:tabs>
+          <w:tab w:val="num" w:pos="2160"/>
+        </w:tabs>
+        <w:ind w:left="2160" w:hanging="360"/>
+      </w:pPr>
+      <w:rPr>
+        <w:rFonts w:ascii="Wingdings" w:hAnsi="Wingdings" w:hint="default"/>
+        <w:sz w:val="20"/>
+      </w:rPr>
+    </w:lvl>
+    <w:lvl w:ilvl="3" w:tentative="1">
+      <w:start w:val="1"/>
+      <w:numFmt w:val="bullet"/>
+      <w:lvlText w:val=""/>
+      <w:lvlJc w:val="left"/>
+      <w:pPr>
+        <w:tabs>
+          <w:tab w:val="num" w:pos="2880"/>
+        </w:tabs>
+        <w:ind w:left="2880" w:hanging="360"/>
+      </w:pPr>
+      <w:rPr>
+        <w:rFonts w:ascii="Wingdings" w:hAnsi="Wingdings" w:hint="default"/>
+        <w:sz w:val="20"/>
+      </w:rPr>
+    </w:lvl>
+    <w:lvl w:ilvl="4" w:tentative="1">
+      <w:start w:val="1"/>
+      <w:numFmt w:val="bullet"/>
+      <w:lvlText w:val=""/>
+      <w:lvlJc w:val="left"/>
+      <w:pPr>
+        <w:tabs>
+          <w:tab w:val="num" w:pos="3600"/>
+        </w:tabs>
+        <w:ind w:left="3600" w:hanging="360"/>
+      </w:pPr>
+      <w:rPr>
+        <w:rFonts w:ascii="Wingdings" w:hAnsi="Wingdings" w:hint="default"/>
+        <w:sz w:val="20"/>
+      </w:rPr>
+    </w:lvl>
+    <w:lvl w:ilvl="5" w:tentative="1">
+      <w:start w:val="1"/>
+      <w:numFmt w:val="bullet"/>
+      <w:lvlText w:val=""/>
+      <w:lvlJc w:val="left"/>
+      <w:pPr>
+        <w:tabs>
+          <w:tab w:val="num" w:pos="4320"/>
+        </w:tabs>
+        <w:ind w:left="4320" w:hanging="360"/>
+      </w:pPr>
+      <w:rPr>
+        <w:rFonts w:ascii="Wingdings" w:hAnsi="Wingdings" w:hint="default"/>
+        <w:sz w:val="20"/>
+      </w:rPr>
+    </w:lvl>
+    <w:lvl w:ilvl="6" w:tentative="1">
+      <w:start w:val="1"/>
+      <w:numFmt w:val="bullet"/>
+      <w:lvlText w:val=""/>
+      <w:lvlJc w:val="left"/>
+      <w:pPr>
+        <w:tabs>
+          <w:tab w:val="num" w:pos="5040"/>
+        </w:tabs>
+        <w:ind w:left="5040" w:hanging="360"/>
+      </w:pPr>
+      <w:rPr>
+        <w:rFonts w:ascii="Wingdings" w:hAnsi="Wingdings" w:hint="default"/>
+        <w:sz w:val="20"/>
+      </w:rPr>
+    </w:lvl>
+    <w:lvl w:ilvl="7" w:tentative="1">
+      <w:start w:val="1"/>
+      <w:numFmt w:val="bullet"/>
+      <w:lvlText w:val=""/>
+      <w:lvlJc w:val="left"/>
+      <w:pPr>
+        <w:tabs>
+          <w:tab w:val="num" w:pos="5760"/>
+        </w:tabs>
+        <w:ind w:left="5760" w:hanging="360"/>
+      </w:pPr>
+      <w:rPr>
+        <w:rFonts w:ascii="Wingdings" w:hAnsi="Wingdings" w:hint="default"/>
+        <w:sz w:val="20"/>
+      </w:rPr>
+    </w:lvl>
+    <w:lvl w:ilvl="8" w:tentative="1">
+      <w:start w:val="1"/>
+      <w:numFmt w:val="bullet"/>
+      <w:lvlText w:val=""/>
+      <w:lvlJc w:val="left"/>
+      <w:pPr>
+        <w:tabs>
+          <w:tab w:val="num" w:pos="6480"/>
+        </w:tabs>
+        <w:ind w:left="6480" w:hanging="360"/>
+      </w:pPr>
+      <w:rPr>
+        <w:rFonts w:ascii="Wingdings" w:hAnsi="Wingdings" w:hint="default"/>
+        <w:sz w:val="20"/>
+      </w:rPr>
+    </w:lvl>
+  </w:abstractNum>
+  <w:abstractNum w:abstractNumId="27" w15:restartNumberingAfterBreak="0">
     <w:nsid w:val="2A3A4001"/>
     <w:multiLevelType w:val="multilevel"/>
     <w:tmpl w:val="3F482012"/>
@@ -27036,7 +27887,7 @@
       </w:rPr>
     </w:lvl>
   </w:abstractNum>
-  <w:abstractNum w:abstractNumId="26" w15:restartNumberingAfterBreak="0">
+  <w:abstractNum w:abstractNumId="28" w15:restartNumberingAfterBreak="0">
     <w:nsid w:val="2AA70CBE"/>
     <w:multiLevelType w:val="multilevel"/>
     <w:tmpl w:val="ECB6928A"/>
@@ -27185,7 +28036,7 @@
       </w:rPr>
     </w:lvl>
   </w:abstractNum>
-  <w:abstractNum w:abstractNumId="27" w15:restartNumberingAfterBreak="0">
+  <w:abstractNum w:abstractNumId="29" w15:restartNumberingAfterBreak="0">
     <w:nsid w:val="2AB820D7"/>
     <w:multiLevelType w:val="hybridMultilevel"/>
     <w:tmpl w:val="7BE68D30"/>
@@ -27274,7 +28125,7 @@
       </w:pPr>
     </w:lvl>
   </w:abstractNum>
-  <w:abstractNum w:abstractNumId="28" w15:restartNumberingAfterBreak="0">
+  <w:abstractNum w:abstractNumId="30" w15:restartNumberingAfterBreak="0">
     <w:nsid w:val="2BE10AAB"/>
     <w:multiLevelType w:val="multilevel"/>
     <w:tmpl w:val="C1E856F0"/>
@@ -27423,7 +28274,7 @@
       </w:rPr>
     </w:lvl>
   </w:abstractNum>
-  <w:abstractNum w:abstractNumId="29" w15:restartNumberingAfterBreak="0">
+  <w:abstractNum w:abstractNumId="31" w15:restartNumberingAfterBreak="0">
     <w:nsid w:val="2E8A2A1B"/>
     <w:multiLevelType w:val="multilevel"/>
     <w:tmpl w:val="2A10FBC0"/>
@@ -27536,7 +28387,7 @@
       </w:pPr>
     </w:lvl>
   </w:abstractNum>
-  <w:abstractNum w:abstractNumId="30" w15:restartNumberingAfterBreak="0">
+  <w:abstractNum w:abstractNumId="32" w15:restartNumberingAfterBreak="0">
     <w:nsid w:val="2EED0758"/>
     <w:multiLevelType w:val="multilevel"/>
     <w:tmpl w:val="C358A0B2"/>
@@ -27685,7 +28536,7 @@
       </w:rPr>
     </w:lvl>
   </w:abstractNum>
-  <w:abstractNum w:abstractNumId="31" w15:restartNumberingAfterBreak="0">
+  <w:abstractNum w:abstractNumId="33" w15:restartNumberingAfterBreak="0">
     <w:nsid w:val="2FB1591E"/>
     <w:multiLevelType w:val="multilevel"/>
     <w:tmpl w:val="3EF4A204"/>
@@ -27834,7 +28685,7 @@
       </w:rPr>
     </w:lvl>
   </w:abstractNum>
-  <w:abstractNum w:abstractNumId="32" w15:restartNumberingAfterBreak="0">
+  <w:abstractNum w:abstractNumId="34" w15:restartNumberingAfterBreak="0">
     <w:nsid w:val="309C19F8"/>
     <w:multiLevelType w:val="multilevel"/>
     <w:tmpl w:val="C59EF17C"/>
@@ -27983,7 +28834,7 @@
       </w:rPr>
     </w:lvl>
   </w:abstractNum>
-  <w:abstractNum w:abstractNumId="33" w15:restartNumberingAfterBreak="0">
+  <w:abstractNum w:abstractNumId="35" w15:restartNumberingAfterBreak="0">
     <w:nsid w:val="30D04E03"/>
     <w:multiLevelType w:val="multilevel"/>
     <w:tmpl w:val="06568AD8"/>
@@ -28132,7 +28983,156 @@
       </w:rPr>
     </w:lvl>
   </w:abstractNum>
-  <w:abstractNum w:abstractNumId="34" w15:restartNumberingAfterBreak="0">
+  <w:abstractNum w:abstractNumId="36" w15:restartNumberingAfterBreak="0">
+    <w:nsid w:val="30D81BD0"/>
+    <w:multiLevelType w:val="multilevel"/>
+    <w:tmpl w:val="5DE825D0"/>
+    <w:lvl w:ilvl="0">
+      <w:start w:val="1"/>
+      <w:numFmt w:val="bullet"/>
+      <w:lvlText w:val=""/>
+      <w:lvlJc w:val="left"/>
+      <w:pPr>
+        <w:tabs>
+          <w:tab w:val="num" w:pos="720"/>
+        </w:tabs>
+        <w:ind w:left="720" w:hanging="360"/>
+      </w:pPr>
+      <w:rPr>
+        <w:rFonts w:ascii="Symbol" w:hAnsi="Symbol" w:hint="default"/>
+        <w:sz w:val="20"/>
+      </w:rPr>
+    </w:lvl>
+    <w:lvl w:ilvl="1" w:tentative="1">
+      <w:start w:val="1"/>
+      <w:numFmt w:val="bullet"/>
+      <w:lvlText w:val="o"/>
+      <w:lvlJc w:val="left"/>
+      <w:pPr>
+        <w:tabs>
+          <w:tab w:val="num" w:pos="1440"/>
+        </w:tabs>
+        <w:ind w:left="1440" w:hanging="360"/>
+      </w:pPr>
+      <w:rPr>
+        <w:rFonts w:ascii="Courier New" w:hAnsi="Courier New" w:hint="default"/>
+        <w:sz w:val="20"/>
+      </w:rPr>
+    </w:lvl>
+    <w:lvl w:ilvl="2" w:tentative="1">
+      <w:start w:val="1"/>
+      <w:numFmt w:val="bullet"/>
+      <w:lvlText w:val=""/>
+      <w:lvlJc w:val="left"/>
+      <w:pPr>
+        <w:tabs>
+          <w:tab w:val="num" w:pos="2160"/>
+        </w:tabs>
+        <w:ind w:left="2160" w:hanging="360"/>
+      </w:pPr>
+      <w:rPr>
+        <w:rFonts w:ascii="Wingdings" w:hAnsi="Wingdings" w:hint="default"/>
+        <w:sz w:val="20"/>
+      </w:rPr>
+    </w:lvl>
+    <w:lvl w:ilvl="3" w:tentative="1">
+      <w:start w:val="1"/>
+      <w:numFmt w:val="bullet"/>
+      <w:lvlText w:val=""/>
+      <w:lvlJc w:val="left"/>
+      <w:pPr>
+        <w:tabs>
+          <w:tab w:val="num" w:pos="2880"/>
+        </w:tabs>
+        <w:ind w:left="2880" w:hanging="360"/>
+      </w:pPr>
+      <w:rPr>
+        <w:rFonts w:ascii="Wingdings" w:hAnsi="Wingdings" w:hint="default"/>
+        <w:sz w:val="20"/>
+      </w:rPr>
+    </w:lvl>
+    <w:lvl w:ilvl="4" w:tentative="1">
+      <w:start w:val="1"/>
+      <w:numFmt w:val="bullet"/>
+      <w:lvlText w:val=""/>
+      <w:lvlJc w:val="left"/>
+      <w:pPr>
+        <w:tabs>
+          <w:tab w:val="num" w:pos="3600"/>
+        </w:tabs>
+        <w:ind w:left="3600" w:hanging="360"/>
+      </w:pPr>
+      <w:rPr>
+        <w:rFonts w:ascii="Wingdings" w:hAnsi="Wingdings" w:hint="default"/>
+        <w:sz w:val="20"/>
+      </w:rPr>
+    </w:lvl>
+    <w:lvl w:ilvl="5" w:tentative="1">
+      <w:start w:val="1"/>
+      <w:numFmt w:val="bullet"/>
+      <w:lvlText w:val=""/>
+      <w:lvlJc w:val="left"/>
+      <w:pPr>
+        <w:tabs>
+          <w:tab w:val="num" w:pos="4320"/>
+        </w:tabs>
+        <w:ind w:left="4320" w:hanging="360"/>
+      </w:pPr>
+      <w:rPr>
+        <w:rFonts w:ascii="Wingdings" w:hAnsi="Wingdings" w:hint="default"/>
+        <w:sz w:val="20"/>
+      </w:rPr>
+    </w:lvl>
+    <w:lvl w:ilvl="6" w:tentative="1">
+      <w:start w:val="1"/>
+      <w:numFmt w:val="bullet"/>
+      <w:lvlText w:val=""/>
+      <w:lvlJc w:val="left"/>
+      <w:pPr>
+        <w:tabs>
+          <w:tab w:val="num" w:pos="5040"/>
+        </w:tabs>
+        <w:ind w:left="5040" w:hanging="360"/>
+      </w:pPr>
+      <w:rPr>
+        <w:rFonts w:ascii="Wingdings" w:hAnsi="Wingdings" w:hint="default"/>
+        <w:sz w:val="20"/>
+      </w:rPr>
+    </w:lvl>
+    <w:lvl w:ilvl="7" w:tentative="1">
+      <w:start w:val="1"/>
+      <w:numFmt w:val="bullet"/>
+      <w:lvlText w:val=""/>
+      <w:lvlJc w:val="left"/>
+      <w:pPr>
+        <w:tabs>
+          <w:tab w:val="num" w:pos="5760"/>
+        </w:tabs>
+        <w:ind w:left="5760" w:hanging="360"/>
+      </w:pPr>
+      <w:rPr>
+        <w:rFonts w:ascii="Wingdings" w:hAnsi="Wingdings" w:hint="default"/>
+        <w:sz w:val="20"/>
+      </w:rPr>
+    </w:lvl>
+    <w:lvl w:ilvl="8" w:tentative="1">
+      <w:start w:val="1"/>
+      <w:numFmt w:val="bullet"/>
+      <w:lvlText w:val=""/>
+      <w:lvlJc w:val="left"/>
+      <w:pPr>
+        <w:tabs>
+          <w:tab w:val="num" w:pos="6480"/>
+        </w:tabs>
+        <w:ind w:left="6480" w:hanging="360"/>
+      </w:pPr>
+      <w:rPr>
+        <w:rFonts w:ascii="Wingdings" w:hAnsi="Wingdings" w:hint="default"/>
+        <w:sz w:val="20"/>
+      </w:rPr>
+    </w:lvl>
+  </w:abstractNum>
+  <w:abstractNum w:abstractNumId="37" w15:restartNumberingAfterBreak="0">
     <w:nsid w:val="32761137"/>
     <w:multiLevelType w:val="multilevel"/>
     <w:tmpl w:val="2148271E"/>
@@ -28281,7 +29281,7 @@
       </w:rPr>
     </w:lvl>
   </w:abstractNum>
-  <w:abstractNum w:abstractNumId="35" w15:restartNumberingAfterBreak="0">
+  <w:abstractNum w:abstractNumId="38" w15:restartNumberingAfterBreak="0">
     <w:nsid w:val="32AA675D"/>
     <w:multiLevelType w:val="multilevel"/>
     <w:tmpl w:val="56B24122"/>
@@ -28430,7 +29430,7 @@
       </w:rPr>
     </w:lvl>
   </w:abstractNum>
-  <w:abstractNum w:abstractNumId="36" w15:restartNumberingAfterBreak="0">
+  <w:abstractNum w:abstractNumId="39" w15:restartNumberingAfterBreak="0">
     <w:nsid w:val="35ED77FB"/>
     <w:multiLevelType w:val="multilevel"/>
     <w:tmpl w:val="436E66FA"/>
@@ -28579,7 +29579,7 @@
       </w:rPr>
     </w:lvl>
   </w:abstractNum>
-  <w:abstractNum w:abstractNumId="37" w15:restartNumberingAfterBreak="0">
+  <w:abstractNum w:abstractNumId="40" w15:restartNumberingAfterBreak="0">
     <w:nsid w:val="397169DD"/>
     <w:multiLevelType w:val="multilevel"/>
     <w:tmpl w:val="01009B28"/>
@@ -28728,7 +29728,7 @@
       </w:rPr>
     </w:lvl>
   </w:abstractNum>
-  <w:abstractNum w:abstractNumId="38" w15:restartNumberingAfterBreak="0">
+  <w:abstractNum w:abstractNumId="41" w15:restartNumberingAfterBreak="0">
     <w:nsid w:val="3B835111"/>
     <w:multiLevelType w:val="hybridMultilevel"/>
     <w:tmpl w:val="75BC4262"/>
@@ -28841,7 +29841,7 @@
       </w:rPr>
     </w:lvl>
   </w:abstractNum>
-  <w:abstractNum w:abstractNumId="39" w15:restartNumberingAfterBreak="0">
+  <w:abstractNum w:abstractNumId="42" w15:restartNumberingAfterBreak="0">
     <w:nsid w:val="3D193554"/>
     <w:multiLevelType w:val="multilevel"/>
     <w:tmpl w:val="D3981D5E"/>
@@ -28986,7 +29986,7 @@
       </w:rPr>
     </w:lvl>
   </w:abstractNum>
-  <w:abstractNum w:abstractNumId="40" w15:restartNumberingAfterBreak="0">
+  <w:abstractNum w:abstractNumId="43" w15:restartNumberingAfterBreak="0">
     <w:nsid w:val="3E003846"/>
     <w:multiLevelType w:val="multilevel"/>
     <w:tmpl w:val="4C62A0B4"/>
@@ -29135,7 +30135,7 @@
       </w:rPr>
     </w:lvl>
   </w:abstractNum>
-  <w:abstractNum w:abstractNumId="41" w15:restartNumberingAfterBreak="0">
+  <w:abstractNum w:abstractNumId="44" w15:restartNumberingAfterBreak="0">
     <w:nsid w:val="40222CC4"/>
     <w:multiLevelType w:val="multilevel"/>
     <w:tmpl w:val="15860E38"/>
@@ -29284,7 +30284,7 @@
       </w:rPr>
     </w:lvl>
   </w:abstractNum>
-  <w:abstractNum w:abstractNumId="42" w15:restartNumberingAfterBreak="0">
+  <w:abstractNum w:abstractNumId="45" w15:restartNumberingAfterBreak="0">
     <w:nsid w:val="40F25154"/>
     <w:multiLevelType w:val="multilevel"/>
     <w:tmpl w:val="9E20B824"/>
@@ -29433,7 +30433,7 @@
       </w:rPr>
     </w:lvl>
   </w:abstractNum>
-  <w:abstractNum w:abstractNumId="43" w15:restartNumberingAfterBreak="0">
+  <w:abstractNum w:abstractNumId="46" w15:restartNumberingAfterBreak="0">
     <w:nsid w:val="4140758B"/>
     <w:multiLevelType w:val="hybridMultilevel"/>
     <w:tmpl w:val="6A0E33F8"/>
@@ -29546,7 +30546,7 @@
       </w:rPr>
     </w:lvl>
   </w:abstractNum>
-  <w:abstractNum w:abstractNumId="44" w15:restartNumberingAfterBreak="0">
+  <w:abstractNum w:abstractNumId="47" w15:restartNumberingAfterBreak="0">
     <w:nsid w:val="41494966"/>
     <w:multiLevelType w:val="multilevel"/>
     <w:tmpl w:val="0AACC156"/>
@@ -29695,7 +30695,7 @@
       </w:rPr>
     </w:lvl>
   </w:abstractNum>
-  <w:abstractNum w:abstractNumId="45" w15:restartNumberingAfterBreak="0">
+  <w:abstractNum w:abstractNumId="48" w15:restartNumberingAfterBreak="0">
     <w:nsid w:val="42BF6CAB"/>
     <w:multiLevelType w:val="multilevel"/>
     <w:tmpl w:val="4828AA7C"/>
@@ -29844,7 +30844,7 @@
       </w:rPr>
     </w:lvl>
   </w:abstractNum>
-  <w:abstractNum w:abstractNumId="46" w15:restartNumberingAfterBreak="0">
+  <w:abstractNum w:abstractNumId="49" w15:restartNumberingAfterBreak="0">
     <w:nsid w:val="454B08D2"/>
     <w:multiLevelType w:val="multilevel"/>
     <w:tmpl w:val="014C0758"/>
@@ -29993,7 +30993,7 @@
       </w:rPr>
     </w:lvl>
   </w:abstractNum>
-  <w:abstractNum w:abstractNumId="47" w15:restartNumberingAfterBreak="0">
+  <w:abstractNum w:abstractNumId="50" w15:restartNumberingAfterBreak="0">
     <w:nsid w:val="45580250"/>
     <w:multiLevelType w:val="multilevel"/>
     <w:tmpl w:val="C3F634A4"/>
@@ -30142,7 +31142,7 @@
       </w:rPr>
     </w:lvl>
   </w:abstractNum>
-  <w:abstractNum w:abstractNumId="48" w15:restartNumberingAfterBreak="0">
+  <w:abstractNum w:abstractNumId="51" w15:restartNumberingAfterBreak="0">
     <w:nsid w:val="498E0741"/>
     <w:multiLevelType w:val="multilevel"/>
     <w:tmpl w:val="E7E4AF98"/>
@@ -30291,7 +31291,7 @@
       </w:rPr>
     </w:lvl>
   </w:abstractNum>
-  <w:abstractNum w:abstractNumId="49" w15:restartNumberingAfterBreak="0">
+  <w:abstractNum w:abstractNumId="52" w15:restartNumberingAfterBreak="0">
     <w:nsid w:val="4B315B21"/>
     <w:multiLevelType w:val="multilevel"/>
     <w:tmpl w:val="AD6CB1D6"/>
@@ -30440,7 +31440,7 @@
       </w:rPr>
     </w:lvl>
   </w:abstractNum>
-  <w:abstractNum w:abstractNumId="50" w15:restartNumberingAfterBreak="0">
+  <w:abstractNum w:abstractNumId="53" w15:restartNumberingAfterBreak="0">
     <w:nsid w:val="4C5B07A0"/>
     <w:multiLevelType w:val="multilevel"/>
     <w:tmpl w:val="6BB8E85E"/>
@@ -30589,7 +31589,7 @@
       </w:rPr>
     </w:lvl>
   </w:abstractNum>
-  <w:abstractNum w:abstractNumId="51" w15:restartNumberingAfterBreak="0">
+  <w:abstractNum w:abstractNumId="54" w15:restartNumberingAfterBreak="0">
     <w:nsid w:val="4C8437EF"/>
     <w:multiLevelType w:val="hybridMultilevel"/>
     <w:tmpl w:val="04D0165E"/>
@@ -30675,7 +31675,7 @@
       </w:pPr>
     </w:lvl>
   </w:abstractNum>
-  <w:abstractNum w:abstractNumId="52" w15:restartNumberingAfterBreak="0">
+  <w:abstractNum w:abstractNumId="55" w15:restartNumberingAfterBreak="0">
     <w:nsid w:val="511A18C2"/>
     <w:multiLevelType w:val="multilevel"/>
     <w:tmpl w:val="15D4C4FA"/>
@@ -30824,7 +31824,7 @@
       </w:rPr>
     </w:lvl>
   </w:abstractNum>
-  <w:abstractNum w:abstractNumId="53" w15:restartNumberingAfterBreak="0">
+  <w:abstractNum w:abstractNumId="56" w15:restartNumberingAfterBreak="0">
     <w:nsid w:val="52223412"/>
     <w:multiLevelType w:val="multilevel"/>
     <w:tmpl w:val="8E4EE318"/>
@@ -30973,7 +31973,7 @@
       </w:rPr>
     </w:lvl>
   </w:abstractNum>
-  <w:abstractNum w:abstractNumId="54" w15:restartNumberingAfterBreak="0">
+  <w:abstractNum w:abstractNumId="57" w15:restartNumberingAfterBreak="0">
     <w:nsid w:val="59596406"/>
     <w:multiLevelType w:val="multilevel"/>
     <w:tmpl w:val="2200BBEC"/>
@@ -31122,7 +32122,7 @@
       </w:rPr>
     </w:lvl>
   </w:abstractNum>
-  <w:abstractNum w:abstractNumId="55" w15:restartNumberingAfterBreak="0">
+  <w:abstractNum w:abstractNumId="58" w15:restartNumberingAfterBreak="0">
     <w:nsid w:val="5C475EFE"/>
     <w:multiLevelType w:val="multilevel"/>
     <w:tmpl w:val="1ECA772C"/>
@@ -31271,7 +32271,7 @@
       </w:rPr>
     </w:lvl>
   </w:abstractNum>
-  <w:abstractNum w:abstractNumId="56" w15:restartNumberingAfterBreak="0">
+  <w:abstractNum w:abstractNumId="59" w15:restartNumberingAfterBreak="0">
     <w:nsid w:val="61AA7DC6"/>
     <w:multiLevelType w:val="multilevel"/>
     <w:tmpl w:val="E8E8CEC2"/>
@@ -31384,7 +32384,7 @@
       </w:pPr>
     </w:lvl>
   </w:abstractNum>
-  <w:abstractNum w:abstractNumId="57" w15:restartNumberingAfterBreak="0">
+  <w:abstractNum w:abstractNumId="60" w15:restartNumberingAfterBreak="0">
     <w:nsid w:val="63F61A10"/>
     <w:multiLevelType w:val="hybridMultilevel"/>
     <w:tmpl w:val="ED1A86B0"/>
@@ -31473,7 +32473,7 @@
       </w:pPr>
     </w:lvl>
   </w:abstractNum>
-  <w:abstractNum w:abstractNumId="58" w15:restartNumberingAfterBreak="0">
+  <w:abstractNum w:abstractNumId="61" w15:restartNumberingAfterBreak="0">
     <w:nsid w:val="651658A2"/>
     <w:multiLevelType w:val="multilevel"/>
     <w:tmpl w:val="188AD6DA"/>
@@ -31622,7 +32622,7 @@
       </w:rPr>
     </w:lvl>
   </w:abstractNum>
-  <w:abstractNum w:abstractNumId="59" w15:restartNumberingAfterBreak="0">
+  <w:abstractNum w:abstractNumId="62" w15:restartNumberingAfterBreak="0">
     <w:nsid w:val="65F94CDE"/>
     <w:multiLevelType w:val="multilevel"/>
     <w:tmpl w:val="43D82A90"/>
@@ -31771,7 +32771,7 @@
       </w:rPr>
     </w:lvl>
   </w:abstractNum>
-  <w:abstractNum w:abstractNumId="60" w15:restartNumberingAfterBreak="0">
+  <w:abstractNum w:abstractNumId="63" w15:restartNumberingAfterBreak="0">
     <w:nsid w:val="66906708"/>
     <w:multiLevelType w:val="hybridMultilevel"/>
     <w:tmpl w:val="C4963F94"/>
@@ -31857,7 +32857,7 @@
       </w:pPr>
     </w:lvl>
   </w:abstractNum>
-  <w:abstractNum w:abstractNumId="61" w15:restartNumberingAfterBreak="0">
+  <w:abstractNum w:abstractNumId="64" w15:restartNumberingAfterBreak="0">
     <w:nsid w:val="6A9C2C2B"/>
     <w:multiLevelType w:val="multilevel"/>
     <w:tmpl w:val="38C401C4"/>
@@ -32006,7 +33006,7 @@
       </w:rPr>
     </w:lvl>
   </w:abstractNum>
-  <w:abstractNum w:abstractNumId="62" w15:restartNumberingAfterBreak="0">
+  <w:abstractNum w:abstractNumId="65" w15:restartNumberingAfterBreak="0">
     <w:nsid w:val="6ABD12C0"/>
     <w:multiLevelType w:val="multilevel"/>
     <w:tmpl w:val="E2AC8ADE"/>
@@ -32155,7 +33155,7 @@
       </w:rPr>
     </w:lvl>
   </w:abstractNum>
-  <w:abstractNum w:abstractNumId="63" w15:restartNumberingAfterBreak="0">
+  <w:abstractNum w:abstractNumId="66" w15:restartNumberingAfterBreak="0">
     <w:nsid w:val="6AFB73C8"/>
     <w:multiLevelType w:val="multilevel"/>
     <w:tmpl w:val="016A8BE4"/>
@@ -32304,7 +33304,7 @@
       </w:rPr>
     </w:lvl>
   </w:abstractNum>
-  <w:abstractNum w:abstractNumId="64" w15:restartNumberingAfterBreak="0">
+  <w:abstractNum w:abstractNumId="67" w15:restartNumberingAfterBreak="0">
     <w:nsid w:val="6B351DA0"/>
     <w:multiLevelType w:val="multilevel"/>
     <w:tmpl w:val="1292ECC0"/>
@@ -32449,7 +33449,7 @@
       </w:rPr>
     </w:lvl>
   </w:abstractNum>
-  <w:abstractNum w:abstractNumId="65" w15:restartNumberingAfterBreak="0">
+  <w:abstractNum w:abstractNumId="68" w15:restartNumberingAfterBreak="0">
     <w:nsid w:val="6B450D57"/>
     <w:multiLevelType w:val="multilevel"/>
     <w:tmpl w:val="D6A2B410"/>
@@ -32598,7 +33598,7 @@
       </w:rPr>
     </w:lvl>
   </w:abstractNum>
-  <w:abstractNum w:abstractNumId="66" w15:restartNumberingAfterBreak="0">
+  <w:abstractNum w:abstractNumId="69" w15:restartNumberingAfterBreak="0">
     <w:nsid w:val="714829B3"/>
     <w:multiLevelType w:val="multilevel"/>
     <w:tmpl w:val="02061DC2"/>
@@ -32747,7 +33747,7 @@
       </w:rPr>
     </w:lvl>
   </w:abstractNum>
-  <w:abstractNum w:abstractNumId="67" w15:restartNumberingAfterBreak="0">
+  <w:abstractNum w:abstractNumId="70" w15:restartNumberingAfterBreak="0">
     <w:nsid w:val="71F356B3"/>
     <w:multiLevelType w:val="multilevel"/>
     <w:tmpl w:val="B7CCA72A"/>
@@ -32896,7 +33896,7 @@
       </w:rPr>
     </w:lvl>
   </w:abstractNum>
-  <w:abstractNum w:abstractNumId="68" w15:restartNumberingAfterBreak="0">
+  <w:abstractNum w:abstractNumId="71" w15:restartNumberingAfterBreak="0">
     <w:nsid w:val="730274D6"/>
     <w:multiLevelType w:val="multilevel"/>
     <w:tmpl w:val="0E66A3AE"/>
@@ -33045,7 +34045,7 @@
       </w:rPr>
     </w:lvl>
   </w:abstractNum>
-  <w:abstractNum w:abstractNumId="69" w15:restartNumberingAfterBreak="0">
+  <w:abstractNum w:abstractNumId="72" w15:restartNumberingAfterBreak="0">
     <w:nsid w:val="73350075"/>
     <w:multiLevelType w:val="multilevel"/>
     <w:tmpl w:val="4A6EEAFE"/>
@@ -33194,7 +34194,7 @@
       </w:rPr>
     </w:lvl>
   </w:abstractNum>
-  <w:abstractNum w:abstractNumId="70" w15:restartNumberingAfterBreak="0">
+  <w:abstractNum w:abstractNumId="73" w15:restartNumberingAfterBreak="0">
     <w:nsid w:val="736E072D"/>
     <w:multiLevelType w:val="multilevel"/>
     <w:tmpl w:val="0340283C"/>
@@ -33343,7 +34343,7 @@
       </w:rPr>
     </w:lvl>
   </w:abstractNum>
-  <w:abstractNum w:abstractNumId="71" w15:restartNumberingAfterBreak="0">
+  <w:abstractNum w:abstractNumId="74" w15:restartNumberingAfterBreak="0">
     <w:nsid w:val="74E54070"/>
     <w:multiLevelType w:val="multilevel"/>
     <w:tmpl w:val="B1C08A9A"/>
@@ -33492,7 +34492,7 @@
       </w:rPr>
     </w:lvl>
   </w:abstractNum>
-  <w:abstractNum w:abstractNumId="72" w15:restartNumberingAfterBreak="0">
+  <w:abstractNum w:abstractNumId="75" w15:restartNumberingAfterBreak="0">
     <w:nsid w:val="76600F04"/>
     <w:multiLevelType w:val="multilevel"/>
     <w:tmpl w:val="8FF65B90"/>
@@ -33641,7 +34641,7 @@
       </w:rPr>
     </w:lvl>
   </w:abstractNum>
-  <w:abstractNum w:abstractNumId="73" w15:restartNumberingAfterBreak="0">
+  <w:abstractNum w:abstractNumId="76" w15:restartNumberingAfterBreak="0">
     <w:nsid w:val="77583DA2"/>
     <w:multiLevelType w:val="multilevel"/>
     <w:tmpl w:val="3CBA2DCA"/>
@@ -33790,7 +34790,7 @@
       </w:rPr>
     </w:lvl>
   </w:abstractNum>
-  <w:abstractNum w:abstractNumId="74" w15:restartNumberingAfterBreak="0">
+  <w:abstractNum w:abstractNumId="77" w15:restartNumberingAfterBreak="0">
     <w:nsid w:val="77ED0234"/>
     <w:multiLevelType w:val="multilevel"/>
     <w:tmpl w:val="78920DA6"/>
@@ -33939,7 +34939,7 @@
       </w:rPr>
     </w:lvl>
   </w:abstractNum>
-  <w:abstractNum w:abstractNumId="75" w15:restartNumberingAfterBreak="0">
+  <w:abstractNum w:abstractNumId="78" w15:restartNumberingAfterBreak="0">
     <w:nsid w:val="79643401"/>
     <w:multiLevelType w:val="hybridMultilevel"/>
     <w:tmpl w:val="359033DA"/>
@@ -34052,7 +35052,7 @@
       </w:rPr>
     </w:lvl>
   </w:abstractNum>
-  <w:abstractNum w:abstractNumId="76" w15:restartNumberingAfterBreak="0">
+  <w:abstractNum w:abstractNumId="79" w15:restartNumberingAfterBreak="0">
     <w:nsid w:val="7B6F3541"/>
     <w:multiLevelType w:val="multilevel"/>
     <w:tmpl w:val="758CF37C"/>
@@ -34201,7 +35201,7 @@
       </w:rPr>
     </w:lvl>
   </w:abstractNum>
-  <w:abstractNum w:abstractNumId="77" w15:restartNumberingAfterBreak="0">
+  <w:abstractNum w:abstractNumId="80" w15:restartNumberingAfterBreak="0">
     <w:nsid w:val="7B7D48DB"/>
     <w:multiLevelType w:val="multilevel"/>
     <w:tmpl w:val="931E563A"/>
@@ -34350,7 +35350,7 @@
       </w:rPr>
     </w:lvl>
   </w:abstractNum>
-  <w:abstractNum w:abstractNumId="78" w15:restartNumberingAfterBreak="0">
+  <w:abstractNum w:abstractNumId="81" w15:restartNumberingAfterBreak="0">
     <w:nsid w:val="7B844AF9"/>
     <w:multiLevelType w:val="multilevel"/>
     <w:tmpl w:val="FD705996"/>
@@ -34499,7 +35499,7 @@
       </w:rPr>
     </w:lvl>
   </w:abstractNum>
-  <w:abstractNum w:abstractNumId="79" w15:restartNumberingAfterBreak="0">
+  <w:abstractNum w:abstractNumId="82" w15:restartNumberingAfterBreak="0">
     <w:nsid w:val="7CAF1CDB"/>
     <w:multiLevelType w:val="multilevel"/>
     <w:tmpl w:val="69181EF4"/>
@@ -34648,7 +35648,7 @@
       </w:rPr>
     </w:lvl>
   </w:abstractNum>
-  <w:abstractNum w:abstractNumId="80" w15:restartNumberingAfterBreak="0">
+  <w:abstractNum w:abstractNumId="83" w15:restartNumberingAfterBreak="0">
     <w:nsid w:val="7CDF4E09"/>
     <w:multiLevelType w:val="multilevel"/>
     <w:tmpl w:val="0928992E"/>
@@ -34797,7 +35797,7 @@
       </w:rPr>
     </w:lvl>
   </w:abstractNum>
-  <w:abstractNum w:abstractNumId="81" w15:restartNumberingAfterBreak="0">
+  <w:abstractNum w:abstractNumId="84" w15:restartNumberingAfterBreak="0">
     <w:nsid w:val="7E235B8A"/>
     <w:multiLevelType w:val="multilevel"/>
     <w:tmpl w:val="E904FD62"/>
@@ -34947,253 +35947,262 @@
     </w:lvl>
   </w:abstractNum>
   <w:num w:numId="1" w16cid:durableId="1088767463">
-    <w:abstractNumId w:val="66"/>
+    <w:abstractNumId w:val="69"/>
   </w:num>
   <w:num w:numId="2" w16cid:durableId="557937675">
-    <w:abstractNumId w:val="67"/>
+    <w:abstractNumId w:val="70"/>
   </w:num>
   <w:num w:numId="3" w16cid:durableId="762534257">
-    <w:abstractNumId w:val="69"/>
+    <w:abstractNumId w:val="72"/>
   </w:num>
   <w:num w:numId="4" w16cid:durableId="2140492129">
-    <w:abstractNumId w:val="53"/>
+    <w:abstractNumId w:val="56"/>
   </w:num>
   <w:num w:numId="5" w16cid:durableId="1676609653">
+    <w:abstractNumId w:val="77"/>
+  </w:num>
+  <w:num w:numId="6" w16cid:durableId="180969566">
+    <w:abstractNumId w:val="34"/>
+  </w:num>
+  <w:num w:numId="7" w16cid:durableId="246234372">
+    <w:abstractNumId w:val="52"/>
+  </w:num>
+  <w:num w:numId="8" w16cid:durableId="631446282">
+    <w:abstractNumId w:val="76"/>
+  </w:num>
+  <w:num w:numId="9" w16cid:durableId="513766562">
+    <w:abstractNumId w:val="9"/>
+  </w:num>
+  <w:num w:numId="10" w16cid:durableId="1621450150">
+    <w:abstractNumId w:val="2"/>
+  </w:num>
+  <w:num w:numId="11" w16cid:durableId="993603817">
+    <w:abstractNumId w:val="68"/>
+  </w:num>
+  <w:num w:numId="12" w16cid:durableId="34281628">
     <w:abstractNumId w:val="74"/>
   </w:num>
-  <w:num w:numId="6" w16cid:durableId="180969566">
-    <w:abstractNumId w:val="32"/>
-  </w:num>
-  <w:num w:numId="7" w16cid:durableId="246234372">
-    <w:abstractNumId w:val="49"/>
-  </w:num>
-  <w:num w:numId="8" w16cid:durableId="631446282">
-    <w:abstractNumId w:val="73"/>
-  </w:num>
-  <w:num w:numId="9" w16cid:durableId="513766562">
-    <w:abstractNumId w:val="8"/>
-  </w:num>
-  <w:num w:numId="10" w16cid:durableId="1621450150">
-    <w:abstractNumId w:val="1"/>
-  </w:num>
-  <w:num w:numId="11" w16cid:durableId="993603817">
-    <w:abstractNumId w:val="65"/>
-  </w:num>
-  <w:num w:numId="12" w16cid:durableId="34281628">
-    <w:abstractNumId w:val="71"/>
-  </w:num>
   <w:num w:numId="13" w16cid:durableId="590235587">
-    <w:abstractNumId w:val="16"/>
+    <w:abstractNumId w:val="17"/>
   </w:num>
   <w:num w:numId="14" w16cid:durableId="1236470697">
-    <w:abstractNumId w:val="21"/>
+    <w:abstractNumId w:val="22"/>
   </w:num>
   <w:num w:numId="15" w16cid:durableId="2014187583">
-    <w:abstractNumId w:val="17"/>
+    <w:abstractNumId w:val="18"/>
   </w:num>
   <w:num w:numId="16" w16cid:durableId="316300322">
-    <w:abstractNumId w:val="79"/>
+    <w:abstractNumId w:val="82"/>
   </w:num>
   <w:num w:numId="17" w16cid:durableId="1629965937">
     <w:abstractNumId w:val="0"/>
   </w:num>
   <w:num w:numId="18" w16cid:durableId="343361530">
-    <w:abstractNumId w:val="72"/>
+    <w:abstractNumId w:val="75"/>
   </w:num>
   <w:num w:numId="19" w16cid:durableId="1441334502">
+    <w:abstractNumId w:val="40"/>
+  </w:num>
+  <w:num w:numId="20" w16cid:durableId="1560752329">
+    <w:abstractNumId w:val="57"/>
+  </w:num>
+  <w:num w:numId="21" w16cid:durableId="1655453031">
+    <w:abstractNumId w:val="81"/>
+  </w:num>
+  <w:num w:numId="22" w16cid:durableId="2026206203">
     <w:abstractNumId w:val="37"/>
   </w:num>
-  <w:num w:numId="20" w16cid:durableId="1560752329">
+  <w:num w:numId="23" w16cid:durableId="22293595">
+    <w:abstractNumId w:val="8"/>
+  </w:num>
+  <w:num w:numId="24" w16cid:durableId="203955588">
+    <w:abstractNumId w:val="7"/>
+  </w:num>
+  <w:num w:numId="25" w16cid:durableId="1381250472">
+    <w:abstractNumId w:val="80"/>
+  </w:num>
+  <w:num w:numId="26" w16cid:durableId="1404183375">
+    <w:abstractNumId w:val="25"/>
+  </w:num>
+  <w:num w:numId="27" w16cid:durableId="1718970557">
+    <w:abstractNumId w:val="21"/>
+  </w:num>
+  <w:num w:numId="28" w16cid:durableId="1526793564">
+    <w:abstractNumId w:val="62"/>
+  </w:num>
+  <w:num w:numId="29" w16cid:durableId="1251430141">
+    <w:abstractNumId w:val="55"/>
+  </w:num>
+  <w:num w:numId="30" w16cid:durableId="352223189">
+    <w:abstractNumId w:val="32"/>
+  </w:num>
+  <w:num w:numId="31" w16cid:durableId="1796368749">
+    <w:abstractNumId w:val="4"/>
+  </w:num>
+  <w:num w:numId="32" w16cid:durableId="1766731487">
+    <w:abstractNumId w:val="5"/>
+  </w:num>
+  <w:num w:numId="33" w16cid:durableId="988559827">
+    <w:abstractNumId w:val="48"/>
+  </w:num>
+  <w:num w:numId="34" w16cid:durableId="2122993228">
+    <w:abstractNumId w:val="83"/>
+  </w:num>
+  <w:num w:numId="35" w16cid:durableId="61948779">
+    <w:abstractNumId w:val="79"/>
+  </w:num>
+  <w:num w:numId="36" w16cid:durableId="1272132562">
+    <w:abstractNumId w:val="27"/>
+  </w:num>
+  <w:num w:numId="37" w16cid:durableId="293027903">
+    <w:abstractNumId w:val="66"/>
+  </w:num>
+  <w:num w:numId="38" w16cid:durableId="1898541065">
+    <w:abstractNumId w:val="73"/>
+  </w:num>
+  <w:num w:numId="39" w16cid:durableId="1752966186">
+    <w:abstractNumId w:val="11"/>
+  </w:num>
+  <w:num w:numId="40" w16cid:durableId="1609393095">
+    <w:abstractNumId w:val="20"/>
+  </w:num>
+  <w:num w:numId="41" w16cid:durableId="783966906">
+    <w:abstractNumId w:val="44"/>
+  </w:num>
+  <w:num w:numId="42" w16cid:durableId="690228112">
+    <w:abstractNumId w:val="13"/>
+  </w:num>
+  <w:num w:numId="43" w16cid:durableId="297954492">
+    <w:abstractNumId w:val="14"/>
+  </w:num>
+  <w:num w:numId="44" w16cid:durableId="1464301387">
+    <w:abstractNumId w:val="58"/>
+  </w:num>
+  <w:num w:numId="45" w16cid:durableId="874856470">
+    <w:abstractNumId w:val="61"/>
+  </w:num>
+  <w:num w:numId="46" w16cid:durableId="105394234">
+    <w:abstractNumId w:val="23"/>
+  </w:num>
+  <w:num w:numId="47" w16cid:durableId="28074992">
+    <w:abstractNumId w:val="64"/>
+  </w:num>
+  <w:num w:numId="48" w16cid:durableId="1538665134">
+    <w:abstractNumId w:val="43"/>
+  </w:num>
+  <w:num w:numId="49" w16cid:durableId="1314606366">
+    <w:abstractNumId w:val="3"/>
+  </w:num>
+  <w:num w:numId="50" w16cid:durableId="1965039362">
+    <w:abstractNumId w:val="51"/>
+  </w:num>
+  <w:num w:numId="51" w16cid:durableId="107091021">
+    <w:abstractNumId w:val="49"/>
+  </w:num>
+  <w:num w:numId="52" w16cid:durableId="1638531325">
+    <w:abstractNumId w:val="71"/>
+  </w:num>
+  <w:num w:numId="53" w16cid:durableId="1733117436">
+    <w:abstractNumId w:val="30"/>
+  </w:num>
+  <w:num w:numId="54" w16cid:durableId="834107687">
+    <w:abstractNumId w:val="12"/>
+  </w:num>
+  <w:num w:numId="55" w16cid:durableId="213666514">
+    <w:abstractNumId w:val="38"/>
+  </w:num>
+  <w:num w:numId="56" w16cid:durableId="1702903096">
+    <w:abstractNumId w:val="15"/>
+  </w:num>
+  <w:num w:numId="57" w16cid:durableId="1827814374">
+    <w:abstractNumId w:val="50"/>
+  </w:num>
+  <w:num w:numId="58" w16cid:durableId="1033117755">
+    <w:abstractNumId w:val="16"/>
+  </w:num>
+  <w:num w:numId="59" w16cid:durableId="1461680771">
+    <w:abstractNumId w:val="47"/>
+  </w:num>
+  <w:num w:numId="60" w16cid:durableId="2072843460">
+    <w:abstractNumId w:val="53"/>
+  </w:num>
+  <w:num w:numId="61" w16cid:durableId="2116092218">
+    <w:abstractNumId w:val="29"/>
+  </w:num>
+  <w:num w:numId="62" w16cid:durableId="437262443">
+    <w:abstractNumId w:val="60"/>
+  </w:num>
+  <w:num w:numId="63" w16cid:durableId="115368939">
+    <w:abstractNumId w:val="67"/>
+  </w:num>
+  <w:num w:numId="64" w16cid:durableId="612715132">
+    <w:abstractNumId w:val="6"/>
+  </w:num>
+  <w:num w:numId="65" w16cid:durableId="36319036">
+    <w:abstractNumId w:val="35"/>
+  </w:num>
+  <w:num w:numId="66" w16cid:durableId="1760324576">
+    <w:abstractNumId w:val="42"/>
+  </w:num>
+  <w:num w:numId="67" w16cid:durableId="1894610770">
+    <w:abstractNumId w:val="39"/>
+  </w:num>
+  <w:num w:numId="68" w16cid:durableId="175267657">
     <w:abstractNumId w:val="54"/>
   </w:num>
-  <w:num w:numId="21" w16cid:durableId="1655453031">
+  <w:num w:numId="69" w16cid:durableId="2075076983">
+    <w:abstractNumId w:val="19"/>
+  </w:num>
+  <w:num w:numId="70" w16cid:durableId="772357271">
+    <w:abstractNumId w:val="84"/>
+  </w:num>
+  <w:num w:numId="71" w16cid:durableId="530263507">
+    <w:abstractNumId w:val="28"/>
+  </w:num>
+  <w:num w:numId="72" w16cid:durableId="1977762129">
+    <w:abstractNumId w:val="45"/>
+  </w:num>
+  <w:num w:numId="73" w16cid:durableId="285895288">
+    <w:abstractNumId w:val="41"/>
+  </w:num>
+  <w:num w:numId="74" w16cid:durableId="458496188">
+    <w:abstractNumId w:val="35"/>
+  </w:num>
+  <w:num w:numId="75" w16cid:durableId="1276139310">
+    <w:abstractNumId w:val="46"/>
+  </w:num>
+  <w:num w:numId="76" w16cid:durableId="87428162">
     <w:abstractNumId w:val="78"/>
   </w:num>
-  <w:num w:numId="22" w16cid:durableId="2026206203">
-    <w:abstractNumId w:val="34"/>
+  <w:num w:numId="77" w16cid:durableId="2002584805">
+    <w:abstractNumId w:val="63"/>
   </w:num>
-  <w:num w:numId="23" w16cid:durableId="22293595">
-    <w:abstractNumId w:val="7"/>
+  <w:num w:numId="78" w16cid:durableId="2084982414">
+    <w:abstractNumId w:val="33"/>
   </w:num>
-  <w:num w:numId="24" w16cid:durableId="203955588">
-    <w:abstractNumId w:val="6"/>
+  <w:num w:numId="79" w16cid:durableId="1898471054">
+    <w:abstractNumId w:val="65"/>
   </w:num>
-  <w:num w:numId="25" w16cid:durableId="1381250472">
-    <w:abstractNumId w:val="77"/>
-  </w:num>
-  <w:num w:numId="26" w16cid:durableId="1404183375">
+  <w:num w:numId="80" w16cid:durableId="1426724370">
     <w:abstractNumId w:val="24"/>
   </w:num>
-  <w:num w:numId="27" w16cid:durableId="1718970557">
-    <w:abstractNumId w:val="20"/>
-  </w:num>
-  <w:num w:numId="28" w16cid:durableId="1526793564">
+  <w:num w:numId="81" w16cid:durableId="889346059">
     <w:abstractNumId w:val="59"/>
   </w:num>
-  <w:num w:numId="29" w16cid:durableId="1251430141">
-    <w:abstractNumId w:val="52"/>
+  <w:num w:numId="82" w16cid:durableId="1010450445">
+    <w:abstractNumId w:val="31"/>
   </w:num>
-  <w:num w:numId="30" w16cid:durableId="352223189">
-    <w:abstractNumId w:val="30"/>
-  </w:num>
-  <w:num w:numId="31" w16cid:durableId="1796368749">
-    <w:abstractNumId w:val="3"/>
-  </w:num>
-  <w:num w:numId="32" w16cid:durableId="1766731487">
-    <w:abstractNumId w:val="4"/>
-  </w:num>
-  <w:num w:numId="33" w16cid:durableId="988559827">
-    <w:abstractNumId w:val="45"/>
-  </w:num>
-  <w:num w:numId="34" w16cid:durableId="2122993228">
-    <w:abstractNumId w:val="80"/>
-  </w:num>
-  <w:num w:numId="35" w16cid:durableId="61948779">
-    <w:abstractNumId w:val="76"/>
-  </w:num>
-  <w:num w:numId="36" w16cid:durableId="1272132562">
-    <w:abstractNumId w:val="25"/>
-  </w:num>
-  <w:num w:numId="37" w16cid:durableId="293027903">
-    <w:abstractNumId w:val="63"/>
-  </w:num>
-  <w:num w:numId="38" w16cid:durableId="1898541065">
-    <w:abstractNumId w:val="70"/>
-  </w:num>
-  <w:num w:numId="39" w16cid:durableId="1752966186">
+  <w:num w:numId="83" w16cid:durableId="1730766434">
     <w:abstractNumId w:val="10"/>
   </w:num>
-  <w:num w:numId="40" w16cid:durableId="1609393095">
-    <w:abstractNumId w:val="19"/>
+  <w:num w:numId="84" w16cid:durableId="635644564">
+    <w:abstractNumId w:val="1"/>
   </w:num>
-  <w:num w:numId="41" w16cid:durableId="783966906">
-    <w:abstractNumId w:val="41"/>
-  </w:num>
-  <w:num w:numId="42" w16cid:durableId="690228112">
-    <w:abstractNumId w:val="12"/>
-  </w:num>
-  <w:num w:numId="43" w16cid:durableId="297954492">
-    <w:abstractNumId w:val="13"/>
-  </w:num>
-  <w:num w:numId="44" w16cid:durableId="1464301387">
-    <w:abstractNumId w:val="55"/>
-  </w:num>
-  <w:num w:numId="45" w16cid:durableId="874856470">
-    <w:abstractNumId w:val="58"/>
-  </w:num>
-  <w:num w:numId="46" w16cid:durableId="105394234">
-    <w:abstractNumId w:val="22"/>
-  </w:num>
-  <w:num w:numId="47" w16cid:durableId="28074992">
-    <w:abstractNumId w:val="61"/>
-  </w:num>
-  <w:num w:numId="48" w16cid:durableId="1538665134">
-    <w:abstractNumId w:val="40"/>
-  </w:num>
-  <w:num w:numId="49" w16cid:durableId="1314606366">
-    <w:abstractNumId w:val="2"/>
-  </w:num>
-  <w:num w:numId="50" w16cid:durableId="1965039362">
-    <w:abstractNumId w:val="48"/>
-  </w:num>
-  <w:num w:numId="51" w16cid:durableId="107091021">
-    <w:abstractNumId w:val="46"/>
-  </w:num>
-  <w:num w:numId="52" w16cid:durableId="1638531325">
-    <w:abstractNumId w:val="68"/>
-  </w:num>
-  <w:num w:numId="53" w16cid:durableId="1733117436">
-    <w:abstractNumId w:val="28"/>
-  </w:num>
-  <w:num w:numId="54" w16cid:durableId="834107687">
-    <w:abstractNumId w:val="11"/>
-  </w:num>
-  <w:num w:numId="55" w16cid:durableId="213666514">
-    <w:abstractNumId w:val="35"/>
-  </w:num>
-  <w:num w:numId="56" w16cid:durableId="1702903096">
-    <w:abstractNumId w:val="14"/>
-  </w:num>
-  <w:num w:numId="57" w16cid:durableId="1827814374">
-    <w:abstractNumId w:val="47"/>
-  </w:num>
-  <w:num w:numId="58" w16cid:durableId="1033117755">
-    <w:abstractNumId w:val="15"/>
-  </w:num>
-  <w:num w:numId="59" w16cid:durableId="1461680771">
-    <w:abstractNumId w:val="44"/>
-  </w:num>
-  <w:num w:numId="60" w16cid:durableId="2072843460">
-    <w:abstractNumId w:val="50"/>
-  </w:num>
-  <w:num w:numId="61" w16cid:durableId="2116092218">
-    <w:abstractNumId w:val="27"/>
-  </w:num>
-  <w:num w:numId="62" w16cid:durableId="437262443">
-    <w:abstractNumId w:val="57"/>
-  </w:num>
-  <w:num w:numId="63" w16cid:durableId="115368939">
-    <w:abstractNumId w:val="64"/>
-  </w:num>
-  <w:num w:numId="64" w16cid:durableId="612715132">
-    <w:abstractNumId w:val="5"/>
-  </w:num>
-  <w:num w:numId="65" w16cid:durableId="36319036">
-    <w:abstractNumId w:val="33"/>
-  </w:num>
-  <w:num w:numId="66" w16cid:durableId="1760324576">
-    <w:abstractNumId w:val="39"/>
-  </w:num>
-  <w:num w:numId="67" w16cid:durableId="1894610770">
+  <w:num w:numId="85" w16cid:durableId="2083720383">
     <w:abstractNumId w:val="36"/>
   </w:num>
-  <w:num w:numId="68" w16cid:durableId="175267657">
-    <w:abstractNumId w:val="51"/>
-  </w:num>
-  <w:num w:numId="69" w16cid:durableId="2075076983">
-    <w:abstractNumId w:val="18"/>
-  </w:num>
-  <w:num w:numId="70" w16cid:durableId="772357271">
-    <w:abstractNumId w:val="81"/>
-  </w:num>
-  <w:num w:numId="71" w16cid:durableId="530263507">
+  <w:num w:numId="86" w16cid:durableId="2115241715">
     <w:abstractNumId w:val="26"/>
-  </w:num>
-  <w:num w:numId="72" w16cid:durableId="1977762129">
-    <w:abstractNumId w:val="42"/>
-  </w:num>
-  <w:num w:numId="73" w16cid:durableId="285895288">
-    <w:abstractNumId w:val="38"/>
-  </w:num>
-  <w:num w:numId="74" w16cid:durableId="458496188">
-    <w:abstractNumId w:val="33"/>
-  </w:num>
-  <w:num w:numId="75" w16cid:durableId="1276139310">
-    <w:abstractNumId w:val="43"/>
-  </w:num>
-  <w:num w:numId="76" w16cid:durableId="87428162">
-    <w:abstractNumId w:val="75"/>
-  </w:num>
-  <w:num w:numId="77" w16cid:durableId="2002584805">
-    <w:abstractNumId w:val="60"/>
-  </w:num>
-  <w:num w:numId="78" w16cid:durableId="2084982414">
-    <w:abstractNumId w:val="31"/>
-  </w:num>
-  <w:num w:numId="79" w16cid:durableId="1898471054">
-    <w:abstractNumId w:val="62"/>
-  </w:num>
-  <w:num w:numId="80" w16cid:durableId="1426724370">
-    <w:abstractNumId w:val="23"/>
-  </w:num>
-  <w:num w:numId="81" w16cid:durableId="889346059">
-    <w:abstractNumId w:val="56"/>
-  </w:num>
-  <w:num w:numId="82" w16cid:durableId="1010450445">
-    <w:abstractNumId w:val="29"/>
-  </w:num>
-  <w:num w:numId="83" w16cid:durableId="1730766434">
-    <w:abstractNumId w:val="9"/>
   </w:num>
 </w:numbering>
 </file>
@@ -36201,7 +37210,7 @@
     <w:autoRedefine/>
     <w:uiPriority w:val="39"/>
     <w:unhideWhenUsed/>
-    <w:rsid w:val="00393670"/>
+    <w:rsid w:val="009F6999"/>
     <w:pPr>
       <w:tabs>
         <w:tab w:val="right" w:leader="dot" w:pos="8296"/>

--- a/Phase-B/Capstone Project Phase B Avishay and Kfir.docx
+++ b/Phase-B/Capstone Project Phase B Avishay and Kfir.docx
@@ -505,7 +505,7 @@
             </w:rPr>
             <w:fldChar w:fldCharType="separate"/>
           </w:r>
-          <w:hyperlink w:anchor="_Toc204686725" w:history="1">
+          <w:hyperlink w:anchor="_Toc204688369" w:history="1">
             <w:r>
               <w:rPr>
                 <w:rStyle w:val="Hyperlink"/>
@@ -557,7 +557,7 @@
                 <w:noProof/>
                 <w:webHidden/>
               </w:rPr>
-              <w:instrText>Toc204686725 \h</w:instrText>
+              <w:instrText>Toc204688369 \h</w:instrText>
             </w:r>
             <w:r>
               <w:rPr>
@@ -615,7 +615,7 @@
               <w14:ligatures w14:val="standardContextual"/>
             </w:rPr>
           </w:pPr>
-          <w:hyperlink w:anchor="_Toc204686726" w:history="1">
+          <w:hyperlink w:anchor="_Toc204688370" w:history="1">
             <w:r>
               <w:rPr>
                 <w:rStyle w:val="Hyperlink"/>
@@ -667,7 +667,7 @@
                 <w:noProof/>
                 <w:webHidden/>
               </w:rPr>
-              <w:instrText>Toc204686726 \h</w:instrText>
+              <w:instrText>Toc204688370 \h</w:instrText>
             </w:r>
             <w:r>
               <w:rPr>
@@ -725,7 +725,7 @@
               <w14:ligatures w14:val="standardContextual"/>
             </w:rPr>
           </w:pPr>
-          <w:hyperlink w:anchor="_Toc204686727" w:history="1">
+          <w:hyperlink w:anchor="_Toc204688371" w:history="1">
             <w:r>
               <w:rPr>
                 <w:rStyle w:val="Hyperlink"/>
@@ -777,7 +777,7 @@
                 <w:noProof/>
                 <w:webHidden/>
               </w:rPr>
-              <w:instrText>Toc204686727 \h</w:instrText>
+              <w:instrText>Toc204688371 \h</w:instrText>
             </w:r>
             <w:r>
               <w:rPr>
@@ -835,7 +835,7 @@
               <w14:ligatures w14:val="standardContextual"/>
             </w:rPr>
           </w:pPr>
-          <w:hyperlink w:anchor="_Toc204686728" w:history="1">
+          <w:hyperlink w:anchor="_Toc204688372" w:history="1">
             <w:r>
               <w:rPr>
                 <w:rStyle w:val="Hyperlink"/>
@@ -887,7 +887,7 @@
                 <w:noProof/>
                 <w:webHidden/>
               </w:rPr>
-              <w:instrText>Toc204686728 \h</w:instrText>
+              <w:instrText>Toc204688372 \h</w:instrText>
             </w:r>
             <w:r>
               <w:rPr>
@@ -945,7 +945,7 @@
               <w14:ligatures w14:val="standardContextual"/>
             </w:rPr>
           </w:pPr>
-          <w:hyperlink w:anchor="_Toc204686729" w:history="1">
+          <w:hyperlink w:anchor="_Toc204688373" w:history="1">
             <w:r>
               <w:rPr>
                 <w:rStyle w:val="Hyperlink"/>
@@ -997,7 +997,7 @@
                 <w:noProof/>
                 <w:webHidden/>
               </w:rPr>
-              <w:instrText>Toc204686729 \h</w:instrText>
+              <w:instrText>Toc204688373 \h</w:instrText>
             </w:r>
             <w:r>
               <w:rPr>
@@ -1055,7 +1055,7 @@
               <w14:ligatures w14:val="standardContextual"/>
             </w:rPr>
           </w:pPr>
-          <w:hyperlink w:anchor="_Toc204686730" w:history="1">
+          <w:hyperlink w:anchor="_Toc204688374" w:history="1">
             <w:r>
               <w:rPr>
                 <w:rStyle w:val="Hyperlink"/>
@@ -1107,7 +1107,7 @@
                 <w:noProof/>
                 <w:webHidden/>
               </w:rPr>
-              <w:instrText>Toc204686730 \h</w:instrText>
+              <w:instrText>Toc204688374 \h</w:instrText>
             </w:r>
             <w:r>
               <w:rPr>
@@ -1165,7 +1165,7 @@
               <w14:ligatures w14:val="standardContextual"/>
             </w:rPr>
           </w:pPr>
-          <w:hyperlink w:anchor="_Toc204686731" w:history="1">
+          <w:hyperlink w:anchor="_Toc204688375" w:history="1">
             <w:r>
               <w:rPr>
                 <w:rStyle w:val="Hyperlink"/>
@@ -1217,7 +1217,7 @@
                 <w:noProof/>
                 <w:webHidden/>
               </w:rPr>
-              <w:instrText>Toc204686731 \h</w:instrText>
+              <w:instrText>Toc204688375 \h</w:instrText>
             </w:r>
             <w:r>
               <w:rPr>
@@ -1275,7 +1275,7 @@
               <w14:ligatures w14:val="standardContextual"/>
             </w:rPr>
           </w:pPr>
-          <w:hyperlink w:anchor="_Toc204686732" w:history="1">
+          <w:hyperlink w:anchor="_Toc204688376" w:history="1">
             <w:r>
               <w:rPr>
                 <w:rStyle w:val="Hyperlink"/>
@@ -1327,7 +1327,7 @@
                 <w:noProof/>
                 <w:webHidden/>
               </w:rPr>
-              <w:instrText>Toc204686732 \h</w:instrText>
+              <w:instrText>Toc204688376 \h</w:instrText>
             </w:r>
             <w:r>
               <w:rPr>
@@ -1385,7 +1385,7 @@
               <w14:ligatures w14:val="standardContextual"/>
             </w:rPr>
           </w:pPr>
-          <w:hyperlink w:anchor="_Toc204686733" w:history="1">
+          <w:hyperlink w:anchor="_Toc204688377" w:history="1">
             <w:r>
               <w:rPr>
                 <w:rStyle w:val="Hyperlink"/>
@@ -1437,7 +1437,7 @@
                 <w:noProof/>
                 <w:webHidden/>
               </w:rPr>
-              <w:instrText>Toc204686733 \h</w:instrText>
+              <w:instrText>Toc204688377 \h</w:instrText>
             </w:r>
             <w:r>
               <w:rPr>
@@ -1495,7 +1495,7 @@
               <w14:ligatures w14:val="standardContextual"/>
             </w:rPr>
           </w:pPr>
-          <w:hyperlink w:anchor="_Toc204686734" w:history="1">
+          <w:hyperlink w:anchor="_Toc204688378" w:history="1">
             <w:r>
               <w:rPr>
                 <w:rStyle w:val="Hyperlink"/>
@@ -1547,7 +1547,7 @@
                 <w:noProof/>
                 <w:webHidden/>
               </w:rPr>
-              <w:instrText>Toc204686734 \h</w:instrText>
+              <w:instrText>Toc204688378 \h</w:instrText>
             </w:r>
             <w:r>
               <w:rPr>
@@ -1605,7 +1605,7 @@
               <w14:ligatures w14:val="standardContextual"/>
             </w:rPr>
           </w:pPr>
-          <w:hyperlink w:anchor="_Toc204686735" w:history="1">
+          <w:hyperlink w:anchor="_Toc204688379" w:history="1">
             <w:r>
               <w:rPr>
                 <w:rStyle w:val="Hyperlink"/>
@@ -1657,7 +1657,7 @@
                 <w:noProof/>
                 <w:webHidden/>
               </w:rPr>
-              <w:instrText>Toc204686735 \h</w:instrText>
+              <w:instrText>Toc204688379 \h</w:instrText>
             </w:r>
             <w:r>
               <w:rPr>
@@ -1715,7 +1715,7 @@
               <w14:ligatures w14:val="standardContextual"/>
             </w:rPr>
           </w:pPr>
-          <w:hyperlink w:anchor="_Toc204686736" w:history="1">
+          <w:hyperlink w:anchor="_Toc204688380" w:history="1">
             <w:r>
               <w:rPr>
                 <w:rStyle w:val="Hyperlink"/>
@@ -1767,7 +1767,7 @@
                 <w:noProof/>
                 <w:webHidden/>
               </w:rPr>
-              <w:instrText>Toc204686736 \h</w:instrText>
+              <w:instrText>Toc204688380 \h</w:instrText>
             </w:r>
             <w:r>
               <w:rPr>
@@ -1825,7 +1825,7 @@
               <w14:ligatures w14:val="standardContextual"/>
             </w:rPr>
           </w:pPr>
-          <w:hyperlink w:anchor="_Toc204686737" w:history="1">
+          <w:hyperlink w:anchor="_Toc204688381" w:history="1">
             <w:r>
               <w:rPr>
                 <w:rStyle w:val="Hyperlink"/>
@@ -1877,7 +1877,7 @@
                 <w:noProof/>
                 <w:webHidden/>
               </w:rPr>
-              <w:instrText>Toc204686737 \h</w:instrText>
+              <w:instrText>Toc204688381 \h</w:instrText>
             </w:r>
             <w:r>
               <w:rPr>
@@ -1935,7 +1935,7 @@
               <w14:ligatures w14:val="standardContextual"/>
             </w:rPr>
           </w:pPr>
-          <w:hyperlink w:anchor="_Toc204686738" w:history="1">
+          <w:hyperlink w:anchor="_Toc204688382" w:history="1">
             <w:r>
               <w:rPr>
                 <w:rStyle w:val="Hyperlink"/>
@@ -1987,7 +1987,7 @@
                 <w:noProof/>
                 <w:webHidden/>
               </w:rPr>
-              <w:instrText>Toc204686738 \h</w:instrText>
+              <w:instrText>Toc204688382 \h</w:instrText>
             </w:r>
             <w:r>
               <w:rPr>
@@ -2045,7 +2045,7 @@
               <w14:ligatures w14:val="standardContextual"/>
             </w:rPr>
           </w:pPr>
-          <w:hyperlink w:anchor="_Toc204686739" w:history="1">
+          <w:hyperlink w:anchor="_Toc204688383" w:history="1">
             <w:r>
               <w:rPr>
                 <w:rStyle w:val="Hyperlink"/>
@@ -2105,7 +2105,7 @@
                 <w:noProof/>
                 <w:webHidden/>
               </w:rPr>
-              <w:instrText>Toc204686739 \h</w:instrText>
+              <w:instrText>Toc204688383 \h</w:instrText>
             </w:r>
             <w:r>
               <w:rPr>
@@ -2163,7 +2163,7 @@
               <w14:ligatures w14:val="standardContextual"/>
             </w:rPr>
           </w:pPr>
-          <w:hyperlink w:anchor="_Toc204686740" w:history="1">
+          <w:hyperlink w:anchor="_Toc204688384" w:history="1">
             <w:r>
               <w:rPr>
                 <w:rStyle w:val="Hyperlink"/>
@@ -2215,7 +2215,7 @@
                 <w:noProof/>
                 <w:webHidden/>
               </w:rPr>
-              <w:instrText>Toc204686740 \h</w:instrText>
+              <w:instrText>Toc204688384 \h</w:instrText>
             </w:r>
             <w:r>
               <w:rPr>
@@ -2273,13 +2273,13 @@
               <w14:ligatures w14:val="standardContextual"/>
             </w:rPr>
           </w:pPr>
-          <w:hyperlink w:anchor="_Toc204686741" w:history="1">
+          <w:hyperlink w:anchor="_Toc204688385" w:history="1">
             <w:r>
               <w:rPr>
                 <w:rStyle w:val="Hyperlink"/>
                 <w:noProof/>
               </w:rPr>
-              <w:t xml:space="preserve">7.1 Package Diagram </w:t>
+              <w:t>7.1 Package Diagram</w:t>
             </w:r>
             <w:r>
               <w:rPr>
@@ -2325,7 +2325,7 @@
                 <w:noProof/>
                 <w:webHidden/>
               </w:rPr>
-              <w:instrText>Toc204686741 \h</w:instrText>
+              <w:instrText>Toc204688385 \h</w:instrText>
             </w:r>
             <w:r>
               <w:rPr>
@@ -2383,7 +2383,117 @@
               <w14:ligatures w14:val="standardContextual"/>
             </w:rPr>
           </w:pPr>
-          <w:hyperlink w:anchor="_Toc204686742" w:history="1">
+          <w:hyperlink w:anchor="_Toc204688386" w:history="1">
+            <w:r>
+              <w:rPr>
+                <w:rStyle w:val="Hyperlink"/>
+                <w:noProof/>
+              </w:rPr>
+              <w:t>7.2 User Guide</w:t>
+            </w:r>
+            <w:r>
+              <w:rPr>
+                <w:noProof/>
+                <w:webHidden/>
+                <w:rtl/>
+              </w:rPr>
+              <w:tab/>
+            </w:r>
+            <w:r>
+              <w:rPr>
+                <w:noProof/>
+                <w:webHidden/>
+                <w:rtl/>
+              </w:rPr>
+              <w:fldChar w:fldCharType="begin"/>
+            </w:r>
+            <w:r>
+              <w:rPr>
+                <w:noProof/>
+                <w:webHidden/>
+                <w:rtl/>
+              </w:rPr>
+              <w:instrText xml:space="preserve"> </w:instrText>
+            </w:r>
+            <w:r>
+              <w:rPr>
+                <w:noProof/>
+                <w:webHidden/>
+              </w:rPr>
+              <w:instrText>PAGEREF</w:instrText>
+            </w:r>
+            <w:r>
+              <w:rPr>
+                <w:noProof/>
+                <w:webHidden/>
+                <w:rtl/>
+              </w:rPr>
+              <w:instrText xml:space="preserve"> _</w:instrText>
+            </w:r>
+            <w:r>
+              <w:rPr>
+                <w:noProof/>
+                <w:webHidden/>
+              </w:rPr>
+              <w:instrText>Toc204688386 \h</w:instrText>
+            </w:r>
+            <w:r>
+              <w:rPr>
+                <w:noProof/>
+                <w:webHidden/>
+                <w:rtl/>
+              </w:rPr>
+              <w:instrText xml:space="preserve"> </w:instrText>
+            </w:r>
+            <w:r>
+              <w:rPr>
+                <w:noProof/>
+                <w:webHidden/>
+                <w:rtl/>
+              </w:rPr>
+            </w:r>
+            <w:r>
+              <w:rPr>
+                <w:noProof/>
+                <w:webHidden/>
+                <w:rtl/>
+              </w:rPr>
+              <w:fldChar w:fldCharType="separate"/>
+            </w:r>
+            <w:r>
+              <w:rPr>
+                <w:rFonts w:cs="Times New Roman"/>
+                <w:noProof/>
+                <w:webHidden/>
+                <w:rtl/>
+              </w:rPr>
+              <w:t>16</w:t>
+            </w:r>
+            <w:r>
+              <w:rPr>
+                <w:noProof/>
+                <w:webHidden/>
+                <w:rtl/>
+              </w:rPr>
+              <w:fldChar w:fldCharType="end"/>
+            </w:r>
+          </w:hyperlink>
+        </w:p>
+        <w:p>
+          <w:pPr>
+            <w:pStyle w:val="TOC2"/>
+            <w:rPr>
+              <w:rFonts w:asciiTheme="minorHAnsi" w:eastAsiaTheme="minorEastAsia" w:hAnsiTheme="minorHAnsi" w:cstheme="minorBidi"/>
+              <w:noProof/>
+              <w:kern w:val="2"/>
+              <w:sz w:val="24"/>
+              <w:szCs w:val="24"/>
+              <w:rtl/>
+              <w:lang w:val="en-IL" w:eastAsia="en-IL"/>
+              <w14:ligatures w14:val="standardContextual"/>
+            </w:rPr>
+          </w:pPr>
+          <w:hyperlink w:anchor="_Toc204688387" w:history="1">
             <w:r>
               <w:rPr>
                 <w:rStyle w:val="Hyperlink"/>
@@ -2450,7 +2560,7 @@
                 <w:noProof/>
                 <w:webHidden/>
               </w:rPr>
-              <w:instrText>Toc204686742 \h</w:instrText>
+              <w:instrText>Toc204688387 \h</w:instrText>
             </w:r>
             <w:r>
               <w:rPr>
@@ -2508,7 +2618,7 @@
               <w14:ligatures w14:val="standardContextual"/>
             </w:rPr>
           </w:pPr>
-          <w:hyperlink w:anchor="_Toc204686743" w:history="1">
+          <w:hyperlink w:anchor="_Toc204688388" w:history="1">
             <w:r>
               <w:rPr>
                 <w:rStyle w:val="Hyperlink"/>
@@ -2560,7 +2670,7 @@
                 <w:noProof/>
                 <w:webHidden/>
               </w:rPr>
-              <w:instrText>Toc204686743 \h</w:instrText>
+              <w:instrText>Toc204688388 \h</w:instrText>
             </w:r>
             <w:r>
               <w:rPr>
@@ -2685,7 +2795,7 @@
       <w:pPr>
         <w:pStyle w:val="Heading1"/>
       </w:pPr>
-      <w:bookmarkStart w:id="0" w:name="_Toc204686725"/>
+      <w:bookmarkStart w:id="0" w:name="_Toc204688369"/>
       <w:r>
         <w:lastRenderedPageBreak/>
         <w:t xml:space="preserve">1. </w:t>
@@ -2924,7 +3034,7 @@
           <w:rtl/>
         </w:rPr>
       </w:pPr>
-      <w:bookmarkStart w:id="1" w:name="_Toc204686726"/>
+      <w:bookmarkStart w:id="1" w:name="_Toc204688370"/>
       <w:r>
         <w:lastRenderedPageBreak/>
         <w:t>2. Introduction</w:t>
@@ -3172,7 +3282,7 @@
         <w:pStyle w:val="Heading1"/>
         <w:spacing w:line="360" w:lineRule="auto"/>
       </w:pPr>
-      <w:bookmarkStart w:id="2" w:name="_Toc204686727"/>
+      <w:bookmarkStart w:id="2" w:name="_Toc204688371"/>
       <w:r>
         <w:t>3. Background and Related Work</w:t>
       </w:r>
@@ -3183,7 +3293,7 @@
         <w:pStyle w:val="Heading2"/>
         <w:spacing w:line="360" w:lineRule="auto"/>
       </w:pPr>
-      <w:bookmarkStart w:id="3" w:name="_Toc204686728"/>
+      <w:bookmarkStart w:id="3" w:name="_Toc204688372"/>
       <w:r>
         <w:t>3.1 FTT Definition</w:t>
       </w:r>
@@ -3357,7 +3467,7 @@
         <w:pStyle w:val="Heading2"/>
         <w:spacing w:line="360" w:lineRule="auto"/>
       </w:pPr>
-      <w:bookmarkStart w:id="4" w:name="_Toc204686729"/>
+      <w:bookmarkStart w:id="4" w:name="_Toc204688373"/>
       <w:r>
         <w:t>3.2 Consequences and Growth Trends</w:t>
       </w:r>
@@ -3649,7 +3759,7 @@
         <w:pStyle w:val="Heading2"/>
         <w:spacing w:line="360" w:lineRule="auto"/>
       </w:pPr>
-      <w:bookmarkStart w:id="5" w:name="_Toc204686730"/>
+      <w:bookmarkStart w:id="5" w:name="_Toc204688374"/>
       <w:r>
         <w:t>3.3 Treatment Approaches</w:t>
       </w:r>
@@ -3999,7 +4109,7 @@
       <w:pPr>
         <w:pStyle w:val="Heading1"/>
       </w:pPr>
-      <w:bookmarkStart w:id="6" w:name="_Toc204686731"/>
+      <w:bookmarkStart w:id="6" w:name="_Toc204688375"/>
       <w:r>
         <w:lastRenderedPageBreak/>
         <w:t>4</w:t>
@@ -4016,7 +4126,7 @@
       <w:pPr>
         <w:pStyle w:val="Heading2"/>
       </w:pPr>
-      <w:bookmarkStart w:id="7" w:name="_Toc204686732"/>
+      <w:bookmarkStart w:id="7" w:name="_Toc204688376"/>
       <w:r>
         <w:drawing>
           <wp:anchor distT="0" distB="0" distL="114300" distR="114300" simplePos="0" relativeHeight="251659264" behindDoc="0" locked="0" layoutInCell="1" allowOverlap="1" wp14:anchorId="67883D70" wp14:editId="10D31190">
@@ -4471,7 +4581,7 @@
           <w:rtl/>
         </w:rPr>
       </w:pPr>
-      <w:bookmarkStart w:id="8" w:name="_Toc204686733"/>
+      <w:bookmarkStart w:id="8" w:name="_Toc204688377"/>
       <w:r>
         <w:lastRenderedPageBreak/>
         <w:t>4</w:t>
@@ -4774,7 +4884,7 @@
         <w:pStyle w:val="Heading2"/>
         <w:jc w:val="both"/>
       </w:pPr>
-      <w:bookmarkStart w:id="9" w:name="_Toc204686734"/>
+      <w:bookmarkStart w:id="9" w:name="_Toc204688378"/>
       <w:r>
         <w:t xml:space="preserve">4.3 </w:t>
       </w:r>
@@ -5251,7 +5361,7 @@
       <w:pPr>
         <w:pStyle w:val="Heading1"/>
       </w:pPr>
-      <w:bookmarkStart w:id="10" w:name="_Toc204686735"/>
+      <w:bookmarkStart w:id="10" w:name="_Toc204688379"/>
       <w:r>
         <w:lastRenderedPageBreak/>
         <w:t>5</w:t>
@@ -8307,7 +8417,7 @@
       <w:pPr>
         <w:pStyle w:val="Heading1"/>
       </w:pPr>
-      <w:bookmarkStart w:id="11" w:name="_Toc204686736"/>
+      <w:bookmarkStart w:id="11" w:name="_Toc204688380"/>
       <w:r>
         <w:lastRenderedPageBreak/>
         <w:t>6</w:t>
@@ -8324,7 +8434,7 @@
       <w:pPr>
         <w:pStyle w:val="Heading2"/>
       </w:pPr>
-      <w:bookmarkStart w:id="12" w:name="_Toc204686737"/>
+      <w:bookmarkStart w:id="12" w:name="_Toc204688381"/>
       <w:r>
         <w:t>6</w:t>
       </w:r>
@@ -8602,7 +8712,7 @@
       <w:pPr>
         <w:pStyle w:val="Heading2"/>
       </w:pPr>
-      <w:bookmarkStart w:id="13" w:name="_Toc204686738"/>
+      <w:bookmarkStart w:id="13" w:name="_Toc204688382"/>
       <w:r>
         <w:t>6</w:t>
       </w:r>
@@ -8863,7 +8973,7 @@
           <w:lang w:val="en-IL"/>
         </w:rPr>
       </w:pPr>
-      <w:bookmarkStart w:id="14" w:name="_Toc204686739"/>
+      <w:bookmarkStart w:id="14" w:name="_Toc204688383"/>
       <w:r>
         <w:t xml:space="preserve">6.3 </w:t>
       </w:r>
@@ -8949,7 +9059,7 @@
       <w:pPr>
         <w:pStyle w:val="Heading1"/>
       </w:pPr>
-      <w:bookmarkStart w:id="15" w:name="_Toc204686740"/>
+      <w:bookmarkStart w:id="15" w:name="_Toc204688384"/>
       <w:r>
         <w:t>7</w:t>
       </w:r>
@@ -8965,14 +9075,17 @@
           <w:rtl/>
         </w:rPr>
       </w:pPr>
-      <w:bookmarkStart w:id="16" w:name="_Toc204686741"/>
+      <w:bookmarkStart w:id="16" w:name="_Toc204688385"/>
       <w:r>
         <w:t>7</w:t>
       </w:r>
       <w:r>
-        <w:t xml:space="preserve">.1 Package Diagram </w:t>
+        <w:t>.1 Package Diagram</w:t>
       </w:r>
       <w:bookmarkEnd w:id="16"/>
+      <w:r>
+        <w:t xml:space="preserve"> </w:t>
+      </w:r>
     </w:p>
     <w:p>
       <w:pPr>
@@ -9195,6 +9308,32 @@
     </w:p>
     <w:p>
       <w:pPr>
+        <w:pStyle w:val="Heading2"/>
+        <w:rPr>
+          <w:rtl/>
+        </w:rPr>
+      </w:pPr>
+      <w:bookmarkStart w:id="17" w:name="_Toc204688386"/>
+      <w:r>
+        <w:lastRenderedPageBreak/>
+        <w:t>7</w:t>
+      </w:r>
+      <w:r>
+        <w:t>.</w:t>
+      </w:r>
+      <w:r>
+        <w:t>2</w:t>
+      </w:r>
+      <w:r>
+        <w:t xml:space="preserve"> </w:t>
+      </w:r>
+      <w:r>
+        <w:t>User Guide</w:t>
+      </w:r>
+      <w:bookmarkEnd w:id="17"/>
+    </w:p>
+    <w:p>
+      <w:pPr>
         <w:bidi w:val="0"/>
         <w:rPr>
           <w:rFonts w:asciiTheme="majorBidi" w:hAnsiTheme="majorBidi" w:cstheme="majorBidi"/>
@@ -9208,7 +9347,6 @@
           <w:color w:val="215E99" w:themeColor="text2" w:themeTint="BF"/>
           <w:u w:val="single"/>
         </w:rPr>
-        <w:lastRenderedPageBreak/>
         <w:drawing>
           <wp:anchor distT="0" distB="0" distL="114300" distR="114300" simplePos="0" relativeHeight="251679744" behindDoc="0" locked="0" layoutInCell="1" allowOverlap="1" wp14:anchorId="0C7330A5" wp14:editId="33AFCFA5">
             <wp:simplePos x="0" y="0"/>
@@ -9433,7 +9571,7 @@
           <w:noProof/>
         </w:rPr>
         <w:drawing>
-          <wp:anchor distT="0" distB="0" distL="114300" distR="114300" simplePos="0" relativeHeight="251678720" behindDoc="0" locked="0" layoutInCell="1" allowOverlap="1" wp14:anchorId="252BF5E9" wp14:editId="71AE0CA7">
+          <wp:anchor distT="0" distB="0" distL="114300" distR="114300" simplePos="0" relativeHeight="251678720" behindDoc="0" locked="0" layoutInCell="1" allowOverlap="1" wp14:anchorId="252BF5E9" wp14:editId="2E241214">
             <wp:simplePos x="0" y="0"/>
             <wp:positionH relativeFrom="margin">
               <wp:posOffset>1286510</wp:posOffset>
@@ -9596,6 +9734,7 @@
           <w:szCs w:val="24"/>
           <w:u w:val="single"/>
         </w:rPr>
+        <w:lastRenderedPageBreak/>
         <w:t>Sign In Page:</w:t>
       </w:r>
     </w:p>
@@ -9616,7 +9755,6 @@
           <w:color w:val="215E99" w:themeColor="text2" w:themeTint="BF"/>
           <w:u w:val="single"/>
         </w:rPr>
-        <w:lastRenderedPageBreak/>
         <w:drawing>
           <wp:anchor distT="0" distB="0" distL="114300" distR="114300" simplePos="0" relativeHeight="251680768" behindDoc="0" locked="0" layoutInCell="1" allowOverlap="1" wp14:anchorId="7C9AA9E5" wp14:editId="2C2D245E">
             <wp:simplePos x="0" y="0"/>
@@ -9792,18 +9930,6 @@
         <w:bidi w:val="0"/>
         <w:rPr>
           <w:rFonts w:asciiTheme="majorBidi" w:hAnsiTheme="majorBidi" w:cstheme="majorBidi"/>
-          <w:color w:val="215E99" w:themeColor="text2" w:themeTint="BF"/>
-          <w:sz w:val="24"/>
-          <w:szCs w:val="24"/>
-          <w:u w:val="single"/>
-        </w:rPr>
-      </w:pPr>
-    </w:p>
-    <w:p>
-      <w:pPr>
-        <w:bidi w:val="0"/>
-        <w:rPr>
-          <w:rFonts w:asciiTheme="majorBidi" w:hAnsiTheme="majorBidi" w:cstheme="majorBidi"/>
         </w:rPr>
       </w:pPr>
       <w:r>
@@ -10014,13 +10140,13 @@
           <w:noProof/>
         </w:rPr>
         <w:drawing>
-          <wp:anchor distT="0" distB="0" distL="114300" distR="114300" simplePos="0" relativeHeight="251682816" behindDoc="0" locked="0" layoutInCell="1" allowOverlap="1" wp14:anchorId="79CBDAFD" wp14:editId="13956878">
+          <wp:anchor distT="0" distB="0" distL="114300" distR="114300" simplePos="0" relativeHeight="251682816" behindDoc="0" locked="0" layoutInCell="1" allowOverlap="1" wp14:anchorId="79CBDAFD" wp14:editId="0C0063E1">
             <wp:simplePos x="0" y="0"/>
             <wp:positionH relativeFrom="margin">
-              <wp:posOffset>647700</wp:posOffset>
+              <wp:posOffset>560871</wp:posOffset>
             </wp:positionH>
             <wp:positionV relativeFrom="paragraph">
-              <wp:posOffset>130197</wp:posOffset>
+              <wp:posOffset>50551</wp:posOffset>
             </wp:positionV>
             <wp:extent cx="3718560" cy="2829538"/>
             <wp:effectExtent l="0" t="0" r="0" b="9525"/>
@@ -10051,7 +10177,7 @@
                   <pic:spPr>
                     <a:xfrm>
                       <a:off x="0" y="0"/>
-                      <a:ext cx="3722241" cy="2832339"/>
+                      <a:ext cx="3718560" cy="2829538"/>
                     </a:xfrm>
                     <a:prstGeom prst="rect">
                       <a:avLst/>
@@ -11205,7 +11331,7 @@
         </w:rPr>
         <w:lastRenderedPageBreak/>
         <w:drawing>
-          <wp:anchor distT="0" distB="0" distL="114300" distR="114300" simplePos="0" relativeHeight="251687936" behindDoc="0" locked="0" layoutInCell="1" allowOverlap="1" wp14:anchorId="2A4C62AE" wp14:editId="4B7C113C">
+          <wp:anchor distT="0" distB="0" distL="114300" distR="114300" simplePos="0" relativeHeight="251687936" behindDoc="0" locked="0" layoutInCell="1" allowOverlap="1" wp14:anchorId="2A4C62AE" wp14:editId="422204EF">
             <wp:simplePos x="0" y="0"/>
             <wp:positionH relativeFrom="margin">
               <wp:posOffset>338455</wp:posOffset>
@@ -11394,7 +11520,7 @@
           <w:noProof/>
         </w:rPr>
         <w:drawing>
-          <wp:anchor distT="0" distB="0" distL="114300" distR="114300" simplePos="0" relativeHeight="251688960" behindDoc="0" locked="0" layoutInCell="1" allowOverlap="1" wp14:anchorId="774C540C" wp14:editId="65D585D4">
+          <wp:anchor distT="0" distB="0" distL="114300" distR="114300" simplePos="0" relativeHeight="251688960" behindDoc="0" locked="0" layoutInCell="1" allowOverlap="1" wp14:anchorId="774C540C" wp14:editId="3AE36EE4">
             <wp:simplePos x="0" y="0"/>
             <wp:positionH relativeFrom="margin">
               <wp:posOffset>57150</wp:posOffset>
@@ -12347,7 +12473,7 @@
       <w:pPr>
         <w:pStyle w:val="Heading2"/>
       </w:pPr>
-      <w:bookmarkStart w:id="17" w:name="_Toc204686742"/>
+      <w:bookmarkStart w:id="18" w:name="_Toc204688387"/>
       <w:r>
         <w:lastRenderedPageBreak/>
         <w:t>7</w:t>
@@ -12368,7 +12494,7 @@
       <w:r>
         <w:t>Maintenance Guide</w:t>
       </w:r>
-      <w:bookmarkEnd w:id="17"/>
+      <w:bookmarkEnd w:id="18"/>
     </w:p>
     <w:p>
       <w:pPr>
@@ -23124,7 +23250,7 @@
       <w:pPr>
         <w:pStyle w:val="Heading1"/>
       </w:pPr>
-      <w:bookmarkStart w:id="18" w:name="_Toc204686743"/>
+      <w:bookmarkStart w:id="19" w:name="_Toc204688388"/>
       <w:r>
         <w:lastRenderedPageBreak/>
         <w:t>8</w:t>
@@ -23135,7 +23261,7 @@
       <w:r>
         <w:t>REFERENCES:</w:t>
       </w:r>
-      <w:bookmarkEnd w:id="18"/>
+      <w:bookmarkEnd w:id="19"/>
     </w:p>
     <w:p>
       <w:pPr>
@@ -23152,7 +23278,7 @@
           <w:szCs w:val="24"/>
         </w:rPr>
       </w:pPr>
-      <w:bookmarkStart w:id="19" w:name="_Ref190094093"/>
+      <w:bookmarkStart w:id="20" w:name="_Ref190094093"/>
       <w:r>
         <w:rPr>
           <w:rFonts w:asciiTheme="majorBidi" w:hAnsiTheme="majorBidi" w:cstheme="majorBidi"/>
@@ -23206,7 +23332,7 @@
         </w:rPr>
         <w:t>‏</w:t>
       </w:r>
-      <w:bookmarkEnd w:id="19"/>
+      <w:bookmarkEnd w:id="20"/>
     </w:p>
     <w:p>
       <w:pPr>
@@ -23223,7 +23349,7 @@
           <w:szCs w:val="24"/>
         </w:rPr>
       </w:pPr>
-      <w:bookmarkStart w:id="20" w:name="_Ref190094159"/>
+      <w:bookmarkStart w:id="21" w:name="_Ref190094159"/>
       <w:r>
         <w:rPr>
           <w:rFonts w:asciiTheme="majorBidi" w:hAnsiTheme="majorBidi" w:cstheme="majorBidi"/>
@@ -23277,7 +23403,7 @@
         </w:rPr>
         <w:t>‏</w:t>
       </w:r>
-      <w:bookmarkEnd w:id="20"/>
+      <w:bookmarkEnd w:id="21"/>
     </w:p>
     <w:p>
       <w:pPr>
@@ -23294,7 +23420,7 @@
           <w:szCs w:val="24"/>
         </w:rPr>
       </w:pPr>
-      <w:bookmarkStart w:id="21" w:name="_Ref190094186"/>
+      <w:bookmarkStart w:id="22" w:name="_Ref190094186"/>
       <w:r>
         <w:rPr>
           <w:rFonts w:asciiTheme="majorBidi" w:hAnsiTheme="majorBidi" w:cstheme="majorBidi"/>
@@ -23330,7 +23456,7 @@
         </w:rPr>
         <w:t>‏</w:t>
       </w:r>
-      <w:bookmarkEnd w:id="21"/>
+      <w:bookmarkEnd w:id="22"/>
     </w:p>
     <w:p>
       <w:pPr>
@@ -23349,7 +23475,7 @@
           <w:szCs w:val="24"/>
         </w:rPr>
       </w:pPr>
-      <w:bookmarkStart w:id="22" w:name="_Ref190094460"/>
+      <w:bookmarkStart w:id="23" w:name="_Ref190094460"/>
       <w:r>
         <w:rPr>
           <w:rFonts w:asciiTheme="majorBidi" w:hAnsiTheme="majorBidi" w:cstheme="majorBidi"/>
@@ -23368,7 +23494,7 @@
         </w:rPr>
         <w:t>Information Systems: Research, Development, Applications, Education: 12th SIGSAND/PLAIS EuroSymposium 2019, Gdansk, Poland, September 19, 2019, Proceedings</w:t>
       </w:r>
-      <w:bookmarkEnd w:id="22"/>
+      <w:bookmarkEnd w:id="23"/>
       <w:r>
         <w:rPr>
           <w:rFonts w:asciiTheme="majorBidi" w:hAnsiTheme="majorBidi" w:cstheme="majorBidi"/>
@@ -23395,7 +23521,7 @@
           <w:szCs w:val="24"/>
         </w:rPr>
       </w:pPr>
-      <w:bookmarkStart w:id="23" w:name="_Ref190094563"/>
+      <w:bookmarkStart w:id="24" w:name="_Ref190094563"/>
       <w:r>
         <w:rPr>
           <w:rFonts w:asciiTheme="majorBidi" w:hAnsiTheme="majorBidi" w:cstheme="majorBidi"/>
@@ -23449,7 +23575,7 @@
         </w:rPr>
         <w:t>‏</w:t>
       </w:r>
-      <w:bookmarkEnd w:id="23"/>
+      <w:bookmarkEnd w:id="24"/>
     </w:p>
     <w:p>
       <w:pPr>
@@ -23466,7 +23592,7 @@
           <w:szCs w:val="24"/>
         </w:rPr>
       </w:pPr>
-      <w:bookmarkStart w:id="24" w:name="_Ref190094571"/>
+      <w:bookmarkStart w:id="25" w:name="_Ref190094571"/>
       <w:r>
         <w:rPr>
           <w:rFonts w:asciiTheme="majorBidi" w:hAnsiTheme="majorBidi" w:cstheme="majorBidi"/>
@@ -23511,7 +23637,7 @@
         </w:rPr>
         <w:t>(4), 460-481.</w:t>
       </w:r>
-      <w:bookmarkEnd w:id="24"/>
+      <w:bookmarkEnd w:id="25"/>
     </w:p>
     <w:p>
       <w:pPr>
@@ -23528,7 +23654,7 @@
           <w:szCs w:val="24"/>
         </w:rPr>
       </w:pPr>
-      <w:bookmarkStart w:id="25" w:name="_Ref190094578"/>
+      <w:bookmarkStart w:id="26" w:name="_Ref190094578"/>
       <w:r>
         <w:rPr>
           <w:rFonts w:asciiTheme="majorBidi" w:hAnsiTheme="majorBidi" w:cstheme="majorBidi"/>
@@ -23582,7 +23708,7 @@
         </w:rPr>
         <w:t>‏</w:t>
       </w:r>
-      <w:bookmarkEnd w:id="25"/>
+      <w:bookmarkEnd w:id="26"/>
     </w:p>
     <w:p>
       <w:pPr>
@@ -23599,7 +23725,7 @@
           <w:szCs w:val="24"/>
         </w:rPr>
       </w:pPr>
-      <w:bookmarkStart w:id="26" w:name="_Ref190094587"/>
+      <w:bookmarkStart w:id="27" w:name="_Ref190094587"/>
       <w:r>
         <w:rPr>
           <w:rFonts w:asciiTheme="majorBidi" w:hAnsiTheme="majorBidi" w:cstheme="majorBidi"/>
@@ -23653,7 +23779,7 @@
         </w:rPr>
         <w:t>‏</w:t>
       </w:r>
-      <w:bookmarkEnd w:id="26"/>
+      <w:bookmarkEnd w:id="27"/>
     </w:p>
     <w:p>
       <w:pPr>
@@ -23670,7 +23796,7 @@
           <w:szCs w:val="24"/>
         </w:rPr>
       </w:pPr>
-      <w:bookmarkStart w:id="27" w:name="_Ref190094592"/>
+      <w:bookmarkStart w:id="28" w:name="_Ref190094592"/>
       <w:r>
         <w:rPr>
           <w:rFonts w:asciiTheme="majorBidi" w:hAnsiTheme="majorBidi" w:cstheme="majorBidi"/>
@@ -23706,7 +23832,7 @@
         </w:rPr>
         <w:t>‏</w:t>
       </w:r>
-      <w:bookmarkEnd w:id="27"/>
+      <w:bookmarkEnd w:id="28"/>
     </w:p>
     <w:p>
       <w:pPr>
